--- a/TS-Kramam/TS-5.7/TS 5.7 Tamil Krama Paatam Corrections.docx
+++ b/TS-Kramam/TS-5.7/TS 5.7 Tamil Krama Paatam Corrections.docx
@@ -140,12 +140,16 @@
               <w:spacing w:before="0" w:line="240" w:lineRule="auto"/>
               <w:jc w:val="center"/>
               <w:rPr>
+                <w:b/>
+                <w:bCs/>
                 <w:sz w:val="32"/>
                 <w:szCs w:val="32"/>
               </w:rPr>
             </w:pPr>
             <w:r>
               <w:rPr>
+                <w:b/>
+                <w:bCs/>
                 <w:sz w:val="32"/>
                 <w:szCs w:val="32"/>
               </w:rPr>
@@ -157,12 +161,16 @@
               <w:spacing w:before="0" w:line="240" w:lineRule="auto"/>
               <w:jc w:val="center"/>
               <w:rPr>
+                <w:b/>
+                <w:bCs/>
                 <w:sz w:val="32"/>
                 <w:szCs w:val="32"/>
               </w:rPr>
             </w:pPr>
             <w:r>
               <w:rPr>
+                <w:b/>
+                <w:bCs/>
                 <w:sz w:val="32"/>
                 <w:szCs w:val="32"/>
               </w:rPr>
@@ -179,12 +187,16 @@
               <w:spacing w:before="0" w:line="240" w:lineRule="auto"/>
               <w:jc w:val="center"/>
               <w:rPr>
+                <w:b/>
+                <w:bCs/>
                 <w:sz w:val="32"/>
                 <w:szCs w:val="32"/>
               </w:rPr>
             </w:pPr>
             <w:r>
               <w:rPr>
+                <w:b/>
+                <w:bCs/>
                 <w:sz w:val="32"/>
                 <w:szCs w:val="32"/>
               </w:rPr>
@@ -202,12 +214,16 @@
               <w:ind w:right="-18"/>
               <w:jc w:val="center"/>
               <w:rPr>
+                <w:b/>
+                <w:bCs/>
                 <w:sz w:val="32"/>
                 <w:szCs w:val="32"/>
               </w:rPr>
             </w:pPr>
             <w:r>
               <w:rPr>
+                <w:b/>
+                <w:bCs/>
                 <w:sz w:val="32"/>
                 <w:szCs w:val="32"/>
               </w:rPr>
@@ -255,25 +271,25 @@
                 <w:sz w:val="28"/>
                 <w:szCs w:val="32"/>
               </w:rPr>
-              <w:t>T.S.5.7.</w:t>
-            </w:r>
-            <w:r>
-              <w:rPr>
-                <w:rFonts w:cs="Arial"/>
-                <w:b/>
-                <w:sz w:val="28"/>
-                <w:szCs w:val="32"/>
-              </w:rPr>
-              <w:t>6.3</w:t>
-            </w:r>
-            <w:r>
-              <w:rPr>
-                <w:rFonts w:cs="Arial"/>
-                <w:b/>
-                <w:sz w:val="28"/>
-                <w:szCs w:val="32"/>
-              </w:rPr>
-              <w:t xml:space="preserve"> – Kramam</w:t>
+              <w:t>T.S.5.</w:t>
+            </w:r>
+            <w:r>
+              <w:rPr>
+                <w:rFonts w:cs="Arial"/>
+                <w:b/>
+                <w:sz w:val="28"/>
+                <w:szCs w:val="32"/>
+              </w:rPr>
+              <w:t>7.5.5</w:t>
+            </w:r>
+            <w:r>
+              <w:rPr>
+                <w:rFonts w:cs="Arial"/>
+                <w:b/>
+                <w:sz w:val="28"/>
+                <w:szCs w:val="32"/>
+              </w:rPr>
+              <w:t>– Kramam</w:t>
             </w:r>
           </w:p>
           <w:p>
@@ -303,7 +319,7 @@
                 <w:szCs w:val="32"/>
                 <w:lang w:val="en-IN"/>
               </w:rPr>
-              <w:t>Krama Vaakyam No.– 53</w:t>
+              <w:t>Krama Vaakyam No.– 49</w:t>
             </w:r>
           </w:p>
           <w:p>
@@ -322,27 +338,36 @@
                 <w:b/>
                 <w:sz w:val="28"/>
                 <w:szCs w:val="32"/>
+              </w:rPr>
+            </w:pPr>
+            <w:r>
+              <w:rPr>
+                <w:rFonts w:cs="Arial"/>
+                <w:b/>
+                <w:sz w:val="28"/>
+                <w:szCs w:val="32"/>
                 <w:lang w:val="it-IT"/>
               </w:rPr>
-            </w:pPr>
-            <w:r>
-              <w:rPr>
-                <w:rFonts w:cs="Arial"/>
-                <w:b/>
-                <w:sz w:val="28"/>
+              <w:t>Panchaati No</w:t>
+            </w:r>
+            <w:r>
+              <w:rPr>
+                <w:rFonts w:cs="Arial"/>
+                <w:b/>
                 <w:szCs w:val="32"/>
                 <w:lang w:val="it-IT"/>
               </w:rPr>
-              <w:t>Panchaati No</w:t>
-            </w:r>
-            <w:r>
-              <w:rPr>
-                <w:rFonts w:cs="Arial"/>
-                <w:b/>
+              <w:t xml:space="preserve">. - </w:t>
+            </w:r>
+            <w:r>
+              <w:rPr>
+                <w:rFonts w:cs="Arial"/>
+                <w:b/>
+                <w:sz w:val="28"/>
                 <w:szCs w:val="32"/>
                 <w:lang w:val="it-IT"/>
               </w:rPr>
-              <w:t xml:space="preserve">. - </w:t>
+              <w:t>2</w:t>
             </w:r>
             <w:r>
               <w:rPr>
@@ -352,17 +377,7 @@
                 <w:szCs w:val="32"/>
                 <w:lang w:val="it-IT"/>
               </w:rPr>
-              <w:t>2</w:t>
-            </w:r>
-            <w:r>
-              <w:rPr>
-                <w:rFonts w:cs="Arial"/>
-                <w:b/>
-                <w:sz w:val="28"/>
-                <w:szCs w:val="32"/>
-                <w:lang w:val="it-IT"/>
-              </w:rPr>
-              <w:t>6</w:t>
+              <w:t>1</w:t>
             </w:r>
           </w:p>
         </w:tc>
@@ -384,11 +399,11 @@
               <w:adjustRightInd w:val="0"/>
               <w:spacing w:before="0" w:line="240" w:lineRule="auto"/>
               <w:rPr>
-                <w:rFonts w:ascii="BRH Malayalam Extra" w:eastAsia="Times New Roman" w:hAnsi="BRH Malayalam Extra" w:cs="BRH Malayalam Extra"/>
-                <w:color w:val="000000"/>
-                <w:sz w:val="40"/>
-                <w:szCs w:val="40"/>
-                <w:lang w:val="it-IT" w:eastAsia="en-IN" w:bidi="ml-IN"/>
+                <w:rFonts w:ascii="Latha" w:hAnsi="Latha" w:cs="Latha"/>
+                <w:sz w:val="28"/>
+                <w:szCs w:val="28"/>
+                <w:cs/>
+                <w:lang w:bidi="ta-IN"/>
               </w:rPr>
             </w:pPr>
             <w:r>
@@ -399,7 +414,47 @@
                 <w:cs/>
                 <w:lang w:bidi="ta-IN"/>
               </w:rPr>
-              <w:t>ப்</w:t>
+              <w:t>ப்ர</w:t>
+            </w:r>
+            <w:r>
+              <w:rPr>
+                <w:rFonts w:ascii="BRH Tamil Tab Extra" w:hAnsi="BRH Tamil Tab Extra" w:cs="Latha"/>
+                <w:b/>
+                <w:sz w:val="32"/>
+                <w:szCs w:val="28"/>
+                <w:lang w:bidi="ta-IN"/>
+              </w:rPr>
+              <w:t>……</w:t>
+            </w:r>
+            <w:r>
+              <w:rPr>
+                <w:rFonts w:ascii="Latha" w:hAnsi="Latha" w:cs="Latha"/>
+                <w:sz w:val="28"/>
+                <w:szCs w:val="28"/>
+                <w:cs/>
+                <w:lang w:bidi="ta-IN"/>
+              </w:rPr>
+              <w:t>ஜாப</w:t>
+            </w:r>
+            <w:r>
+              <w:rPr>
+                <w:rFonts w:ascii="BRH Tamil Tab Extra" w:hAnsi="BRH Tamil Tab Extra" w:cs="Latha"/>
+                <w:b/>
+                <w:sz w:val="36"/>
+                <w:szCs w:val="28"/>
+                <w:lang w:bidi="ta-IN"/>
+              </w:rPr>
+              <w:t>†</w:t>
+            </w:r>
+            <w:r>
+              <w:rPr>
+                <w:rFonts w:ascii="Latha" w:hAnsi="Latha" w:cs="Latha"/>
+                <w:sz w:val="28"/>
+                <w:szCs w:val="28"/>
+                <w:cs/>
+                <w:lang w:bidi="ta-IN"/>
+              </w:rPr>
+              <w:t>திமப்</w:t>
             </w:r>
             <w:r>
               <w:rPr>
@@ -417,66 +472,12 @@
             <w:r>
               <w:rPr>
                 <w:rFonts w:ascii="Latha" w:hAnsi="Latha" w:cs="Latha"/>
-                <w:b/>
-                <w:bCs/>
-                <w:i/>
-                <w:iCs/>
-                <w:sz w:val="28"/>
-                <w:szCs w:val="28"/>
-                <w:cs/>
-                <w:lang w:bidi="ta-IN"/>
-              </w:rPr>
-              <w:t>ரு</w:t>
-            </w:r>
-            <w:r>
-              <w:rPr>
-                <w:rFonts w:ascii="BRH Tamil Tab Extra" w:hAnsi="BRH Tamil Tab Extra" w:cs="Latha"/>
-                <w:b/>
-                <w:sz w:val="32"/>
-                <w:szCs w:val="28"/>
-                <w:lang w:val="it-IT" w:bidi="ta-IN"/>
-              </w:rPr>
-              <w:t>……</w:t>
-            </w:r>
-            <w:r>
-              <w:rPr>
-                <w:rFonts w:ascii="Latha" w:hAnsi="Latha" w:cs="Latha"/>
-                <w:sz w:val="28"/>
-                <w:szCs w:val="28"/>
-                <w:cs/>
-                <w:lang w:bidi="ta-IN"/>
-              </w:rPr>
-              <w:t>ஹ</w:t>
-            </w:r>
-            <w:r>
-              <w:rPr>
-                <w:rFonts w:ascii="BRH Tamil Tab Extra" w:hAnsi="BRH Tamil Tab Extra" w:cs="Latha"/>
-                <w:b/>
-                <w:sz w:val="32"/>
-                <w:szCs w:val="28"/>
-                <w:lang w:val="it-IT" w:bidi="ta-IN"/>
-              </w:rPr>
-              <w:t>……</w:t>
-            </w:r>
-            <w:r>
-              <w:rPr>
-                <w:rFonts w:ascii="Latha" w:hAnsi="Latha" w:cs="Latha"/>
-                <w:sz w:val="28"/>
-                <w:szCs w:val="28"/>
-                <w:cs/>
-                <w:lang w:bidi="ta-IN"/>
-              </w:rPr>
-              <w:t>ஸ்ப</w:t>
-            </w:r>
-            <w:r>
-              <w:rPr>
-                <w:rFonts w:ascii="BRH Tamil Tab Extra" w:hAnsi="BRH Tamil Tab Extra" w:cs="Latha"/>
-                <w:b/>
-                <w:sz w:val="32"/>
-                <w:szCs w:val="28"/>
-                <w:lang w:val="it-IT" w:bidi="ta-IN"/>
-              </w:rPr>
-              <w:t>……</w:t>
+                <w:sz w:val="28"/>
+                <w:szCs w:val="28"/>
+                <w:cs/>
+                <w:lang w:bidi="ta-IN"/>
+              </w:rPr>
+              <w:t>ர</w:t>
             </w:r>
             <w:r>
               <w:rPr>
@@ -487,111 +488,26 @@
                 <w:cs/>
                 <w:lang w:bidi="ta-IN"/>
               </w:rPr>
-              <w:t>தே</w:t>
-            </w:r>
-            <w:r>
-              <w:rPr>
-                <w:rFonts w:ascii="BRH Tamil Tab Extra" w:hAnsi="BRH Tamil Tab Extra" w:cs="Latha"/>
-                <w:b/>
-                <w:sz w:val="32"/>
-                <w:szCs w:val="28"/>
-                <w:lang w:val="it-IT" w:bidi="ta-IN"/>
-              </w:rPr>
-              <w:t>……</w:t>
-            </w:r>
-            <w:r>
-              <w:rPr>
-                <w:rFonts w:ascii="Latha" w:hAnsi="Latha" w:cs="Latha"/>
-                <w:sz w:val="28"/>
-                <w:szCs w:val="28"/>
-                <w:lang w:val="it-IT" w:bidi="ta-IN"/>
-              </w:rPr>
-              <w:t xml:space="preserve"> </w:t>
-            </w:r>
-            <w:r>
-              <w:rPr>
-                <w:rFonts w:ascii="Latha" w:hAnsi="Latha" w:cs="Latha"/>
-                <w:sz w:val="28"/>
-                <w:szCs w:val="28"/>
-                <w:cs/>
-                <w:lang w:bidi="ta-IN"/>
-              </w:rPr>
-              <w:t>இதி</w:t>
-            </w:r>
-            <w:r>
-              <w:rPr>
-                <w:rFonts w:ascii="BRH Tamil Tab Extra" w:hAnsi="BRH Tamil Tab Extra" w:cs="Latha"/>
-                <w:b/>
-                <w:sz w:val="36"/>
-                <w:szCs w:val="28"/>
-                <w:lang w:val="it-IT" w:bidi="ta-IN"/>
-              </w:rPr>
-              <w:t>†</w:t>
-            </w:r>
-            <w:r>
-              <w:rPr>
-                <w:rFonts w:ascii="Latha" w:hAnsi="Latha" w:cs="Latha"/>
-                <w:sz w:val="28"/>
-                <w:szCs w:val="28"/>
-                <w:lang w:val="it-IT" w:bidi="ta-IN"/>
-              </w:rPr>
-              <w:t xml:space="preserve"> </w:t>
-            </w:r>
-            <w:r>
-              <w:rPr>
-                <w:rFonts w:ascii="Latha" w:hAnsi="Latha" w:cs="Latha"/>
-                <w:sz w:val="28"/>
-                <w:szCs w:val="28"/>
-                <w:cs/>
-                <w:lang w:bidi="ta-IN"/>
-              </w:rPr>
-              <w:t>ப்</w:t>
-            </w:r>
-            <w:r>
-              <w:rPr>
-                <w:rFonts w:ascii="Latha" w:hAnsi="Latha" w:cs="Latha"/>
-                <w:b/>
-                <w:bCs/>
-                <w:position w:val="-12"/>
-                <w:sz w:val="28"/>
-                <w:szCs w:val="28"/>
-                <w:cs/>
-                <w:lang w:bidi="ta-IN"/>
-              </w:rPr>
-              <w:t>3</w:t>
-            </w:r>
-            <w:r>
-              <w:rPr>
-                <w:rFonts w:ascii="Latha" w:hAnsi="Latha" w:cs="Latha"/>
-                <w:b/>
-                <w:bCs/>
-                <w:i/>
-                <w:iCs/>
-                <w:sz w:val="28"/>
-                <w:szCs w:val="28"/>
-                <w:cs/>
-                <w:lang w:bidi="ta-IN"/>
-              </w:rPr>
-              <w:t>ரு</w:t>
-            </w:r>
-            <w:r>
-              <w:rPr>
-                <w:rFonts w:ascii="Latha" w:hAnsi="Latha" w:cs="Latha"/>
-                <w:sz w:val="28"/>
-                <w:szCs w:val="28"/>
-                <w:cs/>
-                <w:lang w:bidi="ta-IN"/>
-              </w:rPr>
-              <w:t>ஹஸ்பதே</w:t>
-            </w:r>
-            <w:r>
-              <w:rPr>
-                <w:rFonts w:ascii="Latha" w:hAnsi="Latha" w:cs="Latha"/>
-                <w:sz w:val="28"/>
-                <w:szCs w:val="28"/>
-                <w:lang w:val="it-IT" w:bidi="ta-IN"/>
-              </w:rPr>
-              <w:t xml:space="preserve"> ||</w:t>
+              <w:t>வி</w:t>
+            </w:r>
+            <w:r>
+              <w:rPr>
+                <w:rFonts w:ascii="Latha" w:hAnsi="Latha" w:cs="Latha"/>
+                <w:sz w:val="28"/>
+                <w:szCs w:val="28"/>
+                <w:cs/>
+                <w:lang w:bidi="ta-IN"/>
+              </w:rPr>
+              <w:t>த்</w:t>
+            </w:r>
+            <w:r>
+              <w:rPr>
+                <w:rFonts w:ascii="Latha" w:hAnsi="Latha" w:cs="Latha"/>
+                <w:sz w:val="28"/>
+                <w:szCs w:val="28"/>
+                <w:lang w:bidi="ta-IN"/>
+              </w:rPr>
+              <w:t xml:space="preserve"> |</w:t>
             </w:r>
           </w:p>
         </w:tc>
@@ -610,506 +526,11 @@
               <w:spacing w:before="0" w:line="240" w:lineRule="auto"/>
               <w:ind w:right="-106"/>
               <w:rPr>
-                <w:rFonts w:ascii="BRH Malayalam Extra" w:eastAsia="Times New Roman" w:hAnsi="BRH Malayalam Extra" w:cs="BRH Malayalam Extra"/>
-                <w:color w:val="000000"/>
-                <w:sz w:val="40"/>
-                <w:szCs w:val="40"/>
-                <w:lang w:val="it-IT" w:eastAsia="en-IN" w:bidi="ml-IN"/>
-              </w:rPr>
-            </w:pPr>
-            <w:r>
-              <w:rPr>
-                <w:rFonts w:ascii="Latha" w:hAnsi="Latha" w:cs="Latha"/>
-                <w:sz w:val="28"/>
-                <w:szCs w:val="28"/>
-                <w:cs/>
-                <w:lang w:bidi="ta-IN"/>
-              </w:rPr>
-              <w:t>ப்</w:t>
-            </w:r>
-            <w:r>
-              <w:rPr>
-                <w:rFonts w:ascii="Latha" w:hAnsi="Latha" w:cs="Latha"/>
-                <w:b/>
-                <w:bCs/>
-                <w:position w:val="-12"/>
-                <w:sz w:val="28"/>
-                <w:szCs w:val="28"/>
-                <w:cs/>
-                <w:lang w:bidi="ta-IN"/>
-              </w:rPr>
-              <w:t>3</w:t>
-            </w:r>
-            <w:r>
-              <w:rPr>
-                <w:rFonts w:ascii="Latha" w:hAnsi="Latha" w:cs="Latha"/>
-                <w:b/>
-                <w:bCs/>
-                <w:i/>
-                <w:iCs/>
-                <w:sz w:val="28"/>
-                <w:szCs w:val="28"/>
-                <w:cs/>
-                <w:lang w:bidi="ta-IN"/>
-              </w:rPr>
-              <w:t>ரு</w:t>
-            </w:r>
-            <w:r>
-              <w:rPr>
-                <w:rFonts w:ascii="BRH Tamil Tab Extra" w:hAnsi="BRH Tamil Tab Extra" w:cs="Latha"/>
-                <w:b/>
-                <w:sz w:val="32"/>
-                <w:szCs w:val="28"/>
-                <w:lang w:val="it-IT" w:bidi="ta-IN"/>
-              </w:rPr>
-              <w:t>……</w:t>
-            </w:r>
-            <w:r>
-              <w:rPr>
-                <w:rFonts w:ascii="Latha" w:hAnsi="Latha" w:cs="Latha"/>
-                <w:sz w:val="28"/>
-                <w:szCs w:val="28"/>
-                <w:cs/>
-                <w:lang w:bidi="ta-IN"/>
-              </w:rPr>
-              <w:t>ஹ</w:t>
-            </w:r>
-            <w:r>
-              <w:rPr>
-                <w:rFonts w:ascii="BRH Tamil Tab Extra" w:hAnsi="BRH Tamil Tab Extra" w:cs="Latha"/>
-                <w:b/>
-                <w:sz w:val="32"/>
-                <w:szCs w:val="28"/>
-                <w:lang w:val="it-IT" w:bidi="ta-IN"/>
-              </w:rPr>
-              <w:t>……</w:t>
-            </w:r>
-            <w:r>
-              <w:rPr>
-                <w:rFonts w:ascii="Latha" w:hAnsi="Latha" w:cs="Latha"/>
-                <w:sz w:val="28"/>
-                <w:szCs w:val="28"/>
-                <w:cs/>
-                <w:lang w:bidi="ta-IN"/>
-              </w:rPr>
-              <w:t>ஸ்ப</w:t>
-            </w:r>
-            <w:r>
-              <w:rPr>
-                <w:rFonts w:ascii="BRH Tamil Tab Extra" w:hAnsi="BRH Tamil Tab Extra" w:cs="Latha"/>
-                <w:b/>
-                <w:sz w:val="32"/>
-                <w:szCs w:val="28"/>
-                <w:lang w:val="it-IT" w:bidi="ta-IN"/>
-              </w:rPr>
-              <w:t>……</w:t>
-            </w:r>
-            <w:r>
-              <w:rPr>
-                <w:rFonts w:ascii="Latha" w:hAnsi="Latha" w:cs="Latha"/>
-                <w:sz w:val="28"/>
-                <w:szCs w:val="28"/>
-                <w:highlight w:val="green"/>
-                <w:cs/>
-                <w:lang w:bidi="ta-IN"/>
-              </w:rPr>
-              <w:t>த</w:t>
-            </w:r>
-            <w:r>
-              <w:rPr>
-                <w:rFonts w:ascii="BRH Tamil Tab Extra" w:hAnsi="BRH Tamil Tab Extra" w:cs="Latha"/>
-                <w:b/>
-                <w:sz w:val="32"/>
-                <w:szCs w:val="28"/>
-                <w:lang w:val="it-IT" w:bidi="ta-IN"/>
-              </w:rPr>
-              <w:t>……</w:t>
-            </w:r>
-            <w:r>
-              <w:rPr>
-                <w:rFonts w:ascii="Latha" w:hAnsi="Latha" w:cs="Latha"/>
-                <w:sz w:val="28"/>
-                <w:szCs w:val="28"/>
-                <w:lang w:val="it-IT" w:bidi="ta-IN"/>
-              </w:rPr>
-              <w:t xml:space="preserve"> </w:t>
-            </w:r>
-            <w:r>
-              <w:rPr>
-                <w:rFonts w:ascii="Latha" w:hAnsi="Latha" w:cs="Latha"/>
-                <w:sz w:val="28"/>
-                <w:szCs w:val="28"/>
-                <w:cs/>
-                <w:lang w:bidi="ta-IN"/>
-              </w:rPr>
-              <w:t>இதி</w:t>
-            </w:r>
-            <w:r>
-              <w:rPr>
-                <w:rFonts w:ascii="BRH Tamil Tab Extra" w:hAnsi="BRH Tamil Tab Extra" w:cs="Latha"/>
-                <w:b/>
-                <w:sz w:val="36"/>
-                <w:szCs w:val="28"/>
-                <w:lang w:val="it-IT" w:bidi="ta-IN"/>
-              </w:rPr>
-              <w:t>†</w:t>
-            </w:r>
-            <w:r>
-              <w:rPr>
-                <w:rFonts w:ascii="Latha" w:hAnsi="Latha" w:cs="Latha"/>
-                <w:sz w:val="28"/>
-                <w:szCs w:val="28"/>
-                <w:lang w:val="it-IT" w:bidi="ta-IN"/>
-              </w:rPr>
-              <w:t xml:space="preserve"> </w:t>
-            </w:r>
-            <w:r>
-              <w:rPr>
-                <w:rFonts w:ascii="Latha" w:hAnsi="Latha" w:cs="Latha"/>
-                <w:sz w:val="28"/>
-                <w:szCs w:val="28"/>
-                <w:cs/>
-                <w:lang w:bidi="ta-IN"/>
-              </w:rPr>
-              <w:t>ப்</w:t>
-            </w:r>
-            <w:r>
-              <w:rPr>
-                <w:rFonts w:ascii="Latha" w:hAnsi="Latha" w:cs="Latha"/>
-                <w:b/>
-                <w:bCs/>
-                <w:position w:val="-12"/>
-                <w:sz w:val="28"/>
-                <w:szCs w:val="28"/>
-                <w:cs/>
-                <w:lang w:bidi="ta-IN"/>
-              </w:rPr>
-              <w:t>3</w:t>
-            </w:r>
-            <w:r>
-              <w:rPr>
-                <w:rFonts w:ascii="Latha" w:hAnsi="Latha" w:cs="Latha"/>
-                <w:b/>
-                <w:bCs/>
-                <w:i/>
-                <w:iCs/>
-                <w:sz w:val="28"/>
-                <w:szCs w:val="28"/>
-                <w:cs/>
-                <w:lang w:bidi="ta-IN"/>
-              </w:rPr>
-              <w:t>ரு</w:t>
-            </w:r>
-            <w:r>
-              <w:rPr>
-                <w:rFonts w:ascii="Latha" w:hAnsi="Latha" w:cs="Latha"/>
-                <w:sz w:val="28"/>
-                <w:szCs w:val="28"/>
-                <w:cs/>
-                <w:lang w:bidi="ta-IN"/>
-              </w:rPr>
-              <w:t>ஹஸ்பதே</w:t>
-            </w:r>
-            <w:r>
-              <w:rPr>
-                <w:rFonts w:ascii="Latha" w:hAnsi="Latha" w:cs="Latha"/>
-                <w:sz w:val="28"/>
-                <w:szCs w:val="28"/>
-                <w:lang w:val="it-IT" w:bidi="ta-IN"/>
-              </w:rPr>
-              <w:t xml:space="preserve"> ||</w:t>
-            </w:r>
-          </w:p>
-        </w:tc>
-      </w:tr>
-      <w:tr>
-        <w:trPr>
-          <w:trHeight w:val="918"/>
-        </w:trPr>
-        <w:tc>
-          <w:tcPr>
-            <w:tcW w:w="3877" w:type="dxa"/>
-            <w:shd w:val="clear" w:color="auto" w:fill="auto"/>
-          </w:tcPr>
-          <w:p>
-            <w:pPr>
-              <w:widowControl w:val="0"/>
-              <w:tabs>
-                <w:tab w:val="left" w:pos="993"/>
-              </w:tabs>
-              <w:autoSpaceDE w:val="0"/>
-              <w:autoSpaceDN w:val="0"/>
-              <w:adjustRightInd w:val="0"/>
-              <w:spacing w:before="0" w:line="252" w:lineRule="auto"/>
-              <w:ind w:right="297"/>
-              <w:rPr>
-                <w:rFonts w:cs="Arial"/>
-                <w:b/>
-                <w:sz w:val="28"/>
-                <w:szCs w:val="32"/>
-              </w:rPr>
-            </w:pPr>
-            <w:r>
-              <w:rPr>
-                <w:rFonts w:cs="Arial"/>
-                <w:b/>
-                <w:sz w:val="28"/>
-                <w:szCs w:val="32"/>
-              </w:rPr>
-              <w:t>T.S.5.</w:t>
-            </w:r>
-            <w:r>
-              <w:rPr>
-                <w:rFonts w:cs="Arial"/>
-                <w:b/>
-                <w:sz w:val="28"/>
-                <w:szCs w:val="32"/>
-              </w:rPr>
-              <w:t>7.5.5</w:t>
-            </w:r>
-            <w:r>
-              <w:rPr>
-                <w:rFonts w:cs="Arial"/>
-                <w:b/>
-                <w:sz w:val="28"/>
-                <w:szCs w:val="32"/>
-              </w:rPr>
-              <w:t>– Kramam</w:t>
-            </w:r>
-          </w:p>
-          <w:p>
-            <w:pPr>
-              <w:widowControl w:val="0"/>
-              <w:tabs>
-                <w:tab w:val="left" w:pos="993"/>
-              </w:tabs>
-              <w:autoSpaceDE w:val="0"/>
-              <w:autoSpaceDN w:val="0"/>
-              <w:adjustRightInd w:val="0"/>
-              <w:spacing w:before="0" w:line="252" w:lineRule="auto"/>
-              <w:ind w:right="297"/>
-              <w:rPr>
-                <w:rFonts w:cs="Arial"/>
-                <w:b/>
-                <w:sz w:val="28"/>
-                <w:szCs w:val="32"/>
-                <w:lang w:val="en-IN"/>
-              </w:rPr>
-            </w:pPr>
-            <w:r>
-              <w:rPr>
-                <w:rFonts w:cs="Arial"/>
-                <w:b/>
-                <w:sz w:val="28"/>
-                <w:szCs w:val="32"/>
-                <w:lang w:val="en-IN"/>
-              </w:rPr>
-              <w:t>Krama Vaakyam No.– 49</w:t>
-            </w:r>
-          </w:p>
-          <w:p>
-            <w:pPr>
-              <w:widowControl w:val="0"/>
-              <w:tabs>
-                <w:tab w:val="left" w:pos="993"/>
-              </w:tabs>
-              <w:autoSpaceDE w:val="0"/>
-              <w:autoSpaceDN w:val="0"/>
-              <w:adjustRightInd w:val="0"/>
-              <w:spacing w:before="0" w:line="252" w:lineRule="auto"/>
-              <w:ind w:right="297"/>
-              <w:rPr>
-                <w:rFonts w:cs="Arial"/>
-                <w:b/>
-                <w:sz w:val="28"/>
-                <w:szCs w:val="32"/>
-                <w:lang w:val="it-IT"/>
-              </w:rPr>
-            </w:pPr>
-            <w:r>
-              <w:rPr>
-                <w:rFonts w:cs="Arial"/>
-                <w:b/>
-                <w:sz w:val="28"/>
-                <w:szCs w:val="32"/>
-                <w:lang w:val="it-IT"/>
-              </w:rPr>
-              <w:t>Panchaati No</w:t>
-            </w:r>
-            <w:r>
-              <w:rPr>
-                <w:rFonts w:cs="Arial"/>
-                <w:b/>
-                <w:szCs w:val="32"/>
-                <w:lang w:val="it-IT"/>
-              </w:rPr>
-              <w:t xml:space="preserve">. - </w:t>
-            </w:r>
-            <w:r>
-              <w:rPr>
-                <w:rFonts w:cs="Arial"/>
-                <w:b/>
-                <w:sz w:val="28"/>
-                <w:szCs w:val="32"/>
-                <w:lang w:val="it-IT"/>
-              </w:rPr>
-              <w:t>2</w:t>
-            </w:r>
-            <w:r>
-              <w:rPr>
-                <w:rFonts w:cs="Arial"/>
-                <w:b/>
-                <w:sz w:val="28"/>
-                <w:szCs w:val="32"/>
-                <w:lang w:val="it-IT"/>
-              </w:rPr>
-              <w:t>1</w:t>
-            </w:r>
-          </w:p>
-        </w:tc>
-        <w:tc>
-          <w:tcPr>
-            <w:tcW w:w="4678" w:type="dxa"/>
-            <w:shd w:val="clear" w:color="auto" w:fill="auto"/>
-          </w:tcPr>
-          <w:p>
-            <w:pPr>
-              <w:widowControl w:val="0"/>
-              <w:autoSpaceDE w:val="0"/>
-              <w:autoSpaceDN w:val="0"/>
-              <w:adjustRightInd w:val="0"/>
-              <w:spacing w:before="0" w:line="240" w:lineRule="auto"/>
-              <w:rPr>
-                <w:rFonts w:ascii="BRH Malayalam Extra" w:eastAsia="Times New Roman" w:hAnsi="BRH Malayalam Extra" w:cs="BRH Malayalam Extra"/>
-                <w:color w:val="000000"/>
-                <w:sz w:val="40"/>
-                <w:szCs w:val="40"/>
-                <w:lang w:val="en-IN" w:eastAsia="en-IN" w:bidi="ml-IN"/>
-              </w:rPr>
-            </w:pPr>
-            <w:r>
-              <w:rPr>
-                <w:rFonts w:ascii="Latha" w:hAnsi="Latha" w:cs="Latha"/>
-                <w:sz w:val="28"/>
-                <w:szCs w:val="28"/>
-                <w:cs/>
-                <w:lang w:bidi="ta-IN"/>
-              </w:rPr>
-              <w:t>ப்ர</w:t>
-            </w:r>
-            <w:r>
-              <w:rPr>
-                <w:rFonts w:ascii="BRH Tamil Tab Extra" w:hAnsi="BRH Tamil Tab Extra" w:cs="Latha"/>
-                <w:b/>
-                <w:sz w:val="32"/>
-                <w:szCs w:val="28"/>
-                <w:lang w:bidi="ta-IN"/>
-              </w:rPr>
-              <w:t>……</w:t>
-            </w:r>
-            <w:r>
-              <w:rPr>
-                <w:rFonts w:ascii="Latha" w:hAnsi="Latha" w:cs="Latha"/>
-                <w:sz w:val="28"/>
-                <w:szCs w:val="28"/>
-                <w:cs/>
-                <w:lang w:bidi="ta-IN"/>
-              </w:rPr>
-              <w:t>ஜாப</w:t>
-            </w:r>
-            <w:r>
-              <w:rPr>
-                <w:rFonts w:ascii="BRH Tamil Tab Extra" w:hAnsi="BRH Tamil Tab Extra" w:cs="Latha"/>
-                <w:b/>
-                <w:sz w:val="36"/>
-                <w:szCs w:val="28"/>
-                <w:lang w:bidi="ta-IN"/>
-              </w:rPr>
-              <w:t>†</w:t>
-            </w:r>
-            <w:r>
-              <w:rPr>
-                <w:rFonts w:ascii="Latha" w:hAnsi="Latha" w:cs="Latha"/>
-                <w:sz w:val="28"/>
-                <w:szCs w:val="28"/>
-                <w:cs/>
-                <w:lang w:bidi="ta-IN"/>
-              </w:rPr>
-              <w:t>திமப்</w:t>
-            </w:r>
-            <w:r>
-              <w:rPr>
-                <w:rFonts w:ascii="Latha" w:hAnsi="Latha" w:cs="Latha"/>
-                <w:b/>
-                <w:bCs/>
-                <w:position w:val="-12"/>
-                <w:sz w:val="28"/>
-                <w:szCs w:val="28"/>
-                <w:cs/>
-                <w:lang w:bidi="ta-IN"/>
-              </w:rPr>
-              <w:t>3</w:t>
-            </w:r>
-            <w:r>
-              <w:rPr>
-                <w:rFonts w:ascii="Latha" w:hAnsi="Latha" w:cs="Latha"/>
-                <w:sz w:val="28"/>
-                <w:szCs w:val="28"/>
-                <w:cs/>
-                <w:lang w:bidi="ta-IN"/>
-              </w:rPr>
-              <w:t>ர</w:t>
-            </w:r>
-            <w:r>
-              <w:rPr>
-                <w:rFonts w:ascii="Latha" w:hAnsi="Latha" w:cs="Latha"/>
-                <w:sz w:val="28"/>
-                <w:szCs w:val="28"/>
-                <w:highlight w:val="yellow"/>
-                <w:cs/>
-                <w:lang w:bidi="ta-IN"/>
-              </w:rPr>
-              <w:t>வி</w:t>
-            </w:r>
-            <w:r>
-              <w:rPr>
-                <w:rFonts w:ascii="Latha" w:hAnsi="Latha" w:cs="Latha"/>
-                <w:sz w:val="28"/>
-                <w:szCs w:val="28"/>
-                <w:cs/>
-                <w:lang w:bidi="ta-IN"/>
-              </w:rPr>
-              <w:t>த்</w:t>
-            </w:r>
-            <w:r>
-              <w:rPr>
-                <w:rFonts w:ascii="Latha" w:hAnsi="Latha" w:cs="Latha"/>
-                <w:sz w:val="28"/>
-                <w:szCs w:val="28"/>
-                <w:lang w:bidi="ta-IN"/>
-              </w:rPr>
-              <w:t xml:space="preserve"> |</w:t>
-            </w:r>
-          </w:p>
-        </w:tc>
-        <w:tc>
-          <w:tcPr>
-            <w:tcW w:w="5280" w:type="dxa"/>
-            <w:shd w:val="clear" w:color="auto" w:fill="auto"/>
-          </w:tcPr>
-          <w:p>
-            <w:pPr>
-              <w:widowControl w:val="0"/>
-              <w:autoSpaceDE w:val="0"/>
-              <w:autoSpaceDN w:val="0"/>
-              <w:adjustRightInd w:val="0"/>
-              <w:spacing w:before="0" w:line="240" w:lineRule="auto"/>
-              <w:rPr>
-                <w:rFonts w:ascii="BRH Malayalam Extra" w:eastAsia="Times New Roman" w:hAnsi="BRH Malayalam Extra" w:cs="BRH Malayalam Extra"/>
-                <w:color w:val="000000"/>
-                <w:sz w:val="40"/>
-                <w:szCs w:val="40"/>
-                <w:lang w:eastAsia="en-IN" w:bidi="ml-IN"/>
+                <w:rFonts w:ascii="Latha" w:hAnsi="Latha" w:cs="Latha"/>
+                <w:sz w:val="28"/>
+                <w:szCs w:val="28"/>
+                <w:cs/>
+                <w:lang w:bidi="ta-IN"/>
               </w:rPr>
             </w:pPr>
             <w:r>
@@ -1266,7 +687,7 @@
                 <w:sz w:val="28"/>
                 <w:szCs w:val="32"/>
               </w:rPr>
-              <w:t>10.2</w:t>
+              <w:t>6.3</w:t>
             </w:r>
             <w:r>
               <w:rPr>
@@ -1305,7 +726,7 @@
                 <w:szCs w:val="32"/>
                 <w:lang w:val="en-IN"/>
               </w:rPr>
-              <w:t>Krama Vaakyam No.6</w:t>
+              <w:t>Krama Vaakyam No.– 53</w:t>
             </w:r>
           </w:p>
           <w:p>
@@ -1354,7 +775,17 @@
                 <w:szCs w:val="32"/>
                 <w:lang w:val="it-IT"/>
               </w:rPr>
-              <w:t>41</w:t>
+              <w:t>2</w:t>
+            </w:r>
+            <w:r>
+              <w:rPr>
+                <w:rFonts w:cs="Arial"/>
+                <w:b/>
+                <w:sz w:val="28"/>
+                <w:szCs w:val="32"/>
+                <w:lang w:val="it-IT"/>
+              </w:rPr>
+              <w:t>6</w:t>
             </w:r>
           </w:p>
         </w:tc>
@@ -1388,47 +819,6 @@
                 <w:rFonts w:ascii="Latha" w:hAnsi="Latha" w:cs="Latha"/>
                 <w:sz w:val="28"/>
                 <w:szCs w:val="28"/>
-                <w:highlight w:val="yellow"/>
-                <w:cs/>
-                <w:lang w:bidi="ta-IN"/>
-              </w:rPr>
-              <w:t>பா</w:t>
-            </w:r>
-            <w:r>
-              <w:rPr>
-                <w:rFonts w:ascii="BRH Tamil Tab Extra" w:hAnsi="BRH Tamil Tab Extra" w:cs="Latha"/>
-                <w:b/>
-                <w:sz w:val="32"/>
-                <w:szCs w:val="28"/>
-                <w:lang w:val="it-IT" w:bidi="ta-IN"/>
-              </w:rPr>
-              <w:t>……</w:t>
-            </w:r>
-            <w:r>
-              <w:rPr>
-                <w:rFonts w:ascii="Latha" w:hAnsi="Latha" w:cs="Latha"/>
-                <w:sz w:val="28"/>
-                <w:szCs w:val="28"/>
-                <w:cs/>
-                <w:lang w:bidi="ta-IN"/>
-              </w:rPr>
-              <w:t>ண</w:t>
-            </w:r>
-            <w:r>
-              <w:rPr>
-                <w:rFonts w:ascii="BRH Tamil Tab Extra" w:hAnsi="BRH Tamil Tab Extra" w:cs="Latha"/>
-                <w:b/>
-                <w:sz w:val="32"/>
-                <w:szCs w:val="28"/>
-                <w:lang w:val="it-IT" w:bidi="ta-IN"/>
-              </w:rPr>
-              <w:t>……</w:t>
-            </w:r>
-            <w:r>
-              <w:rPr>
-                <w:rFonts w:ascii="Latha" w:hAnsi="Latha" w:cs="Latha"/>
-                <w:sz w:val="28"/>
-                <w:szCs w:val="28"/>
                 <w:cs/>
                 <w:lang w:bidi="ta-IN"/>
               </w:rPr>
@@ -1445,7 +835,7 @@
                 <w:cs/>
                 <w:lang w:bidi="ta-IN"/>
               </w:rPr>
-              <w:t>4</w:t>
+              <w:t>3</w:t>
             </w:r>
             <w:r>
               <w:rPr>
@@ -1463,16 +853,6 @@
             </w:r>
             <w:r>
               <w:rPr>
-                <w:rFonts w:ascii="Latha" w:hAnsi="Latha" w:cs="Latha"/>
-                <w:sz w:val="28"/>
-                <w:szCs w:val="28"/>
-                <w:cs/>
-                <w:lang w:bidi="ta-IN"/>
-              </w:rPr>
-              <w:t>த</w:t>
-            </w:r>
-            <w:r>
-              <w:rPr>
                 <w:rFonts w:ascii="BRH Tamil Tab Extra" w:hAnsi="BRH Tamil Tab Extra" w:cs="Latha"/>
                 <w:b/>
                 <w:sz w:val="32"/>
@@ -1489,7 +869,77 @@
                 <w:cs/>
                 <w:lang w:bidi="ta-IN"/>
               </w:rPr>
-              <w:t>ஶ்சக்ஷு</w:t>
+              <w:t>ஹ</w:t>
+            </w:r>
+            <w:r>
+              <w:rPr>
+                <w:rFonts w:ascii="BRH Tamil Tab Extra" w:hAnsi="BRH Tamil Tab Extra" w:cs="Latha"/>
+                <w:b/>
+                <w:sz w:val="32"/>
+                <w:szCs w:val="28"/>
+                <w:lang w:val="it-IT" w:bidi="ta-IN"/>
+              </w:rPr>
+              <w:t>……</w:t>
+            </w:r>
+            <w:r>
+              <w:rPr>
+                <w:rFonts w:ascii="Latha" w:hAnsi="Latha" w:cs="Latha"/>
+                <w:sz w:val="28"/>
+                <w:szCs w:val="28"/>
+                <w:cs/>
+                <w:lang w:bidi="ta-IN"/>
+              </w:rPr>
+              <w:t>ஸ்ப</w:t>
+            </w:r>
+            <w:r>
+              <w:rPr>
+                <w:rFonts w:ascii="BRH Tamil Tab Extra" w:hAnsi="BRH Tamil Tab Extra" w:cs="Latha"/>
+                <w:b/>
+                <w:sz w:val="32"/>
+                <w:szCs w:val="28"/>
+                <w:lang w:val="it-IT" w:bidi="ta-IN"/>
+              </w:rPr>
+              <w:t>……</w:t>
+            </w:r>
+            <w:r>
+              <w:rPr>
+                <w:rFonts w:ascii="Latha" w:hAnsi="Latha" w:cs="Latha"/>
+                <w:sz w:val="28"/>
+                <w:szCs w:val="28"/>
+                <w:highlight w:val="yellow"/>
+                <w:cs/>
+                <w:lang w:bidi="ta-IN"/>
+              </w:rPr>
+              <w:t>தே</w:t>
+            </w:r>
+            <w:r>
+              <w:rPr>
+                <w:rFonts w:ascii="BRH Tamil Tab Extra" w:hAnsi="BRH Tamil Tab Extra" w:cs="Latha"/>
+                <w:b/>
+                <w:sz w:val="32"/>
+                <w:szCs w:val="28"/>
+                <w:lang w:val="it-IT" w:bidi="ta-IN"/>
+              </w:rPr>
+              <w:t>……</w:t>
+            </w:r>
+            <w:r>
+              <w:rPr>
+                <w:rFonts w:ascii="Latha" w:hAnsi="Latha" w:cs="Latha"/>
+                <w:sz w:val="28"/>
+                <w:szCs w:val="28"/>
+                <w:lang w:val="it-IT" w:bidi="ta-IN"/>
+              </w:rPr>
+              <w:t xml:space="preserve"> </w:t>
+            </w:r>
+            <w:r>
+              <w:rPr>
+                <w:rFonts w:ascii="Latha" w:hAnsi="Latha" w:cs="Latha"/>
+                <w:sz w:val="28"/>
+                <w:szCs w:val="28"/>
+                <w:cs/>
+                <w:lang w:bidi="ta-IN"/>
+              </w:rPr>
+              <w:t>இதி</w:t>
             </w:r>
             <w:r>
               <w:rPr>
@@ -1506,22 +956,56 @@
                 <w:rFonts w:ascii="Latha" w:hAnsi="Latha" w:cs="Latha"/>
                 <w:sz w:val="28"/>
                 <w:szCs w:val="28"/>
-                <w:cs/>
-                <w:lang w:bidi="ta-IN"/>
-              </w:rPr>
-              <w:t>ஷ்மதீ</w:t>
+                <w:lang w:val="it-IT" w:bidi="ta-IN"/>
+              </w:rPr>
+              <w:t xml:space="preserve"> </w:t>
+            </w:r>
+            <w:r>
+              <w:rPr>
+                <w:rFonts w:ascii="Latha" w:hAnsi="Latha" w:cs="Latha"/>
+                <w:sz w:val="28"/>
+                <w:szCs w:val="28"/>
+                <w:cs/>
+                <w:lang w:bidi="ta-IN"/>
+              </w:rPr>
+              <w:t>ப்</w:t>
             </w:r>
             <w:r>
               <w:rPr>
                 <w:rFonts w:ascii="Latha" w:hAnsi="Latha" w:cs="Latha"/>
                 <w:b/>
                 <w:bCs/>
-                <w:sz w:val="32"/>
-                <w:szCs w:val="32"/>
-                <w:cs/>
-                <w:lang w:bidi="ta-IN"/>
-              </w:rPr>
-              <w:t>:</w:t>
+                <w:position w:val="-12"/>
+                <w:sz w:val="28"/>
+                <w:szCs w:val="28"/>
+                <w:cs/>
+                <w:lang w:bidi="ta-IN"/>
+              </w:rPr>
+              <w:t>3</w:t>
+            </w:r>
+            <w:r>
+              <w:rPr>
+                <w:rFonts w:ascii="Latha" w:hAnsi="Latha" w:cs="Latha"/>
+                <w:b/>
+                <w:bCs/>
+                <w:i/>
+                <w:iCs/>
+                <w:sz w:val="28"/>
+                <w:szCs w:val="28"/>
+                <w:cs/>
+                <w:lang w:bidi="ta-IN"/>
+              </w:rPr>
+              <w:t>ரு</w:t>
+            </w:r>
+            <w:r>
+              <w:rPr>
+                <w:rFonts w:ascii="Latha" w:hAnsi="Latha" w:cs="Latha"/>
+                <w:sz w:val="28"/>
+                <w:szCs w:val="28"/>
+                <w:cs/>
+                <w:lang w:bidi="ta-IN"/>
+              </w:rPr>
+              <w:t>ஹஸ்பதே</w:t>
             </w:r>
             <w:r>
               <w:rPr>
@@ -1530,7 +1014,7 @@
                 <w:szCs w:val="28"/>
                 <w:lang w:val="it-IT" w:bidi="ta-IN"/>
               </w:rPr>
-              <w:t xml:space="preserve"> |</w:t>
+              <w:t xml:space="preserve"> ||</w:t>
             </w:r>
           </w:p>
         </w:tc>
@@ -1561,47 +1045,6 @@
                 <w:rFonts w:ascii="Latha" w:hAnsi="Latha" w:cs="Latha"/>
                 <w:sz w:val="28"/>
                 <w:szCs w:val="28"/>
-                <w:highlight w:val="green"/>
-                <w:cs/>
-                <w:lang w:bidi="ta-IN"/>
-              </w:rPr>
-              <w:t>ப்ரா</w:t>
-            </w:r>
-            <w:r>
-              <w:rPr>
-                <w:rFonts w:ascii="BRH Tamil Tab Extra" w:hAnsi="BRH Tamil Tab Extra" w:cs="Latha"/>
-                <w:b/>
-                <w:sz w:val="32"/>
-                <w:szCs w:val="28"/>
-                <w:lang w:val="it-IT" w:bidi="ta-IN"/>
-              </w:rPr>
-              <w:t>……</w:t>
-            </w:r>
-            <w:r>
-              <w:rPr>
-                <w:rFonts w:ascii="Latha" w:hAnsi="Latha" w:cs="Latha"/>
-                <w:sz w:val="28"/>
-                <w:szCs w:val="28"/>
-                <w:cs/>
-                <w:lang w:bidi="ta-IN"/>
-              </w:rPr>
-              <w:t>ண</w:t>
-            </w:r>
-            <w:r>
-              <w:rPr>
-                <w:rFonts w:ascii="BRH Tamil Tab Extra" w:hAnsi="BRH Tamil Tab Extra" w:cs="Latha"/>
-                <w:b/>
-                <w:sz w:val="32"/>
-                <w:szCs w:val="28"/>
-                <w:lang w:val="it-IT" w:bidi="ta-IN"/>
-              </w:rPr>
-              <w:t>……</w:t>
-            </w:r>
-            <w:r>
-              <w:rPr>
-                <w:rFonts w:ascii="Latha" w:hAnsi="Latha" w:cs="Latha"/>
-                <w:sz w:val="28"/>
-                <w:szCs w:val="28"/>
                 <w:cs/>
                 <w:lang w:bidi="ta-IN"/>
               </w:rPr>
@@ -1618,7 +1061,7 @@
                 <w:cs/>
                 <w:lang w:bidi="ta-IN"/>
               </w:rPr>
-              <w:t>4</w:t>
+              <w:t>3</w:t>
             </w:r>
             <w:r>
               <w:rPr>
@@ -1636,9 +1079,60 @@
             </w:r>
             <w:r>
               <w:rPr>
-                <w:rFonts w:ascii="Latha" w:hAnsi="Latha" w:cs="Latha"/>
-                <w:sz w:val="28"/>
-                <w:szCs w:val="28"/>
+                <w:rFonts w:ascii="BRH Tamil Tab Extra" w:hAnsi="BRH Tamil Tab Extra" w:cs="Latha"/>
+                <w:b/>
+                <w:sz w:val="32"/>
+                <w:szCs w:val="28"/>
+                <w:lang w:val="it-IT" w:bidi="ta-IN"/>
+              </w:rPr>
+              <w:t>……</w:t>
+            </w:r>
+            <w:r>
+              <w:rPr>
+                <w:rFonts w:ascii="Latha" w:hAnsi="Latha" w:cs="Latha"/>
+                <w:sz w:val="28"/>
+                <w:szCs w:val="28"/>
+                <w:cs/>
+                <w:lang w:bidi="ta-IN"/>
+              </w:rPr>
+              <w:t>ஹ</w:t>
+            </w:r>
+            <w:r>
+              <w:rPr>
+                <w:rFonts w:ascii="BRH Tamil Tab Extra" w:hAnsi="BRH Tamil Tab Extra" w:cs="Latha"/>
+                <w:b/>
+                <w:sz w:val="32"/>
+                <w:szCs w:val="28"/>
+                <w:lang w:val="it-IT" w:bidi="ta-IN"/>
+              </w:rPr>
+              <w:t>……</w:t>
+            </w:r>
+            <w:r>
+              <w:rPr>
+                <w:rFonts w:ascii="Latha" w:hAnsi="Latha" w:cs="Latha"/>
+                <w:sz w:val="28"/>
+                <w:szCs w:val="28"/>
+                <w:cs/>
+                <w:lang w:bidi="ta-IN"/>
+              </w:rPr>
+              <w:t>ஸ்ப</w:t>
+            </w:r>
+            <w:r>
+              <w:rPr>
+                <w:rFonts w:ascii="BRH Tamil Tab Extra" w:hAnsi="BRH Tamil Tab Extra" w:cs="Latha"/>
+                <w:b/>
+                <w:sz w:val="32"/>
+                <w:szCs w:val="28"/>
+                <w:lang w:val="it-IT" w:bidi="ta-IN"/>
+              </w:rPr>
+              <w:t>……</w:t>
+            </w:r>
+            <w:r>
+              <w:rPr>
+                <w:rFonts w:ascii="Latha" w:hAnsi="Latha" w:cs="Latha"/>
+                <w:sz w:val="28"/>
+                <w:szCs w:val="28"/>
+                <w:highlight w:val="green"/>
                 <w:cs/>
                 <w:lang w:bidi="ta-IN"/>
               </w:rPr>
@@ -1659,10 +1153,19 @@
                 <w:rFonts w:ascii="Latha" w:hAnsi="Latha" w:cs="Latha"/>
                 <w:sz w:val="28"/>
                 <w:szCs w:val="28"/>
-                <w:cs/>
-                <w:lang w:bidi="ta-IN"/>
-              </w:rPr>
-              <w:t>ஶ்சக்ஷு</w:t>
+                <w:lang w:val="it-IT" w:bidi="ta-IN"/>
+              </w:rPr>
+              <w:t xml:space="preserve"> </w:t>
+            </w:r>
+            <w:r>
+              <w:rPr>
+                <w:rFonts w:ascii="Latha" w:hAnsi="Latha" w:cs="Latha"/>
+                <w:sz w:val="28"/>
+                <w:szCs w:val="28"/>
+                <w:cs/>
+                <w:lang w:bidi="ta-IN"/>
+              </w:rPr>
+              <w:t>இதி</w:t>
             </w:r>
             <w:r>
               <w:rPr>
@@ -1679,22 +1182,56 @@
                 <w:rFonts w:ascii="Latha" w:hAnsi="Latha" w:cs="Latha"/>
                 <w:sz w:val="28"/>
                 <w:szCs w:val="28"/>
-                <w:cs/>
-                <w:lang w:bidi="ta-IN"/>
-              </w:rPr>
-              <w:t>ஷ்மதீ</w:t>
+                <w:lang w:val="it-IT" w:bidi="ta-IN"/>
+              </w:rPr>
+              <w:t xml:space="preserve"> </w:t>
+            </w:r>
+            <w:r>
+              <w:rPr>
+                <w:rFonts w:ascii="Latha" w:hAnsi="Latha" w:cs="Latha"/>
+                <w:sz w:val="28"/>
+                <w:szCs w:val="28"/>
+                <w:cs/>
+                <w:lang w:bidi="ta-IN"/>
+              </w:rPr>
+              <w:t>ப்</w:t>
             </w:r>
             <w:r>
               <w:rPr>
                 <w:rFonts w:ascii="Latha" w:hAnsi="Latha" w:cs="Latha"/>
                 <w:b/>
                 <w:bCs/>
-                <w:sz w:val="32"/>
-                <w:szCs w:val="32"/>
-                <w:cs/>
-                <w:lang w:bidi="ta-IN"/>
-              </w:rPr>
-              <w:t>:</w:t>
+                <w:position w:val="-12"/>
+                <w:sz w:val="28"/>
+                <w:szCs w:val="28"/>
+                <w:cs/>
+                <w:lang w:bidi="ta-IN"/>
+              </w:rPr>
+              <w:t>3</w:t>
+            </w:r>
+            <w:r>
+              <w:rPr>
+                <w:rFonts w:ascii="Latha" w:hAnsi="Latha" w:cs="Latha"/>
+                <w:b/>
+                <w:bCs/>
+                <w:i/>
+                <w:iCs/>
+                <w:sz w:val="28"/>
+                <w:szCs w:val="28"/>
+                <w:cs/>
+                <w:lang w:bidi="ta-IN"/>
+              </w:rPr>
+              <w:t>ரு</w:t>
+            </w:r>
+            <w:r>
+              <w:rPr>
+                <w:rFonts w:ascii="Latha" w:hAnsi="Latha" w:cs="Latha"/>
+                <w:sz w:val="28"/>
+                <w:szCs w:val="28"/>
+                <w:cs/>
+                <w:lang w:bidi="ta-IN"/>
+              </w:rPr>
+              <w:t>ஹஸ்பதே</w:t>
             </w:r>
             <w:r>
               <w:rPr>
@@ -1703,19 +1240,24 @@
                 <w:szCs w:val="28"/>
                 <w:lang w:val="it-IT" w:bidi="ta-IN"/>
               </w:rPr>
-              <w:t xml:space="preserve"> |</w:t>
+              <w:t xml:space="preserve"> ||</w:t>
             </w:r>
           </w:p>
         </w:tc>
       </w:tr>
       <w:tr>
         <w:trPr>
-          <w:trHeight w:val="918"/>
+          <w:trHeight w:val="964"/>
         </w:trPr>
         <w:tc>
           <w:tcPr>
             <w:tcW w:w="3877" w:type="dxa"/>
-            <w:shd w:val="clear" w:color="auto" w:fill="auto"/>
+            <w:tcBorders>
+              <w:top w:val="single" w:sz="4" w:space="0" w:color="000000"/>
+              <w:left w:val="single" w:sz="4" w:space="0" w:color="000000"/>
+              <w:bottom w:val="single" w:sz="4" w:space="0" w:color="000000"/>
+              <w:right w:val="single" w:sz="4" w:space="0" w:color="000000"/>
+            </w:tcBorders>
           </w:tcPr>
           <w:p>
             <w:pPr>
@@ -1733,15 +1275,125 @@
                 <w:b/>
                 <w:sz w:val="28"/>
                 <w:szCs w:val="32"/>
+              </w:rPr>
+            </w:pPr>
+            <w:r>
+              <w:rPr>
+                <w:rFonts w:cs="Arial"/>
+                <w:b/>
+                <w:sz w:val="28"/>
+                <w:szCs w:val="32"/>
+              </w:rPr>
+              <w:t>T.S.5.7.</w:t>
+            </w:r>
+            <w:r>
+              <w:rPr>
+                <w:rFonts w:cs="Arial"/>
+                <w:b/>
+                <w:sz w:val="28"/>
+                <w:szCs w:val="32"/>
+              </w:rPr>
+              <w:t>10.2</w:t>
+            </w:r>
+            <w:r>
+              <w:rPr>
+                <w:rFonts w:cs="Arial"/>
+                <w:b/>
+                <w:sz w:val="28"/>
+                <w:szCs w:val="32"/>
+              </w:rPr>
+              <w:t xml:space="preserve"> – Kramam</w:t>
+            </w:r>
+          </w:p>
+          <w:p>
+            <w:pPr>
+              <w:widowControl w:val="0"/>
+              <w:tabs>
+                <w:tab w:val="left" w:pos="993"/>
+              </w:tabs>
+              <w:autoSpaceDE w:val="0"/>
+              <w:autoSpaceDN w:val="0"/>
+              <w:adjustRightInd w:val="0"/>
+              <w:spacing w:before="0" w:line="252" w:lineRule="auto"/>
+              <w:ind w:right="297"/>
+              <w:rPr>
+                <w:rFonts w:cs="Arial"/>
+                <w:b/>
+                <w:sz w:val="28"/>
+                <w:szCs w:val="32"/>
+                <w:lang w:val="en-IN"/>
+              </w:rPr>
+            </w:pPr>
+            <w:r>
+              <w:rPr>
+                <w:rFonts w:cs="Arial"/>
+                <w:b/>
+                <w:sz w:val="28"/>
+                <w:szCs w:val="32"/>
+                <w:lang w:val="en-IN"/>
+              </w:rPr>
+              <w:t>Krama Vaakyam No.6</w:t>
+            </w:r>
+          </w:p>
+          <w:p>
+            <w:pPr>
+              <w:widowControl w:val="0"/>
+              <w:tabs>
+                <w:tab w:val="left" w:pos="993"/>
+              </w:tabs>
+              <w:autoSpaceDE w:val="0"/>
+              <w:autoSpaceDN w:val="0"/>
+              <w:adjustRightInd w:val="0"/>
+              <w:spacing w:before="0" w:line="252" w:lineRule="auto"/>
+              <w:ind w:right="297"/>
+              <w:rPr>
+                <w:rFonts w:cs="Arial"/>
+                <w:b/>
+                <w:sz w:val="28"/>
+                <w:szCs w:val="32"/>
                 <w:lang w:val="it-IT"/>
               </w:rPr>
             </w:pPr>
+            <w:r>
+              <w:rPr>
+                <w:rFonts w:cs="Arial"/>
+                <w:b/>
+                <w:sz w:val="28"/>
+                <w:szCs w:val="32"/>
+                <w:lang w:val="it-IT"/>
+              </w:rPr>
+              <w:t>Panchaati No</w:t>
+            </w:r>
+            <w:r>
+              <w:rPr>
+                <w:rFonts w:cs="Arial"/>
+                <w:b/>
+                <w:szCs w:val="32"/>
+                <w:lang w:val="it-IT"/>
+              </w:rPr>
+              <w:t xml:space="preserve">. - </w:t>
+            </w:r>
+            <w:r>
+              <w:rPr>
+                <w:rFonts w:cs="Arial"/>
+                <w:b/>
+                <w:sz w:val="28"/>
+                <w:szCs w:val="32"/>
+                <w:lang w:val="it-IT"/>
+              </w:rPr>
+              <w:t>41</w:t>
+            </w:r>
           </w:p>
         </w:tc>
         <w:tc>
           <w:tcPr>
             <w:tcW w:w="4678" w:type="dxa"/>
-            <w:shd w:val="clear" w:color="auto" w:fill="auto"/>
+            <w:tcBorders>
+              <w:top w:val="single" w:sz="4" w:space="0" w:color="000000"/>
+              <w:left w:val="single" w:sz="4" w:space="0" w:color="000000"/>
+              <w:bottom w:val="single" w:sz="4" w:space="0" w:color="000000"/>
+              <w:right w:val="single" w:sz="4" w:space="0" w:color="000000"/>
+            </w:tcBorders>
           </w:tcPr>
           <w:p>
             <w:pPr>
@@ -1751,19 +1403,504 @@
               <w:adjustRightInd w:val="0"/>
               <w:spacing w:before="0" w:line="240" w:lineRule="auto"/>
               <w:rPr>
-                <w:rFonts w:ascii="Latha" w:hAnsi="Latha" w:cs="Latha"/>
-                <w:sz w:val="28"/>
-                <w:szCs w:val="28"/>
-                <w:cs/>
-                <w:lang w:bidi="ta-IN"/>
+                <w:rFonts w:ascii="BRH Malayalam Extra" w:eastAsia="Times New Roman" w:hAnsi="BRH Malayalam Extra" w:cs="BRH Malayalam Extra"/>
+                <w:color w:val="000000"/>
+                <w:sz w:val="40"/>
+                <w:szCs w:val="40"/>
+                <w:lang w:val="it-IT" w:eastAsia="en-IN" w:bidi="ml-IN"/>
               </w:rPr>
             </w:pPr>
+            <w:r>
+              <w:rPr>
+                <w:rFonts w:ascii="Latha" w:hAnsi="Latha" w:cs="Latha"/>
+                <w:sz w:val="28"/>
+                <w:szCs w:val="28"/>
+                <w:highlight w:val="yellow"/>
+                <w:cs/>
+                <w:lang w:bidi="ta-IN"/>
+              </w:rPr>
+              <w:t>பா</w:t>
+            </w:r>
+            <w:r>
+              <w:rPr>
+                <w:rFonts w:ascii="BRH Tamil Tab Extra" w:hAnsi="BRH Tamil Tab Extra" w:cs="Latha"/>
+                <w:b/>
+                <w:sz w:val="32"/>
+                <w:szCs w:val="28"/>
+                <w:lang w:val="it-IT" w:bidi="ta-IN"/>
+              </w:rPr>
+              <w:t>……</w:t>
+            </w:r>
+            <w:r>
+              <w:rPr>
+                <w:rFonts w:ascii="Latha" w:hAnsi="Latha" w:cs="Latha"/>
+                <w:sz w:val="28"/>
+                <w:szCs w:val="28"/>
+                <w:cs/>
+                <w:lang w:bidi="ta-IN"/>
+              </w:rPr>
+              <w:t>ண</w:t>
+            </w:r>
+            <w:r>
+              <w:rPr>
+                <w:rFonts w:ascii="BRH Tamil Tab Extra" w:hAnsi="BRH Tamil Tab Extra" w:cs="Latha"/>
+                <w:b/>
+                <w:sz w:val="32"/>
+                <w:szCs w:val="28"/>
+                <w:lang w:val="it-IT" w:bidi="ta-IN"/>
+              </w:rPr>
+              <w:t>……</w:t>
+            </w:r>
+            <w:r>
+              <w:rPr>
+                <w:rFonts w:ascii="Latha" w:hAnsi="Latha" w:cs="Latha"/>
+                <w:sz w:val="28"/>
+                <w:szCs w:val="28"/>
+                <w:cs/>
+                <w:lang w:bidi="ta-IN"/>
+              </w:rPr>
+              <w:t>ப்</w:t>
+            </w:r>
+            <w:r>
+              <w:rPr>
+                <w:rFonts w:ascii="Latha" w:hAnsi="Latha" w:cs="Latha"/>
+                <w:b/>
+                <w:bCs/>
+                <w:position w:val="-12"/>
+                <w:sz w:val="28"/>
+                <w:szCs w:val="28"/>
+                <w:cs/>
+                <w:lang w:bidi="ta-IN"/>
+              </w:rPr>
+              <w:t>4</w:t>
+            </w:r>
+            <w:r>
+              <w:rPr>
+                <w:rFonts w:ascii="Latha" w:hAnsi="Latha" w:cs="Latha"/>
+                <w:b/>
+                <w:bCs/>
+                <w:i/>
+                <w:iCs/>
+                <w:sz w:val="28"/>
+                <w:szCs w:val="28"/>
+                <w:cs/>
+                <w:lang w:bidi="ta-IN"/>
+              </w:rPr>
+              <w:t>ரு</w:t>
+            </w:r>
+            <w:r>
+              <w:rPr>
+                <w:rFonts w:ascii="Latha" w:hAnsi="Latha" w:cs="Latha"/>
+                <w:sz w:val="28"/>
+                <w:szCs w:val="28"/>
+                <w:cs/>
+                <w:lang w:bidi="ta-IN"/>
+              </w:rPr>
+              <w:t>த</w:t>
+            </w:r>
+            <w:r>
+              <w:rPr>
+                <w:rFonts w:ascii="BRH Tamil Tab Extra" w:hAnsi="BRH Tamil Tab Extra" w:cs="Latha"/>
+                <w:b/>
+                <w:sz w:val="32"/>
+                <w:szCs w:val="28"/>
+                <w:lang w:val="it-IT" w:bidi="ta-IN"/>
+              </w:rPr>
+              <w:t>……</w:t>
+            </w:r>
+            <w:r>
+              <w:rPr>
+                <w:rFonts w:ascii="Latha" w:hAnsi="Latha" w:cs="Latha"/>
+                <w:sz w:val="28"/>
+                <w:szCs w:val="28"/>
+                <w:cs/>
+                <w:lang w:bidi="ta-IN"/>
+              </w:rPr>
+              <w:t>ஶ்சக்ஷு</w:t>
+            </w:r>
+            <w:r>
+              <w:rPr>
+                <w:rFonts w:ascii="BRH Tamil Tab Extra" w:hAnsi="BRH Tamil Tab Extra" w:cs="Latha"/>
+                <w:b/>
+                <w:sz w:val="36"/>
+                <w:szCs w:val="28"/>
+                <w:lang w:val="it-IT" w:bidi="ta-IN"/>
+              </w:rPr>
+              <w:t>†</w:t>
+            </w:r>
+            <w:r>
+              <w:rPr>
+                <w:rFonts w:ascii="Latha" w:hAnsi="Latha" w:cs="Latha"/>
+                <w:sz w:val="28"/>
+                <w:szCs w:val="28"/>
+                <w:cs/>
+                <w:lang w:bidi="ta-IN"/>
+              </w:rPr>
+              <w:t>ஷ்மதீ</w:t>
+            </w:r>
+            <w:r>
+              <w:rPr>
+                <w:rFonts w:ascii="Latha" w:hAnsi="Latha" w:cs="Latha"/>
+                <w:b/>
+                <w:bCs/>
+                <w:sz w:val="32"/>
+                <w:szCs w:val="32"/>
+                <w:cs/>
+                <w:lang w:bidi="ta-IN"/>
+              </w:rPr>
+              <w:t>:</w:t>
+            </w:r>
+            <w:r>
+              <w:rPr>
+                <w:rFonts w:ascii="Latha" w:hAnsi="Latha" w:cs="Latha"/>
+                <w:sz w:val="28"/>
+                <w:szCs w:val="28"/>
+                <w:lang w:val="it-IT" w:bidi="ta-IN"/>
+              </w:rPr>
+              <w:t xml:space="preserve"> |</w:t>
+            </w:r>
           </w:p>
         </w:tc>
         <w:tc>
           <w:tcPr>
             <w:tcW w:w="5280" w:type="dxa"/>
-            <w:shd w:val="clear" w:color="auto" w:fill="auto"/>
+            <w:tcBorders>
+              <w:top w:val="single" w:sz="4" w:space="0" w:color="000000"/>
+              <w:left w:val="single" w:sz="4" w:space="0" w:color="000000"/>
+              <w:bottom w:val="single" w:sz="4" w:space="0" w:color="000000"/>
+              <w:right w:val="single" w:sz="4" w:space="0" w:color="000000"/>
+            </w:tcBorders>
+          </w:tcPr>
+          <w:p>
+            <w:pPr>
+              <w:spacing w:before="0" w:line="240" w:lineRule="auto"/>
+              <w:ind w:right="-106"/>
+              <w:rPr>
+                <w:rFonts w:ascii="BRH Malayalam Extra" w:eastAsia="Times New Roman" w:hAnsi="BRH Malayalam Extra" w:cs="BRH Malayalam Extra"/>
+                <w:color w:val="000000"/>
+                <w:sz w:val="40"/>
+                <w:szCs w:val="40"/>
+                <w:lang w:val="it-IT" w:eastAsia="en-IN" w:bidi="ml-IN"/>
+              </w:rPr>
+            </w:pPr>
+            <w:r>
+              <w:rPr>
+                <w:rFonts w:ascii="Latha" w:hAnsi="Latha" w:cs="Latha"/>
+                <w:sz w:val="28"/>
+                <w:szCs w:val="28"/>
+                <w:highlight w:val="green"/>
+                <w:cs/>
+                <w:lang w:bidi="ta-IN"/>
+              </w:rPr>
+              <w:t>ப்ரா</w:t>
+            </w:r>
+            <w:r>
+              <w:rPr>
+                <w:rFonts w:ascii="BRH Tamil Tab Extra" w:hAnsi="BRH Tamil Tab Extra" w:cs="Latha"/>
+                <w:b/>
+                <w:sz w:val="32"/>
+                <w:szCs w:val="28"/>
+                <w:lang w:val="it-IT" w:bidi="ta-IN"/>
+              </w:rPr>
+              <w:t>……</w:t>
+            </w:r>
+            <w:r>
+              <w:rPr>
+                <w:rFonts w:ascii="Latha" w:hAnsi="Latha" w:cs="Latha"/>
+                <w:sz w:val="28"/>
+                <w:szCs w:val="28"/>
+                <w:cs/>
+                <w:lang w:bidi="ta-IN"/>
+              </w:rPr>
+              <w:t>ண</w:t>
+            </w:r>
+            <w:r>
+              <w:rPr>
+                <w:rFonts w:ascii="BRH Tamil Tab Extra" w:hAnsi="BRH Tamil Tab Extra" w:cs="Latha"/>
+                <w:b/>
+                <w:sz w:val="32"/>
+                <w:szCs w:val="28"/>
+                <w:lang w:val="it-IT" w:bidi="ta-IN"/>
+              </w:rPr>
+              <w:t>……</w:t>
+            </w:r>
+            <w:r>
+              <w:rPr>
+                <w:rFonts w:ascii="Latha" w:hAnsi="Latha" w:cs="Latha"/>
+                <w:sz w:val="28"/>
+                <w:szCs w:val="28"/>
+                <w:cs/>
+                <w:lang w:bidi="ta-IN"/>
+              </w:rPr>
+              <w:t>ப்</w:t>
+            </w:r>
+            <w:r>
+              <w:rPr>
+                <w:rFonts w:ascii="Latha" w:hAnsi="Latha" w:cs="Latha"/>
+                <w:b/>
+                <w:bCs/>
+                <w:position w:val="-12"/>
+                <w:sz w:val="28"/>
+                <w:szCs w:val="28"/>
+                <w:cs/>
+                <w:lang w:bidi="ta-IN"/>
+              </w:rPr>
+              <w:t>4</w:t>
+            </w:r>
+            <w:r>
+              <w:rPr>
+                <w:rFonts w:ascii="Latha" w:hAnsi="Latha" w:cs="Latha"/>
+                <w:b/>
+                <w:bCs/>
+                <w:i/>
+                <w:iCs/>
+                <w:sz w:val="28"/>
+                <w:szCs w:val="28"/>
+                <w:cs/>
+                <w:lang w:bidi="ta-IN"/>
+              </w:rPr>
+              <w:t>ரு</w:t>
+            </w:r>
+            <w:r>
+              <w:rPr>
+                <w:rFonts w:ascii="Latha" w:hAnsi="Latha" w:cs="Latha"/>
+                <w:sz w:val="28"/>
+                <w:szCs w:val="28"/>
+                <w:cs/>
+                <w:lang w:bidi="ta-IN"/>
+              </w:rPr>
+              <w:t>த</w:t>
+            </w:r>
+            <w:r>
+              <w:rPr>
+                <w:rFonts w:ascii="BRH Tamil Tab Extra" w:hAnsi="BRH Tamil Tab Extra" w:cs="Latha"/>
+                <w:b/>
+                <w:sz w:val="32"/>
+                <w:szCs w:val="28"/>
+                <w:lang w:val="it-IT" w:bidi="ta-IN"/>
+              </w:rPr>
+              <w:t>……</w:t>
+            </w:r>
+            <w:r>
+              <w:rPr>
+                <w:rFonts w:ascii="Latha" w:hAnsi="Latha" w:cs="Latha"/>
+                <w:sz w:val="28"/>
+                <w:szCs w:val="28"/>
+                <w:cs/>
+                <w:lang w:bidi="ta-IN"/>
+              </w:rPr>
+              <w:t>ஶ்சக்ஷு</w:t>
+            </w:r>
+            <w:r>
+              <w:rPr>
+                <w:rFonts w:ascii="BRH Tamil Tab Extra" w:hAnsi="BRH Tamil Tab Extra" w:cs="Latha"/>
+                <w:b/>
+                <w:sz w:val="36"/>
+                <w:szCs w:val="28"/>
+                <w:lang w:val="it-IT" w:bidi="ta-IN"/>
+              </w:rPr>
+              <w:t>†</w:t>
+            </w:r>
+            <w:r>
+              <w:rPr>
+                <w:rFonts w:ascii="Latha" w:hAnsi="Latha" w:cs="Latha"/>
+                <w:sz w:val="28"/>
+                <w:szCs w:val="28"/>
+                <w:cs/>
+                <w:lang w:bidi="ta-IN"/>
+              </w:rPr>
+              <w:t>ஷ்மதீ</w:t>
+            </w:r>
+            <w:r>
+              <w:rPr>
+                <w:rFonts w:ascii="Latha" w:hAnsi="Latha" w:cs="Latha"/>
+                <w:b/>
+                <w:bCs/>
+                <w:sz w:val="32"/>
+                <w:szCs w:val="32"/>
+                <w:cs/>
+                <w:lang w:bidi="ta-IN"/>
+              </w:rPr>
+              <w:t>:</w:t>
+            </w:r>
+            <w:r>
+              <w:rPr>
+                <w:rFonts w:ascii="Latha" w:hAnsi="Latha" w:cs="Latha"/>
+                <w:sz w:val="28"/>
+                <w:szCs w:val="28"/>
+                <w:lang w:val="it-IT" w:bidi="ta-IN"/>
+              </w:rPr>
+              <w:t xml:space="preserve"> |</w:t>
+            </w:r>
+          </w:p>
+        </w:tc>
+      </w:tr>
+      <w:tr>
+        <w:trPr>
+          <w:trHeight w:val="918"/>
+        </w:trPr>
+        <w:tc>
+          <w:tcPr>
+            <w:tcW w:w="3877" w:type="dxa"/>
+          </w:tcPr>
+          <w:p>
+            <w:pPr>
+              <w:widowControl w:val="0"/>
+              <w:tabs>
+                <w:tab w:val="left" w:pos="993"/>
+              </w:tabs>
+              <w:autoSpaceDE w:val="0"/>
+              <w:autoSpaceDN w:val="0"/>
+              <w:adjustRightInd w:val="0"/>
+              <w:spacing w:before="0" w:line="252" w:lineRule="auto"/>
+              <w:ind w:right="297"/>
+              <w:rPr>
+                <w:rFonts w:cs="Arial"/>
+                <w:b/>
+                <w:sz w:val="28"/>
+                <w:szCs w:val="32"/>
+              </w:rPr>
+            </w:pPr>
+            <w:r>
+              <w:rPr>
+                <w:rFonts w:cs="Arial"/>
+                <w:b/>
+                <w:sz w:val="28"/>
+                <w:szCs w:val="32"/>
+              </w:rPr>
+              <w:t>T.S.5.7.</w:t>
+            </w:r>
+            <w:r>
+              <w:rPr>
+                <w:rFonts w:cs="Arial"/>
+                <w:b/>
+                <w:sz w:val="28"/>
+                <w:szCs w:val="32"/>
+              </w:rPr>
+              <w:t>10.</w:t>
+            </w:r>
+            <w:r>
+              <w:rPr>
+                <w:rFonts w:cs="Arial"/>
+                <w:b/>
+                <w:sz w:val="28"/>
+                <w:szCs w:val="32"/>
+              </w:rPr>
+              <w:t>3</w:t>
+            </w:r>
+            <w:r>
+              <w:rPr>
+                <w:rFonts w:cs="Arial"/>
+                <w:b/>
+                <w:sz w:val="28"/>
+                <w:szCs w:val="32"/>
+              </w:rPr>
+              <w:t xml:space="preserve"> – Kramam</w:t>
+            </w:r>
+          </w:p>
+          <w:p>
+            <w:pPr>
+              <w:widowControl w:val="0"/>
+              <w:tabs>
+                <w:tab w:val="left" w:pos="993"/>
+              </w:tabs>
+              <w:autoSpaceDE w:val="0"/>
+              <w:autoSpaceDN w:val="0"/>
+              <w:adjustRightInd w:val="0"/>
+              <w:spacing w:before="0" w:line="252" w:lineRule="auto"/>
+              <w:ind w:right="297"/>
+              <w:rPr>
+                <w:rFonts w:cs="Arial"/>
+                <w:b/>
+                <w:sz w:val="28"/>
+                <w:szCs w:val="32"/>
+                <w:lang w:val="en-IN"/>
+              </w:rPr>
+            </w:pPr>
+            <w:r>
+              <w:rPr>
+                <w:rFonts w:cs="Arial"/>
+                <w:b/>
+                <w:sz w:val="28"/>
+                <w:szCs w:val="32"/>
+                <w:lang w:val="en-IN"/>
+              </w:rPr>
+              <w:t>Krama Vaakyam No.</w:t>
+            </w:r>
+            <w:r>
+              <w:rPr>
+                <w:rFonts w:cs="Arial"/>
+                <w:b/>
+                <w:sz w:val="28"/>
+                <w:szCs w:val="32"/>
+                <w:lang w:val="en-IN"/>
+              </w:rPr>
+              <w:t>- 19</w:t>
+            </w:r>
+          </w:p>
+          <w:p>
+            <w:pPr>
+              <w:widowControl w:val="0"/>
+              <w:tabs>
+                <w:tab w:val="left" w:pos="993"/>
+              </w:tabs>
+              <w:autoSpaceDE w:val="0"/>
+              <w:autoSpaceDN w:val="0"/>
+              <w:adjustRightInd w:val="0"/>
+              <w:spacing w:before="0" w:line="252" w:lineRule="auto"/>
+              <w:ind w:right="297"/>
+              <w:rPr>
+                <w:rFonts w:cs="Arial"/>
+                <w:b/>
+                <w:sz w:val="28"/>
+                <w:szCs w:val="32"/>
+                <w:lang w:val="it-IT"/>
+              </w:rPr>
+            </w:pPr>
+            <w:r>
+              <w:rPr>
+                <w:rFonts w:cs="Arial"/>
+                <w:b/>
+                <w:sz w:val="28"/>
+                <w:szCs w:val="32"/>
+                <w:lang w:val="it-IT"/>
+              </w:rPr>
+              <w:t>Panchaati No</w:t>
+            </w:r>
+            <w:r>
+              <w:rPr>
+                <w:rFonts w:cs="Arial"/>
+                <w:b/>
+                <w:szCs w:val="32"/>
+                <w:lang w:val="it-IT"/>
+              </w:rPr>
+              <w:t xml:space="preserve">. - </w:t>
+            </w:r>
+            <w:r>
+              <w:rPr>
+                <w:rFonts w:cs="Arial"/>
+                <w:b/>
+                <w:sz w:val="28"/>
+                <w:szCs w:val="32"/>
+                <w:lang w:val="it-IT"/>
+              </w:rPr>
+              <w:t>4</w:t>
+            </w:r>
+            <w:r>
+              <w:rPr>
+                <w:rFonts w:cs="Arial"/>
+                <w:b/>
+                <w:sz w:val="28"/>
+                <w:szCs w:val="32"/>
+                <w:lang w:val="it-IT"/>
+              </w:rPr>
+              <w:t>2</w:t>
+            </w:r>
+          </w:p>
+        </w:tc>
+        <w:tc>
+          <w:tcPr>
+            <w:tcW w:w="4678" w:type="dxa"/>
           </w:tcPr>
           <w:p>
             <w:pPr>
@@ -1780,10 +1917,1079 @@
                 <w:lang w:bidi="ta-IN"/>
               </w:rPr>
             </w:pPr>
+            <w:r>
+              <w:rPr>
+                <w:rFonts w:ascii="Latha" w:hAnsi="Latha" w:cs="Latha"/>
+                <w:sz w:val="28"/>
+                <w:szCs w:val="28"/>
+                <w:cs/>
+                <w:lang w:bidi="ta-IN"/>
+              </w:rPr>
+              <w:t>அ</w:t>
+            </w:r>
+            <w:r>
+              <w:rPr>
+                <w:rFonts w:ascii="BRH Tamil Tab Extra" w:hAnsi="BRH Tamil Tab Extra" w:cs="Latha"/>
+                <w:b/>
+                <w:sz w:val="32"/>
+                <w:szCs w:val="28"/>
+                <w:lang w:bidi="ta-IN"/>
+              </w:rPr>
+              <w:t>……</w:t>
+            </w:r>
+            <w:r>
+              <w:rPr>
+                <w:rFonts w:ascii="Latha" w:hAnsi="Latha" w:cs="Latha"/>
+                <w:sz w:val="28"/>
+                <w:szCs w:val="28"/>
+                <w:cs/>
+                <w:lang w:bidi="ta-IN"/>
+              </w:rPr>
+              <w:t>ஸ்யா</w:t>
+            </w:r>
+            <w:r>
+              <w:rPr>
+                <w:rFonts w:ascii="Latha" w:hAnsi="Latha" w:cs="Latha"/>
+                <w:sz w:val="28"/>
+                <w:szCs w:val="28"/>
+                <w:highlight w:val="yellow"/>
+                <w:cs/>
+                <w:lang w:bidi="ta-IN"/>
+              </w:rPr>
+              <w:t>ன</w:t>
+            </w:r>
+            <w:r>
+              <w:rPr>
+                <w:rFonts w:ascii="BRH Tamil Tab Extra" w:hAnsi="BRH Tamil Tab Extra" w:cs="Latha"/>
+                <w:b/>
+                <w:sz w:val="36"/>
+                <w:szCs w:val="28"/>
+                <w:highlight w:val="yellow"/>
+                <w:lang w:bidi="ta-IN"/>
+              </w:rPr>
+              <w:t>‡</w:t>
+            </w:r>
+            <w:r>
+              <w:rPr>
+                <w:rFonts w:ascii="Latha" w:hAnsi="Latha" w:cs="Latha"/>
+                <w:sz w:val="28"/>
+                <w:szCs w:val="28"/>
+                <w:highlight w:val="yellow"/>
+                <w:cs/>
+                <w:lang w:bidi="ta-IN"/>
+              </w:rPr>
+              <w:t>ம்</w:t>
+            </w:r>
+            <w:r>
+              <w:rPr>
+                <w:rFonts w:ascii="Latha" w:hAnsi="Latha" w:cs="Latha"/>
+                <w:sz w:val="28"/>
+                <w:szCs w:val="28"/>
+                <w:lang w:bidi="ta-IN"/>
+              </w:rPr>
+              <w:t xml:space="preserve"> | </w:t>
+            </w:r>
+            <w:r>
+              <w:rPr>
+                <w:rFonts w:ascii="Latha" w:hAnsi="Latha" w:cs="Latha"/>
+                <w:sz w:val="28"/>
+                <w:szCs w:val="28"/>
+                <w:lang w:bidi="ta-IN"/>
+              </w:rPr>
+              <w:br/>
+            </w:r>
+            <w:r>
+              <w:rPr>
+                <w:rFonts w:ascii="Latha" w:hAnsi="Latha" w:cs="Latha"/>
+                <w:sz w:val="28"/>
+                <w:szCs w:val="28"/>
+                <w:cs/>
+                <w:lang w:bidi="ta-IN"/>
+              </w:rPr>
+              <w:t>அன்ன</w:t>
+            </w:r>
+            <w:r>
+              <w:rPr>
+                <w:rFonts w:ascii="BRH Devanagari Extra" w:hAnsi="BRH Devanagari Extra" w:cs="Latha"/>
+                <w:b/>
+                <w:sz w:val="36"/>
+                <w:szCs w:val="28"/>
+                <w:lang w:bidi="ta-IN"/>
+              </w:rPr>
+              <w:t>ò</w:t>
+            </w:r>
+            <w:r>
+              <w:rPr>
+                <w:rFonts w:ascii="BRH Tamil Tab Extra" w:hAnsi="BRH Tamil Tab Extra" w:cs="Latha"/>
+                <w:b/>
+                <w:sz w:val="36"/>
+                <w:szCs w:val="28"/>
+                <w:lang w:bidi="ta-IN"/>
+              </w:rPr>
+              <w:t>‡</w:t>
+            </w:r>
+            <w:r>
+              <w:rPr>
+                <w:rFonts w:ascii="Latha" w:hAnsi="Latha" w:cs="Latha"/>
+                <w:sz w:val="28"/>
+                <w:szCs w:val="28"/>
+                <w:lang w:bidi="ta-IN"/>
+              </w:rPr>
+              <w:t xml:space="preserve"> </w:t>
+            </w:r>
+            <w:r>
+              <w:rPr>
+                <w:rFonts w:ascii="Latha" w:hAnsi="Latha" w:cs="Latha"/>
+                <w:sz w:val="28"/>
+                <w:szCs w:val="28"/>
+                <w:cs/>
+                <w:lang w:bidi="ta-IN"/>
+              </w:rPr>
+              <w:t>ஸ்யாத்</w:t>
+            </w:r>
+            <w:r>
+              <w:rPr>
+                <w:rFonts w:ascii="Latha" w:hAnsi="Latha" w:cs="Latha"/>
+                <w:sz w:val="28"/>
+                <w:szCs w:val="28"/>
+                <w:lang w:bidi="ta-IN"/>
+              </w:rPr>
+              <w:t xml:space="preserve"> |</w:t>
+            </w:r>
+          </w:p>
+        </w:tc>
+        <w:tc>
+          <w:tcPr>
+            <w:tcW w:w="5280" w:type="dxa"/>
+          </w:tcPr>
+          <w:p>
+            <w:pPr>
+              <w:widowControl w:val="0"/>
+              <w:autoSpaceDE w:val="0"/>
+              <w:autoSpaceDN w:val="0"/>
+              <w:adjustRightInd w:val="0"/>
+              <w:spacing w:before="0" w:line="240" w:lineRule="auto"/>
+              <w:rPr>
+                <w:rFonts w:ascii="Latha" w:hAnsi="Latha" w:cs="Latha"/>
+                <w:sz w:val="28"/>
+                <w:szCs w:val="28"/>
+                <w:cs/>
+                <w:lang w:bidi="ta-IN"/>
+              </w:rPr>
+            </w:pPr>
+            <w:r>
+              <w:rPr>
+                <w:rFonts w:ascii="Latha" w:hAnsi="Latha" w:cs="Latha"/>
+                <w:sz w:val="28"/>
+                <w:szCs w:val="28"/>
+                <w:cs/>
+                <w:lang w:bidi="ta-IN"/>
+              </w:rPr>
+              <w:t>அ</w:t>
+            </w:r>
+            <w:r>
+              <w:rPr>
+                <w:rFonts w:ascii="BRH Tamil Tab Extra" w:hAnsi="BRH Tamil Tab Extra" w:cs="Latha"/>
+                <w:b/>
+                <w:sz w:val="32"/>
+                <w:szCs w:val="28"/>
+                <w:lang w:bidi="ta-IN"/>
+              </w:rPr>
+              <w:t>……</w:t>
+            </w:r>
+            <w:r>
+              <w:rPr>
+                <w:rFonts w:ascii="Latha" w:hAnsi="Latha" w:cs="Latha"/>
+                <w:sz w:val="28"/>
+                <w:szCs w:val="28"/>
+                <w:cs/>
+                <w:lang w:bidi="ta-IN"/>
+              </w:rPr>
+              <w:t>ஸ்யா</w:t>
+            </w:r>
+            <w:r>
+              <w:rPr>
+                <w:rFonts w:ascii="Latha" w:hAnsi="Latha" w:cs="Latha"/>
+                <w:sz w:val="28"/>
+                <w:szCs w:val="28"/>
+                <w:highlight w:val="green"/>
+                <w:cs/>
+                <w:lang w:bidi="ta-IN"/>
+              </w:rPr>
+              <w:t>ன்</w:t>
+            </w:r>
+            <w:r>
+              <w:rPr>
+                <w:rFonts w:ascii="Latha" w:hAnsi="Latha" w:cs="Latha"/>
+                <w:sz w:val="28"/>
+                <w:szCs w:val="28"/>
+                <w:highlight w:val="yellow"/>
+                <w:cs/>
+                <w:lang w:bidi="ta-IN"/>
+              </w:rPr>
+              <w:t>ன</w:t>
+            </w:r>
+            <w:r>
+              <w:rPr>
+                <w:rFonts w:ascii="BRH Tamil Tab Extra" w:hAnsi="BRH Tamil Tab Extra" w:cs="Latha"/>
+                <w:b/>
+                <w:sz w:val="36"/>
+                <w:szCs w:val="28"/>
+                <w:highlight w:val="yellow"/>
+                <w:lang w:bidi="ta-IN"/>
+              </w:rPr>
+              <w:t>‡</w:t>
+            </w:r>
+            <w:r>
+              <w:rPr>
+                <w:rFonts w:ascii="Latha" w:hAnsi="Latha" w:cs="Latha"/>
+                <w:sz w:val="28"/>
+                <w:szCs w:val="28"/>
+                <w:highlight w:val="yellow"/>
+                <w:cs/>
+                <w:lang w:bidi="ta-IN"/>
+              </w:rPr>
+              <w:t>ம்</w:t>
+            </w:r>
+            <w:r>
+              <w:rPr>
+                <w:rFonts w:ascii="Latha" w:hAnsi="Latha" w:cs="Latha"/>
+                <w:sz w:val="28"/>
+                <w:szCs w:val="28"/>
+                <w:lang w:bidi="ta-IN"/>
+              </w:rPr>
+              <w:t xml:space="preserve"> | </w:t>
+            </w:r>
+            <w:r>
+              <w:rPr>
+                <w:rFonts w:ascii="Latha" w:hAnsi="Latha" w:cs="Latha"/>
+                <w:sz w:val="28"/>
+                <w:szCs w:val="28"/>
+                <w:lang w:bidi="ta-IN"/>
+              </w:rPr>
+              <w:br/>
+            </w:r>
+            <w:r>
+              <w:rPr>
+                <w:rFonts w:ascii="Latha" w:hAnsi="Latha" w:cs="Latha"/>
+                <w:sz w:val="28"/>
+                <w:szCs w:val="28"/>
+                <w:cs/>
+                <w:lang w:bidi="ta-IN"/>
+              </w:rPr>
+              <w:t>அன்ன</w:t>
+            </w:r>
+            <w:r>
+              <w:rPr>
+                <w:rFonts w:ascii="BRH Devanagari Extra" w:hAnsi="BRH Devanagari Extra" w:cs="Latha"/>
+                <w:b/>
+                <w:sz w:val="36"/>
+                <w:szCs w:val="28"/>
+                <w:lang w:bidi="ta-IN"/>
+              </w:rPr>
+              <w:t>ò</w:t>
+            </w:r>
+            <w:r>
+              <w:rPr>
+                <w:rFonts w:ascii="BRH Tamil Tab Extra" w:hAnsi="BRH Tamil Tab Extra" w:cs="Latha"/>
+                <w:b/>
+                <w:sz w:val="36"/>
+                <w:szCs w:val="28"/>
+                <w:lang w:bidi="ta-IN"/>
+              </w:rPr>
+              <w:t>‡</w:t>
+            </w:r>
+            <w:r>
+              <w:rPr>
+                <w:rFonts w:ascii="Latha" w:hAnsi="Latha" w:cs="Latha"/>
+                <w:sz w:val="28"/>
+                <w:szCs w:val="28"/>
+                <w:lang w:bidi="ta-IN"/>
+              </w:rPr>
+              <w:t xml:space="preserve"> </w:t>
+            </w:r>
+            <w:r>
+              <w:rPr>
+                <w:rFonts w:ascii="Latha" w:hAnsi="Latha" w:cs="Latha"/>
+                <w:sz w:val="28"/>
+                <w:szCs w:val="28"/>
+                <w:cs/>
+                <w:lang w:bidi="ta-IN"/>
+              </w:rPr>
+              <w:t>ஸ்யாத்</w:t>
+            </w:r>
+            <w:r>
+              <w:rPr>
+                <w:rFonts w:ascii="Latha" w:hAnsi="Latha" w:cs="Latha"/>
+                <w:sz w:val="28"/>
+                <w:szCs w:val="28"/>
+                <w:lang w:bidi="ta-IN"/>
+              </w:rPr>
+              <w:t xml:space="preserve"> |</w:t>
+            </w:r>
+          </w:p>
+        </w:tc>
+      </w:tr>
+      <w:tr>
+        <w:trPr>
+          <w:trHeight w:val="918"/>
+        </w:trPr>
+        <w:tc>
+          <w:tcPr>
+            <w:tcW w:w="3877" w:type="dxa"/>
+          </w:tcPr>
+          <w:p>
+            <w:pPr>
+              <w:widowControl w:val="0"/>
+              <w:tabs>
+                <w:tab w:val="left" w:pos="993"/>
+              </w:tabs>
+              <w:autoSpaceDE w:val="0"/>
+              <w:autoSpaceDN w:val="0"/>
+              <w:adjustRightInd w:val="0"/>
+              <w:spacing w:before="0" w:line="252" w:lineRule="auto"/>
+              <w:ind w:right="297"/>
+              <w:rPr>
+                <w:rFonts w:cs="Arial"/>
+                <w:b/>
+                <w:sz w:val="28"/>
+                <w:szCs w:val="32"/>
+              </w:rPr>
+            </w:pPr>
+            <w:r>
+              <w:rPr>
+                <w:rFonts w:cs="Arial"/>
+                <w:b/>
+                <w:sz w:val="28"/>
+                <w:szCs w:val="32"/>
+              </w:rPr>
+              <w:t>T.S.5.7.</w:t>
+            </w:r>
+            <w:r>
+              <w:rPr>
+                <w:rFonts w:cs="Arial"/>
+                <w:b/>
+                <w:sz w:val="28"/>
+                <w:szCs w:val="32"/>
+              </w:rPr>
+              <w:t>1</w:t>
+            </w:r>
+            <w:r>
+              <w:rPr>
+                <w:rFonts w:cs="Arial"/>
+                <w:b/>
+                <w:sz w:val="28"/>
+                <w:szCs w:val="32"/>
+              </w:rPr>
+              <w:t>2</w:t>
+            </w:r>
+            <w:r>
+              <w:rPr>
+                <w:rFonts w:cs="Arial"/>
+                <w:b/>
+                <w:sz w:val="28"/>
+                <w:szCs w:val="32"/>
+              </w:rPr>
+              <w:t>.</w:t>
+            </w:r>
+            <w:r>
+              <w:rPr>
+                <w:rFonts w:cs="Arial"/>
+                <w:b/>
+                <w:sz w:val="28"/>
+                <w:szCs w:val="32"/>
+              </w:rPr>
+              <w:t>1</w:t>
+            </w:r>
+            <w:r>
+              <w:rPr>
+                <w:rFonts w:cs="Arial"/>
+                <w:b/>
+                <w:sz w:val="28"/>
+                <w:szCs w:val="32"/>
+              </w:rPr>
+              <w:t xml:space="preserve"> – Kramam</w:t>
+            </w:r>
+          </w:p>
+          <w:p>
+            <w:pPr>
+              <w:widowControl w:val="0"/>
+              <w:tabs>
+                <w:tab w:val="left" w:pos="993"/>
+              </w:tabs>
+              <w:autoSpaceDE w:val="0"/>
+              <w:autoSpaceDN w:val="0"/>
+              <w:adjustRightInd w:val="0"/>
+              <w:spacing w:before="0" w:line="252" w:lineRule="auto"/>
+              <w:ind w:right="297"/>
+              <w:rPr>
+                <w:rFonts w:cs="Arial"/>
+                <w:b/>
+                <w:sz w:val="28"/>
+                <w:szCs w:val="32"/>
+                <w:lang w:val="en-IN"/>
+              </w:rPr>
+            </w:pPr>
+            <w:r>
+              <w:rPr>
+                <w:rFonts w:cs="Arial"/>
+                <w:b/>
+                <w:sz w:val="28"/>
+                <w:szCs w:val="32"/>
+                <w:lang w:val="en-IN"/>
+              </w:rPr>
+              <w:t>Krama Vaakyam No.</w:t>
+            </w:r>
+            <w:r>
+              <w:rPr>
+                <w:rFonts w:cs="Arial"/>
+                <w:b/>
+                <w:sz w:val="28"/>
+                <w:szCs w:val="32"/>
+                <w:lang w:val="en-IN"/>
+              </w:rPr>
+              <w:t xml:space="preserve">- </w:t>
+            </w:r>
+            <w:r>
+              <w:rPr>
+                <w:rFonts w:cs="Arial"/>
+                <w:b/>
+                <w:sz w:val="28"/>
+                <w:szCs w:val="32"/>
+                <w:lang w:val="en-IN"/>
+              </w:rPr>
+              <w:t>6</w:t>
+            </w:r>
+          </w:p>
+          <w:p>
+            <w:pPr>
+              <w:widowControl w:val="0"/>
+              <w:tabs>
+                <w:tab w:val="left" w:pos="993"/>
+              </w:tabs>
+              <w:autoSpaceDE w:val="0"/>
+              <w:autoSpaceDN w:val="0"/>
+              <w:adjustRightInd w:val="0"/>
+              <w:spacing w:before="0" w:line="252" w:lineRule="auto"/>
+              <w:ind w:right="297"/>
+              <w:rPr>
+                <w:rFonts w:cs="Arial"/>
+                <w:b/>
+                <w:sz w:val="28"/>
+                <w:szCs w:val="32"/>
+              </w:rPr>
+            </w:pPr>
+            <w:r>
+              <w:rPr>
+                <w:rFonts w:cs="Arial"/>
+                <w:b/>
+                <w:sz w:val="28"/>
+                <w:szCs w:val="32"/>
+                <w:lang w:val="it-IT"/>
+              </w:rPr>
+              <w:t>Panchaati No</w:t>
+            </w:r>
+            <w:r>
+              <w:rPr>
+                <w:rFonts w:cs="Arial"/>
+                <w:b/>
+                <w:szCs w:val="32"/>
+                <w:lang w:val="it-IT"/>
+              </w:rPr>
+              <w:t xml:space="preserve">. - </w:t>
+            </w:r>
+            <w:r>
+              <w:rPr>
+                <w:rFonts w:cs="Arial"/>
+                <w:b/>
+                <w:sz w:val="28"/>
+                <w:szCs w:val="32"/>
+                <w:lang w:val="it-IT"/>
+              </w:rPr>
+              <w:t>4</w:t>
+            </w:r>
+            <w:r>
+              <w:rPr>
+                <w:rFonts w:cs="Arial"/>
+                <w:b/>
+                <w:sz w:val="28"/>
+                <w:szCs w:val="32"/>
+                <w:lang w:val="it-IT"/>
+              </w:rPr>
+              <w:t>4</w:t>
+            </w:r>
+          </w:p>
+        </w:tc>
+        <w:tc>
+          <w:tcPr>
+            <w:tcW w:w="4678" w:type="dxa"/>
+          </w:tcPr>
+          <w:p>
+            <w:pPr>
+              <w:widowControl w:val="0"/>
+              <w:autoSpaceDE w:val="0"/>
+              <w:autoSpaceDN w:val="0"/>
+              <w:adjustRightInd w:val="0"/>
+              <w:spacing w:before="0" w:line="240" w:lineRule="auto"/>
+              <w:rPr>
+                <w:rFonts w:ascii="Latha" w:hAnsi="Latha" w:cs="Latha"/>
+                <w:sz w:val="28"/>
+                <w:szCs w:val="28"/>
+                <w:cs/>
+                <w:lang w:bidi="ta-IN"/>
+              </w:rPr>
+            </w:pPr>
+            <w:r>
+              <w:rPr>
+                <w:rFonts w:ascii="Latha" w:hAnsi="Latha" w:cs="Latha"/>
+                <w:sz w:val="28"/>
+                <w:szCs w:val="28"/>
+                <w:cs/>
+                <w:lang w:bidi="ta-IN"/>
+              </w:rPr>
+              <w:t>ஆ</w:t>
+            </w:r>
+            <w:r>
+              <w:rPr>
+                <w:rFonts w:ascii="BRH Tamil Tab Extra" w:hAnsi="BRH Tamil Tab Extra" w:cs="Latha"/>
+                <w:b/>
+                <w:sz w:val="32"/>
+                <w:szCs w:val="28"/>
+                <w:lang w:bidi="ta-IN"/>
+              </w:rPr>
+              <w:t>……</w:t>
+            </w:r>
+            <w:r>
+              <w:rPr>
+                <w:rFonts w:ascii="Latha" w:hAnsi="Latha" w:cs="Latha"/>
+                <w:sz w:val="28"/>
+                <w:szCs w:val="28"/>
+                <w:cs/>
+                <w:lang w:bidi="ta-IN"/>
+              </w:rPr>
+              <w:t>தி</w:t>
+            </w:r>
+            <w:r>
+              <w:rPr>
+                <w:rFonts w:ascii="BRH Tamil Tab Extra" w:hAnsi="BRH Tamil Tab Extra" w:cs="Latha"/>
+                <w:b/>
+                <w:sz w:val="32"/>
+                <w:szCs w:val="28"/>
+                <w:lang w:bidi="ta-IN"/>
+              </w:rPr>
+              <w:t>……</w:t>
+            </w:r>
+            <w:r>
+              <w:rPr>
+                <w:rFonts w:ascii="Latha" w:hAnsi="Latha" w:cs="Latha"/>
+                <w:b/>
+                <w:bCs/>
+                <w:position w:val="-12"/>
+                <w:sz w:val="28"/>
+                <w:szCs w:val="28"/>
+                <w:cs/>
+                <w:lang w:bidi="ta-IN"/>
+              </w:rPr>
+              <w:t>3</w:t>
+            </w:r>
+            <w:r>
+              <w:rPr>
+                <w:rFonts w:ascii="Latha" w:hAnsi="Latha" w:cs="Latha"/>
+                <w:sz w:val="28"/>
+                <w:szCs w:val="28"/>
+                <w:cs/>
+                <w:lang w:bidi="ta-IN"/>
+              </w:rPr>
+              <w:t>த்யா</w:t>
+            </w:r>
+            <w:r>
+              <w:rPr>
+                <w:rFonts w:ascii="Latha" w:hAnsi="Latha" w:cs="Latha"/>
+                <w:color w:val="EE0000"/>
+                <w:sz w:val="28"/>
+                <w:szCs w:val="28"/>
+                <w:highlight w:val="yellow"/>
+                <w:cs/>
+                <w:lang w:bidi="ta-IN"/>
+              </w:rPr>
+              <w:t>ன்</w:t>
+            </w:r>
+            <w:r>
+              <w:rPr>
+                <w:rFonts w:ascii="Latha" w:hAnsi="Latha" w:cs="Latha"/>
+                <w:color w:val="EE0000"/>
+                <w:sz w:val="28"/>
+                <w:szCs w:val="28"/>
+                <w:highlight w:val="yellow"/>
+                <w:lang w:bidi="ta-IN"/>
+              </w:rPr>
+              <w:t xml:space="preserve"> </w:t>
+            </w:r>
+            <w:r>
+              <w:rPr>
+                <w:rFonts w:ascii="Latha" w:hAnsi="Latha" w:cs="Latha"/>
+                <w:color w:val="EE0000"/>
+                <w:sz w:val="28"/>
+                <w:szCs w:val="28"/>
+                <w:highlight w:val="yellow"/>
+                <w:cs/>
+                <w:lang w:bidi="ta-IN"/>
+              </w:rPr>
+              <w:t>ஶ்</w:t>
+            </w:r>
+            <w:r>
+              <w:rPr>
+                <w:rFonts w:ascii="Latha" w:hAnsi="Latha" w:cs="Latha"/>
+                <w:sz w:val="28"/>
+                <w:szCs w:val="28"/>
+                <w:cs/>
+                <w:lang w:bidi="ta-IN"/>
+              </w:rPr>
+              <w:t>ம</w:t>
+            </w:r>
+            <w:r>
+              <w:rPr>
+                <w:rFonts w:ascii="Latha" w:hAnsi="Latha" w:cs="Latha"/>
+                <w:sz w:val="28"/>
+                <w:szCs w:val="28"/>
+                <w:cs/>
+                <w:lang w:bidi="ta-IN"/>
+              </w:rPr>
+              <w:t>ஶ்ரு</w:t>
+            </w:r>
+            <w:r>
+              <w:rPr>
+                <w:rFonts w:ascii="BRH Tamil Tab Extra" w:hAnsi="BRH Tamil Tab Extra" w:cs="Latha"/>
+                <w:b/>
+                <w:sz w:val="36"/>
+                <w:szCs w:val="28"/>
+                <w:lang w:bidi="ta-IN"/>
+              </w:rPr>
+              <w:t>†</w:t>
+            </w:r>
+            <w:r>
+              <w:rPr>
+                <w:rFonts w:ascii="Latha" w:hAnsi="Latha" w:cs="Latha"/>
+                <w:sz w:val="28"/>
+                <w:szCs w:val="28"/>
+                <w:cs/>
+                <w:lang w:bidi="ta-IN"/>
+              </w:rPr>
+              <w:t>பி</w:t>
+            </w:r>
+            <w:r>
+              <w:rPr>
+                <w:rFonts w:ascii="Latha" w:hAnsi="Latha" w:cs="Latha"/>
+                <w:b/>
+                <w:bCs/>
+                <w:position w:val="-12"/>
+                <w:sz w:val="28"/>
+                <w:szCs w:val="28"/>
+                <w:cs/>
+                <w:lang w:bidi="ta-IN"/>
+              </w:rPr>
+              <w:t>4</w:t>
+            </w:r>
+            <w:r>
+              <w:rPr>
+                <w:rFonts w:ascii="Latha" w:hAnsi="Latha" w:cs="Latha"/>
+                <w:b/>
+                <w:bCs/>
+                <w:sz w:val="32"/>
+                <w:szCs w:val="32"/>
+                <w:cs/>
+                <w:lang w:bidi="ta-IN"/>
+              </w:rPr>
+              <w:t>:</w:t>
+            </w:r>
+            <w:r>
+              <w:rPr>
+                <w:rFonts w:ascii="Latha" w:hAnsi="Latha" w:cs="Latha"/>
+                <w:sz w:val="28"/>
+                <w:szCs w:val="28"/>
+                <w:lang w:bidi="ta-IN"/>
+              </w:rPr>
+              <w:t xml:space="preserve"> | </w:t>
+            </w:r>
+            <w:r>
+              <w:rPr>
+                <w:rFonts w:ascii="Latha" w:hAnsi="Latha" w:cs="Latha"/>
+                <w:sz w:val="28"/>
+                <w:szCs w:val="28"/>
+                <w:cs/>
+                <w:lang w:bidi="ta-IN"/>
+              </w:rPr>
+              <w:t>ஶ்மஶ்ரு</w:t>
+            </w:r>
+            <w:r>
+              <w:rPr>
+                <w:rFonts w:ascii="BRH Tamil Tab Extra" w:hAnsi="BRH Tamil Tab Extra" w:cs="Latha"/>
+                <w:b/>
+                <w:sz w:val="36"/>
+                <w:szCs w:val="28"/>
+                <w:lang w:bidi="ta-IN"/>
+              </w:rPr>
+              <w:t>†</w:t>
+            </w:r>
+            <w:r>
+              <w:rPr>
+                <w:rFonts w:ascii="Latha" w:hAnsi="Latha" w:cs="Latha"/>
+                <w:sz w:val="28"/>
+                <w:szCs w:val="28"/>
+                <w:cs/>
+                <w:lang w:bidi="ta-IN"/>
+              </w:rPr>
+              <w:t>பி</w:t>
+            </w:r>
+            <w:r>
+              <w:rPr>
+                <w:rFonts w:ascii="Latha" w:hAnsi="Latha" w:cs="Latha"/>
+                <w:b/>
+                <w:bCs/>
+                <w:position w:val="-12"/>
+                <w:sz w:val="28"/>
+                <w:szCs w:val="28"/>
+                <w:cs/>
+                <w:lang w:bidi="ta-IN"/>
+              </w:rPr>
+              <w:t>4</w:t>
+            </w:r>
+            <w:r>
+              <w:rPr>
+                <w:rFonts w:ascii="Latha" w:hAnsi="Latha" w:cs="Latha"/>
+                <w:sz w:val="28"/>
+                <w:szCs w:val="28"/>
+                <w:cs/>
+                <w:lang w:bidi="ta-IN"/>
+              </w:rPr>
+              <w:t>ருபயா</w:t>
+            </w:r>
+            <w:r>
+              <w:rPr>
+                <w:rFonts w:ascii="BRH Tamil Tab Extra" w:hAnsi="BRH Tamil Tab Extra" w:cs="Latha"/>
+                <w:b/>
+                <w:sz w:val="32"/>
+                <w:szCs w:val="28"/>
+                <w:lang w:bidi="ta-IN"/>
+              </w:rPr>
+              <w:t>……</w:t>
+            </w:r>
+            <w:r>
+              <w:rPr>
+                <w:rFonts w:ascii="Latha" w:hAnsi="Latha" w:cs="Latha"/>
+                <w:sz w:val="28"/>
+                <w:szCs w:val="28"/>
+                <w:cs/>
+                <w:lang w:bidi="ta-IN"/>
+              </w:rPr>
+              <w:t>மம்</w:t>
+            </w:r>
+            <w:r>
+              <w:rPr>
+                <w:rFonts w:ascii="Latha" w:hAnsi="Latha" w:cs="Latha"/>
+                <w:sz w:val="28"/>
+                <w:szCs w:val="28"/>
+                <w:lang w:bidi="ta-IN"/>
+              </w:rPr>
+              <w:t xml:space="preserve"> |</w:t>
+            </w:r>
+          </w:p>
+        </w:tc>
+        <w:tc>
+          <w:tcPr>
+            <w:tcW w:w="5280" w:type="dxa"/>
+          </w:tcPr>
+          <w:p>
+            <w:pPr>
+              <w:widowControl w:val="0"/>
+              <w:autoSpaceDE w:val="0"/>
+              <w:autoSpaceDN w:val="0"/>
+              <w:adjustRightInd w:val="0"/>
+              <w:spacing w:before="0" w:line="240" w:lineRule="auto"/>
+              <w:rPr>
+                <w:rFonts w:ascii="Latha" w:hAnsi="Latha" w:cs="Latha"/>
+                <w:sz w:val="28"/>
+                <w:szCs w:val="28"/>
+                <w:cs/>
+                <w:lang w:bidi="ta-IN"/>
+              </w:rPr>
+            </w:pPr>
+            <w:r>
+              <w:rPr>
+                <w:rFonts w:ascii="Latha" w:hAnsi="Latha" w:cs="Latha"/>
+                <w:sz w:val="28"/>
+                <w:szCs w:val="28"/>
+                <w:cs/>
+                <w:lang w:bidi="ta-IN"/>
+              </w:rPr>
+              <w:t>ஆ</w:t>
+            </w:r>
+            <w:r>
+              <w:rPr>
+                <w:rFonts w:ascii="BRH Tamil Tab Extra" w:hAnsi="BRH Tamil Tab Extra" w:cs="Latha"/>
+                <w:b/>
+                <w:sz w:val="32"/>
+                <w:szCs w:val="28"/>
+                <w:lang w:bidi="ta-IN"/>
+              </w:rPr>
+              <w:t>……</w:t>
+            </w:r>
+            <w:r>
+              <w:rPr>
+                <w:rFonts w:ascii="Latha" w:hAnsi="Latha" w:cs="Latha"/>
+                <w:sz w:val="28"/>
+                <w:szCs w:val="28"/>
+                <w:cs/>
+                <w:lang w:bidi="ta-IN"/>
+              </w:rPr>
+              <w:t>தி</w:t>
+            </w:r>
+            <w:r>
+              <w:rPr>
+                <w:rFonts w:ascii="BRH Tamil Tab Extra" w:hAnsi="BRH Tamil Tab Extra" w:cs="Latha"/>
+                <w:b/>
+                <w:sz w:val="32"/>
+                <w:szCs w:val="28"/>
+                <w:lang w:bidi="ta-IN"/>
+              </w:rPr>
+              <w:t>……</w:t>
+            </w:r>
+            <w:r>
+              <w:rPr>
+                <w:rFonts w:ascii="Latha" w:hAnsi="Latha" w:cs="Latha"/>
+                <w:b/>
+                <w:bCs/>
+                <w:position w:val="-12"/>
+                <w:sz w:val="28"/>
+                <w:szCs w:val="28"/>
+                <w:cs/>
+                <w:lang w:bidi="ta-IN"/>
+              </w:rPr>
+              <w:t>3</w:t>
+            </w:r>
+            <w:r>
+              <w:rPr>
+                <w:rFonts w:ascii="Latha" w:hAnsi="Latha" w:cs="Latha"/>
+                <w:sz w:val="28"/>
+                <w:szCs w:val="28"/>
+                <w:cs/>
+                <w:lang w:bidi="ta-IN"/>
+              </w:rPr>
+              <w:t>த்யா</w:t>
+            </w:r>
+            <w:r>
+              <w:rPr>
+                <w:rFonts w:ascii="Latha" w:hAnsi="Latha" w:cs="Latha"/>
+                <w:sz w:val="28"/>
+                <w:szCs w:val="28"/>
+                <w:highlight w:val="green"/>
+                <w:cs/>
+                <w:lang w:bidi="ta-IN"/>
+                <w14:ligatures w14:val="standardContextual"/>
+              </w:rPr>
+              <w:t>ஞ் ச்</w:t>
+            </w:r>
+            <w:r>
+              <w:rPr>
+                <w:rFonts w:ascii="Latha" w:hAnsi="Latha" w:cs="Latha"/>
+                <w:b/>
+                <w:bCs/>
+                <w:position w:val="-12"/>
+                <w:sz w:val="28"/>
+                <w:szCs w:val="28"/>
+                <w:highlight w:val="green"/>
+                <w:cs/>
+                <w:lang w:bidi="ta-IN"/>
+                <w14:ligatures w14:val="standardContextual"/>
+              </w:rPr>
+              <w:t>2</w:t>
+            </w:r>
+            <w:r>
+              <w:rPr>
+                <w:rFonts w:ascii="Latha" w:hAnsi="Latha" w:cs="Latha"/>
+                <w:sz w:val="28"/>
+                <w:szCs w:val="28"/>
+                <w:cs/>
+                <w:lang w:bidi="ta-IN"/>
+              </w:rPr>
+              <w:t>ம</w:t>
+            </w:r>
+            <w:r>
+              <w:rPr>
+                <w:rFonts w:ascii="Latha" w:hAnsi="Latha" w:cs="Latha"/>
+                <w:sz w:val="28"/>
+                <w:szCs w:val="28"/>
+                <w:cs/>
+                <w:lang w:bidi="ta-IN"/>
+              </w:rPr>
+              <w:t>ஶ்ரு</w:t>
+            </w:r>
+            <w:r>
+              <w:rPr>
+                <w:rFonts w:ascii="BRH Tamil Tab Extra" w:hAnsi="BRH Tamil Tab Extra" w:cs="Latha"/>
+                <w:b/>
+                <w:sz w:val="36"/>
+                <w:szCs w:val="28"/>
+                <w:lang w:bidi="ta-IN"/>
+              </w:rPr>
+              <w:t>†</w:t>
+            </w:r>
+            <w:r>
+              <w:rPr>
+                <w:rFonts w:ascii="Latha" w:hAnsi="Latha" w:cs="Latha"/>
+                <w:sz w:val="28"/>
+                <w:szCs w:val="28"/>
+                <w:cs/>
+                <w:lang w:bidi="ta-IN"/>
+              </w:rPr>
+              <w:t>பி</w:t>
+            </w:r>
+            <w:r>
+              <w:rPr>
+                <w:rFonts w:ascii="Latha" w:hAnsi="Latha" w:cs="Latha"/>
+                <w:b/>
+                <w:bCs/>
+                <w:position w:val="-12"/>
+                <w:sz w:val="28"/>
+                <w:szCs w:val="28"/>
+                <w:cs/>
+                <w:lang w:bidi="ta-IN"/>
+              </w:rPr>
+              <w:t>4</w:t>
+            </w:r>
+            <w:r>
+              <w:rPr>
+                <w:rFonts w:ascii="Latha" w:hAnsi="Latha" w:cs="Latha"/>
+                <w:b/>
+                <w:bCs/>
+                <w:sz w:val="32"/>
+                <w:szCs w:val="32"/>
+                <w:cs/>
+                <w:lang w:bidi="ta-IN"/>
+              </w:rPr>
+              <w:t>:</w:t>
+            </w:r>
+            <w:r>
+              <w:rPr>
+                <w:rFonts w:ascii="Latha" w:hAnsi="Latha" w:cs="Latha"/>
+                <w:sz w:val="28"/>
+                <w:szCs w:val="28"/>
+                <w:lang w:bidi="ta-IN"/>
+              </w:rPr>
+              <w:t xml:space="preserve"> | </w:t>
+            </w:r>
+            <w:r>
+              <w:rPr>
+                <w:rFonts w:ascii="Latha" w:hAnsi="Latha" w:cs="Latha"/>
+                <w:sz w:val="28"/>
+                <w:szCs w:val="28"/>
+                <w:cs/>
+                <w:lang w:bidi="ta-IN"/>
+              </w:rPr>
+              <w:t>ஶ்மஶ்ரு</w:t>
+            </w:r>
+            <w:r>
+              <w:rPr>
+                <w:rFonts w:ascii="BRH Tamil Tab Extra" w:hAnsi="BRH Tamil Tab Extra" w:cs="Latha"/>
+                <w:b/>
+                <w:sz w:val="36"/>
+                <w:szCs w:val="28"/>
+                <w:lang w:bidi="ta-IN"/>
+              </w:rPr>
+              <w:t>†</w:t>
+            </w:r>
+            <w:r>
+              <w:rPr>
+                <w:rFonts w:ascii="Latha" w:hAnsi="Latha" w:cs="Latha"/>
+                <w:sz w:val="28"/>
+                <w:szCs w:val="28"/>
+                <w:cs/>
+                <w:lang w:bidi="ta-IN"/>
+              </w:rPr>
+              <w:t>பி</w:t>
+            </w:r>
+            <w:r>
+              <w:rPr>
+                <w:rFonts w:ascii="Latha" w:hAnsi="Latha" w:cs="Latha"/>
+                <w:b/>
+                <w:bCs/>
+                <w:position w:val="-12"/>
+                <w:sz w:val="28"/>
+                <w:szCs w:val="28"/>
+                <w:cs/>
+                <w:lang w:bidi="ta-IN"/>
+              </w:rPr>
+              <w:t>4</w:t>
+            </w:r>
+            <w:r>
+              <w:rPr>
+                <w:rFonts w:ascii="Latha" w:hAnsi="Latha" w:cs="Latha"/>
+                <w:sz w:val="28"/>
+                <w:szCs w:val="28"/>
+                <w:cs/>
+                <w:lang w:bidi="ta-IN"/>
+              </w:rPr>
+              <w:t>ருபயா</w:t>
+            </w:r>
+            <w:r>
+              <w:rPr>
+                <w:rFonts w:ascii="BRH Tamil Tab Extra" w:hAnsi="BRH Tamil Tab Extra" w:cs="Latha"/>
+                <w:b/>
+                <w:sz w:val="32"/>
+                <w:szCs w:val="28"/>
+                <w:lang w:bidi="ta-IN"/>
+              </w:rPr>
+              <w:t>……</w:t>
+            </w:r>
+            <w:r>
+              <w:rPr>
+                <w:rFonts w:ascii="Latha" w:hAnsi="Latha" w:cs="Latha"/>
+                <w:sz w:val="28"/>
+                <w:szCs w:val="28"/>
+                <w:cs/>
+                <w:lang w:bidi="ta-IN"/>
+              </w:rPr>
+              <w:t>மம்</w:t>
+            </w:r>
+            <w:r>
+              <w:rPr>
+                <w:rFonts w:ascii="Latha" w:hAnsi="Latha" w:cs="Latha"/>
+                <w:sz w:val="28"/>
+                <w:szCs w:val="28"/>
+                <w:lang w:bidi="ta-IN"/>
+              </w:rPr>
+              <w:t xml:space="preserve"> |</w:t>
+            </w:r>
           </w:p>
         </w:tc>
       </w:tr>
     </w:tbl>
+    <w:p>
+      <w:pPr>
+        <w:jc w:val="center"/>
+        <w:rPr>
+          <w:b/>
+          <w:bCs/>
+          <w:sz w:val="32"/>
+          <w:szCs w:val="32"/>
+          <w:u w:val="single"/>
+          <w:lang w:val="it-IT"/>
+        </w:rPr>
+      </w:pPr>
+    </w:p>
+    <w:p>
+      <w:pPr>
+        <w:jc w:val="center"/>
+        <w:rPr>
+          <w:b/>
+          <w:bCs/>
+          <w:sz w:val="32"/>
+          <w:szCs w:val="32"/>
+          <w:u w:val="single"/>
+          <w:lang w:val="it-IT"/>
+        </w:rPr>
+      </w:pPr>
+    </w:p>
     <w:p>
       <w:pPr>
         <w:jc w:val="center"/>
@@ -2015,7 +3221,6 @@
                 <w:sz w:val="32"/>
                 <w:szCs w:val="32"/>
               </w:rPr>
-              <w:lastRenderedPageBreak/>
               <w:t>Reference</w:t>
             </w:r>
           </w:p>
@@ -2042,7 +3247,6 @@
                 <w:sz w:val="32"/>
                 <w:szCs w:val="32"/>
               </w:rPr>
-              <w:lastRenderedPageBreak/>
               <w:t>As Printed</w:t>
             </w:r>
           </w:p>
@@ -4161,7 +5365,6 @@
                 <w:sz w:val="28"/>
                 <w:szCs w:val="32"/>
               </w:rPr>
-              <w:lastRenderedPageBreak/>
               <w:t>T.S.5.7.1.2 – Kramam</w:t>
             </w:r>
           </w:p>
@@ -6972,6 +8175,7 @@
                 <w:sz w:val="28"/>
                 <w:szCs w:val="32"/>
               </w:rPr>
+              <w:lastRenderedPageBreak/>
               <w:t>T.S.5.7.4.2 – Kramam</w:t>
             </w:r>
           </w:p>
@@ -8269,7 +9473,6 @@
                 <w:sz w:val="28"/>
                 <w:szCs w:val="32"/>
               </w:rPr>
-              <w:lastRenderedPageBreak/>
               <w:t>T.S.5.7.4.4 – Kramam</w:t>
             </w:r>
           </w:p>
@@ -11059,6 +12262,7 @@
                 <w:sz w:val="28"/>
                 <w:szCs w:val="32"/>
               </w:rPr>
+              <w:lastRenderedPageBreak/>
               <w:t>T.S.5.7.6.3 – Kramam</w:t>
             </w:r>
           </w:p>
@@ -12025,7 +13229,6 @@
                 <w:sz w:val="28"/>
                 <w:szCs w:val="32"/>
               </w:rPr>
-              <w:lastRenderedPageBreak/>
               <w:t>T.S.5.7.6.6 – Kramam</w:t>
             </w:r>
           </w:p>
@@ -14888,6 +16091,7 @@
                 <w:sz w:val="28"/>
                 <w:szCs w:val="32"/>
               </w:rPr>
+              <w:lastRenderedPageBreak/>
               <w:t>T.S.5.7.9.4 – Kramam</w:t>
             </w:r>
           </w:p>
@@ -15859,7 +17063,6 @@
                 <w:sz w:val="28"/>
                 <w:szCs w:val="32"/>
               </w:rPr>
-              <w:lastRenderedPageBreak/>
               <w:t>T.S.5.7.12.1 – Kramam</w:t>
             </w:r>
           </w:p>
@@ -17839,6 +19042,7 @@
           <w:szCs w:val="32"/>
           <w:u w:val="single"/>
         </w:rPr>
+        <w:lastRenderedPageBreak/>
         <w:t xml:space="preserve">TS </w:t>
       </w:r>
       <w:r>
@@ -18221,7 +19425,6 @@
                 <w:szCs w:val="40"/>
                 <w:lang w:bidi="ml-IN"/>
               </w:rPr>
-              <w:lastRenderedPageBreak/>
               <w:t>xÉ SþÍ¤É</w:t>
             </w:r>
             <w:r>
@@ -18323,7 +19526,6 @@
                 <w:szCs w:val="40"/>
                 <w:lang w:bidi="ml-IN"/>
               </w:rPr>
-              <w:lastRenderedPageBreak/>
               <w:t>AÉ</w:t>
             </w:r>
             <w:r>
@@ -18375,7 +19577,6 @@
                 <w:szCs w:val="40"/>
                 <w:lang w:bidi="ml-IN"/>
               </w:rPr>
-              <w:lastRenderedPageBreak/>
               <w:t>xÉ SþÍ¤É</w:t>
             </w:r>
             <w:r>
@@ -18483,7 +19684,6 @@
                 <w:szCs w:val="40"/>
                 <w:lang w:bidi="ml-IN"/>
               </w:rPr>
-              <w:lastRenderedPageBreak/>
               <w:t>AÉ</w:t>
             </w:r>
             <w:r>
@@ -18603,7 +19803,6 @@
           <w:b/>
           <w:sz w:val="32"/>
         </w:rPr>
-        <w:lastRenderedPageBreak/>
         <w:t>=============</w:t>
       </w:r>
     </w:p>
@@ -19929,7 +21128,7 @@
   <w:style w:type="paragraph" w:default="1" w:styleId="Normal">
     <w:name w:val="Normal"/>
     <w:qFormat/>
-    <w:rsid w:val="00076C05"/>
+    <w:rsid w:val="004F35EB"/>
     <w:pPr>
       <w:spacing w:before="120" w:line="276" w:lineRule="auto"/>
     </w:pPr>

--- a/TS-Kramam/TS-5.7/TS 5.7 Tamil Krama Paatam Corrections.docx
+++ b/TS-Kramam/TS-5.7/TS 5.7 Tamil Krama Paatam Corrections.docx
@@ -1777,16 +1777,7 @@
                 <w:sz w:val="28"/>
                 <w:szCs w:val="32"/>
               </w:rPr>
-              <w:t>10.</w:t>
-            </w:r>
-            <w:r>
-              <w:rPr>
-                <w:rFonts w:cs="Arial"/>
-                <w:b/>
-                <w:sz w:val="28"/>
-                <w:szCs w:val="32"/>
-              </w:rPr>
-              <w:t>3</w:t>
+              <w:t>10.3</w:t>
             </w:r>
             <w:r>
               <w:rPr>
@@ -1884,17 +1875,7 @@
                 <w:szCs w:val="32"/>
                 <w:lang w:val="it-IT"/>
               </w:rPr>
-              <w:t>4</w:t>
-            </w:r>
-            <w:r>
-              <w:rPr>
-                <w:rFonts w:cs="Arial"/>
-                <w:b/>
-                <w:sz w:val="28"/>
-                <w:szCs w:val="32"/>
-                <w:lang w:val="it-IT"/>
-              </w:rPr>
-              <w:t>2</w:t>
+              <w:t>42</w:t>
             </w:r>
           </w:p>
         </w:tc>
@@ -1933,7 +1914,7 @@
                 <w:b/>
                 <w:sz w:val="32"/>
                 <w:szCs w:val="28"/>
-                <w:lang w:bidi="ta-IN"/>
+                <w:lang w:val="it-IT" w:bidi="ta-IN"/>
               </w:rPr>
               <w:t>……</w:t>
             </w:r>
@@ -1965,7 +1946,7 @@
                 <w:sz w:val="36"/>
                 <w:szCs w:val="28"/>
                 <w:highlight w:val="yellow"/>
-                <w:lang w:bidi="ta-IN"/>
+                <w:lang w:val="it-IT" w:bidi="ta-IN"/>
               </w:rPr>
               <w:t>‡</w:t>
             </w:r>
@@ -1985,7 +1966,7 @@
                 <w:rFonts w:ascii="Latha" w:hAnsi="Latha" w:cs="Latha"/>
                 <w:sz w:val="28"/>
                 <w:szCs w:val="28"/>
-                <w:lang w:bidi="ta-IN"/>
+                <w:lang w:val="it-IT" w:bidi="ta-IN"/>
               </w:rPr>
               <w:t xml:space="preserve"> | </w:t>
             </w:r>
@@ -1994,7 +1975,7 @@
                 <w:rFonts w:ascii="Latha" w:hAnsi="Latha" w:cs="Latha"/>
                 <w:sz w:val="28"/>
                 <w:szCs w:val="28"/>
-                <w:lang w:bidi="ta-IN"/>
+                <w:lang w:val="it-IT" w:bidi="ta-IN"/>
               </w:rPr>
               <w:br/>
             </w:r>
@@ -2014,7 +1995,7 @@
                 <w:b/>
                 <w:sz w:val="36"/>
                 <w:szCs w:val="28"/>
-                <w:lang w:bidi="ta-IN"/>
+                <w:lang w:val="it-IT" w:bidi="ta-IN"/>
               </w:rPr>
               <w:t>ò</w:t>
             </w:r>
@@ -2024,7 +2005,7 @@
                 <w:b/>
                 <w:sz w:val="36"/>
                 <w:szCs w:val="28"/>
-                <w:lang w:bidi="ta-IN"/>
+                <w:lang w:val="it-IT" w:bidi="ta-IN"/>
               </w:rPr>
               <w:t>‡</w:t>
             </w:r>
@@ -2033,7 +2014,7 @@
                 <w:rFonts w:ascii="Latha" w:hAnsi="Latha" w:cs="Latha"/>
                 <w:sz w:val="28"/>
                 <w:szCs w:val="28"/>
-                <w:lang w:bidi="ta-IN"/>
+                <w:lang w:val="it-IT" w:bidi="ta-IN"/>
               </w:rPr>
               <w:t xml:space="preserve"> </w:t>
             </w:r>
@@ -2052,7 +2033,7 @@
                 <w:rFonts w:ascii="Latha" w:hAnsi="Latha" w:cs="Latha"/>
                 <w:sz w:val="28"/>
                 <w:szCs w:val="28"/>
-                <w:lang w:bidi="ta-IN"/>
+                <w:lang w:val="it-IT" w:bidi="ta-IN"/>
               </w:rPr>
               <w:t xml:space="preserve"> |</w:t>
             </w:r>
@@ -2123,11 +2104,472 @@
                 <w:rFonts w:ascii="Latha" w:hAnsi="Latha" w:cs="Latha"/>
                 <w:sz w:val="28"/>
                 <w:szCs w:val="28"/>
+                <w:highlight w:val="green"/>
+                <w:cs/>
+                <w:lang w:bidi="ta-IN"/>
+              </w:rPr>
+              <w:t>ன</w:t>
+            </w:r>
+            <w:r>
+              <w:rPr>
+                <w:rFonts w:ascii="BRH Tamil Tab Extra" w:hAnsi="BRH Tamil Tab Extra" w:cs="Latha"/>
+                <w:b/>
+                <w:sz w:val="36"/>
+                <w:szCs w:val="28"/>
+                <w:highlight w:val="green"/>
+                <w:lang w:bidi="ta-IN"/>
+              </w:rPr>
+              <w:t>‡</w:t>
+            </w:r>
+            <w:r>
+              <w:rPr>
+                <w:rFonts w:ascii="Latha" w:hAnsi="Latha" w:cs="Latha"/>
+                <w:sz w:val="28"/>
+                <w:szCs w:val="28"/>
+                <w:highlight w:val="green"/>
+                <w:cs/>
+                <w:lang w:bidi="ta-IN"/>
+              </w:rPr>
+              <w:t>ம்</w:t>
+            </w:r>
+            <w:r>
+              <w:rPr>
+                <w:rFonts w:ascii="Latha" w:hAnsi="Latha" w:cs="Latha"/>
+                <w:sz w:val="28"/>
+                <w:szCs w:val="28"/>
+                <w:lang w:bidi="ta-IN"/>
+              </w:rPr>
+              <w:t xml:space="preserve"> | </w:t>
+            </w:r>
+            <w:r>
+              <w:rPr>
+                <w:rFonts w:ascii="Latha" w:hAnsi="Latha" w:cs="Latha"/>
+                <w:sz w:val="28"/>
+                <w:szCs w:val="28"/>
+                <w:lang w:bidi="ta-IN"/>
+              </w:rPr>
+              <w:br/>
+            </w:r>
+            <w:r>
+              <w:rPr>
+                <w:rFonts w:ascii="Latha" w:hAnsi="Latha" w:cs="Latha"/>
+                <w:sz w:val="28"/>
+                <w:szCs w:val="28"/>
+                <w:cs/>
+                <w:lang w:bidi="ta-IN"/>
+              </w:rPr>
+              <w:t>அன்ன</w:t>
+            </w:r>
+            <w:r>
+              <w:rPr>
+                <w:rFonts w:ascii="BRH Devanagari Extra" w:hAnsi="BRH Devanagari Extra" w:cs="Latha"/>
+                <w:b/>
+                <w:sz w:val="36"/>
+                <w:szCs w:val="28"/>
+                <w:lang w:bidi="ta-IN"/>
+              </w:rPr>
+              <w:t>ò</w:t>
+            </w:r>
+            <w:r>
+              <w:rPr>
+                <w:rFonts w:ascii="BRH Tamil Tab Extra" w:hAnsi="BRH Tamil Tab Extra" w:cs="Latha"/>
+                <w:b/>
+                <w:sz w:val="36"/>
+                <w:szCs w:val="28"/>
+                <w:lang w:bidi="ta-IN"/>
+              </w:rPr>
+              <w:t>‡</w:t>
+            </w:r>
+            <w:r>
+              <w:rPr>
+                <w:rFonts w:ascii="Latha" w:hAnsi="Latha" w:cs="Latha"/>
+                <w:sz w:val="28"/>
+                <w:szCs w:val="28"/>
+                <w:lang w:bidi="ta-IN"/>
+              </w:rPr>
+              <w:t xml:space="preserve"> </w:t>
+            </w:r>
+            <w:r>
+              <w:rPr>
+                <w:rFonts w:ascii="Latha" w:hAnsi="Latha" w:cs="Latha"/>
+                <w:sz w:val="28"/>
+                <w:szCs w:val="28"/>
+                <w:cs/>
+                <w:lang w:bidi="ta-IN"/>
+              </w:rPr>
+              <w:t>ஸ்யாத்</w:t>
+            </w:r>
+            <w:r>
+              <w:rPr>
+                <w:rFonts w:ascii="Latha" w:hAnsi="Latha" w:cs="Latha"/>
+                <w:sz w:val="28"/>
+                <w:szCs w:val="28"/>
+                <w:lang w:bidi="ta-IN"/>
+              </w:rPr>
+              <w:t xml:space="preserve"> |</w:t>
+            </w:r>
+          </w:p>
+        </w:tc>
+      </w:tr>
+      <w:tr>
+        <w:trPr>
+          <w:trHeight w:val="1688"/>
+        </w:trPr>
+        <w:tc>
+          <w:tcPr>
+            <w:tcW w:w="3877" w:type="dxa"/>
+            <w:tcBorders>
+              <w:top w:val="single" w:sz="4" w:space="0" w:color="000000"/>
+              <w:left w:val="single" w:sz="4" w:space="0" w:color="000000"/>
+              <w:bottom w:val="single" w:sz="4" w:space="0" w:color="000000"/>
+              <w:right w:val="single" w:sz="4" w:space="0" w:color="000000"/>
+            </w:tcBorders>
+          </w:tcPr>
+          <w:p>
+            <w:pPr>
+              <w:widowControl w:val="0"/>
+              <w:tabs>
+                <w:tab w:val="left" w:pos="993"/>
+              </w:tabs>
+              <w:autoSpaceDE w:val="0"/>
+              <w:autoSpaceDN w:val="0"/>
+              <w:adjustRightInd w:val="0"/>
+              <w:spacing w:before="0" w:line="240" w:lineRule="auto"/>
+              <w:ind w:right="297"/>
+              <w:rPr>
+                <w:rFonts w:cs="Arial"/>
+                <w:b/>
+                <w:sz w:val="28"/>
+                <w:szCs w:val="32"/>
+              </w:rPr>
+            </w:pPr>
+            <w:r>
+              <w:rPr>
+                <w:rFonts w:cs="Arial"/>
+                <w:b/>
+                <w:sz w:val="28"/>
+                <w:szCs w:val="32"/>
+              </w:rPr>
+              <w:t>T.S.5.7.</w:t>
+            </w:r>
+            <w:r>
+              <w:rPr>
+                <w:rFonts w:cs="Arial"/>
+                <w:b/>
+                <w:sz w:val="28"/>
+                <w:szCs w:val="32"/>
+              </w:rPr>
+              <w:t>11.1</w:t>
+            </w:r>
+            <w:r>
+              <w:rPr>
+                <w:rFonts w:cs="Arial"/>
+                <w:b/>
+                <w:sz w:val="28"/>
+                <w:szCs w:val="32"/>
+              </w:rPr>
+              <w:t xml:space="preserve"> – Kramam</w:t>
+            </w:r>
+          </w:p>
+          <w:p>
+            <w:pPr>
+              <w:widowControl w:val="0"/>
+              <w:tabs>
+                <w:tab w:val="left" w:pos="993"/>
+              </w:tabs>
+              <w:autoSpaceDE w:val="0"/>
+              <w:autoSpaceDN w:val="0"/>
+              <w:adjustRightInd w:val="0"/>
+              <w:spacing w:before="0" w:line="240" w:lineRule="auto"/>
+              <w:ind w:right="297"/>
+              <w:rPr>
+                <w:rFonts w:cs="Arial"/>
+                <w:b/>
+                <w:sz w:val="28"/>
+                <w:szCs w:val="32"/>
+                <w:lang w:val="en-IN"/>
+              </w:rPr>
+            </w:pPr>
+            <w:r>
+              <w:rPr>
+                <w:rFonts w:cs="Arial"/>
+                <w:b/>
+                <w:sz w:val="28"/>
+                <w:szCs w:val="32"/>
+                <w:lang w:val="en-IN"/>
+              </w:rPr>
+              <w:t>Krama Vaakyam No.- 25</w:t>
+            </w:r>
+          </w:p>
+          <w:p>
+            <w:pPr>
+              <w:widowControl w:val="0"/>
+              <w:tabs>
+                <w:tab w:val="left" w:pos="993"/>
+              </w:tabs>
+              <w:autoSpaceDE w:val="0"/>
+              <w:autoSpaceDN w:val="0"/>
+              <w:adjustRightInd w:val="0"/>
+              <w:spacing w:before="0" w:line="240" w:lineRule="auto"/>
+              <w:ind w:right="297"/>
+              <w:rPr>
+                <w:rFonts w:cs="Arial"/>
+                <w:b/>
+                <w:sz w:val="28"/>
+                <w:szCs w:val="32"/>
+                <w:lang w:val="it-IT"/>
+              </w:rPr>
+            </w:pPr>
+            <w:r>
+              <w:rPr>
+                <w:rFonts w:cs="Arial"/>
+                <w:b/>
+                <w:sz w:val="28"/>
+                <w:szCs w:val="32"/>
+                <w:lang w:val="it-IT"/>
+              </w:rPr>
+              <w:t>Panchaati No</w:t>
+            </w:r>
+            <w:r>
+              <w:rPr>
+                <w:rFonts w:cs="Arial"/>
+                <w:b/>
+                <w:szCs w:val="32"/>
+                <w:lang w:val="it-IT"/>
+              </w:rPr>
+              <w:t xml:space="preserve">. - </w:t>
+            </w:r>
+            <w:r>
+              <w:rPr>
+                <w:rFonts w:cs="Arial"/>
+                <w:b/>
+                <w:sz w:val="28"/>
+                <w:szCs w:val="32"/>
+                <w:lang w:val="it-IT"/>
+              </w:rPr>
+              <w:t>43</w:t>
+            </w:r>
+          </w:p>
+        </w:tc>
+        <w:tc>
+          <w:tcPr>
+            <w:tcW w:w="4678" w:type="dxa"/>
+            <w:tcBorders>
+              <w:top w:val="single" w:sz="4" w:space="0" w:color="000000"/>
+              <w:left w:val="single" w:sz="4" w:space="0" w:color="000000"/>
+              <w:bottom w:val="single" w:sz="4" w:space="0" w:color="000000"/>
+              <w:right w:val="single" w:sz="4" w:space="0" w:color="000000"/>
+            </w:tcBorders>
+          </w:tcPr>
+          <w:p>
+            <w:pPr>
+              <w:widowControl w:val="0"/>
+              <w:autoSpaceDE w:val="0"/>
+              <w:autoSpaceDN w:val="0"/>
+              <w:adjustRightInd w:val="0"/>
+              <w:spacing w:before="0" w:line="240" w:lineRule="auto"/>
+              <w:rPr>
+                <w:rFonts w:ascii="BRH Devanagari Extra" w:hAnsi="BRH Devanagari Extra" w:cs="BRH Devanagari Extra"/>
+                <w:color w:val="000000"/>
+                <w:sz w:val="40"/>
+                <w:szCs w:val="40"/>
+                <w:lang w:val="it-IT" w:bidi="ml-IN"/>
+              </w:rPr>
+            </w:pPr>
+            <w:r>
+              <w:rPr>
+                <w:rFonts w:ascii="Latha" w:hAnsi="Latha" w:cs="Latha"/>
+                <w:sz w:val="28"/>
+                <w:szCs w:val="28"/>
+                <w:cs/>
+                <w:lang w:bidi="ta-IN"/>
+              </w:rPr>
+              <w:t>ஸர</w:t>
+            </w:r>
+            <w:r>
+              <w:rPr>
+                <w:rFonts w:ascii="BRH Tamil Tab Extra" w:hAnsi="BRH Tamil Tab Extra" w:cs="Latha"/>
+                <w:b/>
+                <w:sz w:val="36"/>
+                <w:szCs w:val="28"/>
+                <w:lang w:val="it-IT" w:bidi="ta-IN"/>
+              </w:rPr>
+              <w:t>†</w:t>
+            </w:r>
+            <w:r>
+              <w:rPr>
+                <w:rFonts w:ascii="Latha" w:hAnsi="Latha" w:cs="Latha"/>
+                <w:sz w:val="28"/>
+                <w:szCs w:val="28"/>
+                <w:cs/>
+                <w:lang w:bidi="ta-IN"/>
+              </w:rPr>
+              <w:t>ஸ்வதீஞ்</w:t>
+            </w:r>
+            <w:r>
+              <w:rPr>
+                <w:rFonts w:ascii="Latha" w:hAnsi="Latha" w:cs="Latha"/>
+                <w:sz w:val="28"/>
+                <w:szCs w:val="28"/>
+                <w:lang w:val="it-IT" w:bidi="ta-IN"/>
+              </w:rPr>
+              <w:t xml:space="preserve"> </w:t>
+            </w:r>
+            <w:r>
+              <w:rPr>
+                <w:rFonts w:ascii="Latha" w:hAnsi="Latha" w:cs="Latha"/>
+                <w:sz w:val="28"/>
+                <w:szCs w:val="28"/>
+                <w:cs/>
+                <w:lang w:bidi="ta-IN"/>
+              </w:rPr>
+              <w:t>ஜிஹ்வா</w:t>
+            </w:r>
+            <w:r>
+              <w:rPr>
+                <w:rFonts w:ascii="BRH Tamil Tab Extra" w:hAnsi="BRH Tamil Tab Extra" w:cs="Latha"/>
+                <w:b/>
+                <w:sz w:val="32"/>
+                <w:szCs w:val="28"/>
+                <w:lang w:val="it-IT" w:bidi="ta-IN"/>
+              </w:rPr>
+              <w:t>……</w:t>
+            </w:r>
+            <w:r>
+              <w:rPr>
+                <w:rFonts w:ascii="Latha" w:hAnsi="Latha" w:cs="Latha"/>
+                <w:sz w:val="28"/>
+                <w:szCs w:val="28"/>
+                <w:cs/>
+                <w:lang w:bidi="ta-IN"/>
+              </w:rPr>
+              <w:t>க்</w:t>
+            </w:r>
+            <w:r>
+              <w:rPr>
+                <w:rFonts w:ascii="Latha" w:hAnsi="Latha" w:cs="Latha"/>
+                <w:b/>
+                <w:bCs/>
+                <w:position w:val="-12"/>
+                <w:sz w:val="28"/>
+                <w:szCs w:val="28"/>
+                <w:cs/>
+                <w:lang w:bidi="ta-IN"/>
+              </w:rPr>
+              <w:t>3</w:t>
+            </w:r>
+            <w:r>
+              <w:rPr>
+                <w:rFonts w:ascii="Latha" w:hAnsi="Latha" w:cs="Latha"/>
+                <w:sz w:val="28"/>
+                <w:szCs w:val="28"/>
+                <w:cs/>
+                <w:lang w:bidi="ta-IN"/>
+              </w:rPr>
+              <w:t>ரேண</w:t>
+            </w:r>
+            <w:r>
+              <w:rPr>
+                <w:rFonts w:ascii="BRH Tamil Tab Extra" w:hAnsi="BRH Tamil Tab Extra" w:cs="Latha"/>
+                <w:b/>
+                <w:sz w:val="36"/>
+                <w:szCs w:val="28"/>
+                <w:lang w:val="it-IT" w:bidi="ta-IN"/>
+              </w:rPr>
+              <w:t>†</w:t>
+            </w:r>
+            <w:r>
+              <w:rPr>
+                <w:rFonts w:ascii="Latha" w:hAnsi="Latha" w:cs="Latha"/>
+                <w:sz w:val="28"/>
+                <w:szCs w:val="28"/>
+                <w:lang w:val="it-IT" w:bidi="ta-IN"/>
+              </w:rPr>
+              <w:t xml:space="preserve"> | </w:t>
+            </w:r>
+            <w:r>
+              <w:rPr>
+                <w:rFonts w:ascii="Latha" w:hAnsi="Latha" w:cs="Latha"/>
+                <w:sz w:val="28"/>
+                <w:szCs w:val="28"/>
+                <w:cs/>
+                <w:lang w:bidi="ta-IN"/>
+              </w:rPr>
+              <w:t>ஜி</w:t>
+            </w:r>
+            <w:r>
+              <w:rPr>
+                <w:rFonts w:ascii="BRH Tamil Tab Extra" w:hAnsi="BRH Tamil Tab Extra" w:cs="Latha"/>
+                <w:b/>
+                <w:sz w:val="32"/>
+                <w:szCs w:val="28"/>
+                <w:lang w:val="it-IT" w:bidi="ta-IN"/>
+              </w:rPr>
+              <w:t>……</w:t>
+            </w:r>
+            <w:r>
+              <w:rPr>
+                <w:rFonts w:ascii="Latha" w:hAnsi="Latha" w:cs="Latha"/>
+                <w:sz w:val="28"/>
+                <w:szCs w:val="28"/>
+                <w:cs/>
+                <w:lang w:bidi="ta-IN"/>
+              </w:rPr>
+              <w:t>ஹ்வா</w:t>
+            </w:r>
+            <w:r>
+              <w:rPr>
+                <w:rFonts w:ascii="BRH Tamil Tab Extra" w:hAnsi="BRH Tamil Tab Extra" w:cs="Latha"/>
+                <w:b/>
+                <w:sz w:val="32"/>
+                <w:szCs w:val="28"/>
+                <w:lang w:val="it-IT" w:bidi="ta-IN"/>
+              </w:rPr>
+              <w:t>……</w:t>
+            </w:r>
+            <w:r>
+              <w:rPr>
+                <w:rFonts w:ascii="Latha" w:hAnsi="Latha" w:cs="Latha"/>
+                <w:sz w:val="28"/>
+                <w:szCs w:val="28"/>
+                <w:cs/>
+                <w:lang w:bidi="ta-IN"/>
+              </w:rPr>
+              <w:t>க்</w:t>
+            </w:r>
+            <w:r>
+              <w:rPr>
+                <w:rFonts w:ascii="Latha" w:hAnsi="Latha" w:cs="Latha"/>
+                <w:b/>
+                <w:bCs/>
+                <w:position w:val="-12"/>
+                <w:sz w:val="28"/>
+                <w:szCs w:val="28"/>
+                <w:cs/>
+                <w:lang w:bidi="ta-IN"/>
+              </w:rPr>
+              <w:t>3</w:t>
+            </w:r>
+            <w:r>
+              <w:rPr>
+                <w:rFonts w:ascii="Latha" w:hAnsi="Latha" w:cs="Latha"/>
+                <w:sz w:val="28"/>
+                <w:szCs w:val="28"/>
                 <w:highlight w:val="yellow"/>
                 <w:cs/>
                 <w:lang w:bidi="ta-IN"/>
               </w:rPr>
-              <w:t>ன</w:t>
+              <w:t>ரா</w:t>
+            </w:r>
+            <w:r>
+              <w:rPr>
+                <w:rFonts w:ascii="Latha" w:hAnsi="Latha" w:cs="Latha"/>
+                <w:sz w:val="28"/>
+                <w:szCs w:val="28"/>
+                <w:cs/>
+                <w:lang w:bidi="ta-IN"/>
+              </w:rPr>
+              <w:t>ணேதி</w:t>
             </w:r>
             <w:r>
               <w:rPr>
@@ -2135,28 +2577,264 @@
                 <w:b/>
                 <w:sz w:val="36"/>
                 <w:szCs w:val="28"/>
-                <w:highlight w:val="yellow"/>
-                <w:lang w:bidi="ta-IN"/>
-              </w:rPr>
-              <w:t>‡</w:t>
-            </w:r>
-            <w:r>
-              <w:rPr>
-                <w:rFonts w:ascii="Latha" w:hAnsi="Latha" w:cs="Latha"/>
-                <w:sz w:val="28"/>
-                <w:szCs w:val="28"/>
-                <w:highlight w:val="yellow"/>
-                <w:cs/>
-                <w:lang w:bidi="ta-IN"/>
-              </w:rPr>
-              <w:t>ம்</w:t>
-            </w:r>
-            <w:r>
-              <w:rPr>
-                <w:rFonts w:ascii="Latha" w:hAnsi="Latha" w:cs="Latha"/>
-                <w:sz w:val="28"/>
-                <w:szCs w:val="28"/>
-                <w:lang w:bidi="ta-IN"/>
+                <w:lang w:val="it-IT" w:bidi="ta-IN"/>
+              </w:rPr>
+              <w:t>†</w:t>
+            </w:r>
+            <w:r>
+              <w:rPr>
+                <w:rFonts w:ascii="Latha" w:hAnsi="Latha" w:cs="Latha"/>
+                <w:sz w:val="28"/>
+                <w:szCs w:val="28"/>
+                <w:lang w:val="it-IT" w:bidi="ta-IN"/>
+              </w:rPr>
+              <w:t xml:space="preserve"> </w:t>
+            </w:r>
+            <w:r>
+              <w:rPr>
+                <w:rFonts w:ascii="Latha" w:hAnsi="Latha" w:cs="Latha" w:hint="cs"/>
+                <w:sz w:val="28"/>
+                <w:szCs w:val="28"/>
+                <w:cs/>
+                <w:lang w:bidi="ta-IN"/>
+              </w:rPr>
+              <w:br/>
+            </w:r>
+            <w:r>
+              <w:rPr>
+                <w:rFonts w:ascii="Latha" w:hAnsi="Latha" w:cs="Latha"/>
+                <w:sz w:val="28"/>
+                <w:szCs w:val="28"/>
+                <w:cs/>
+                <w:lang w:bidi="ta-IN"/>
+              </w:rPr>
+              <w:t>ஜிஹ்வா</w:t>
+            </w:r>
+            <w:r>
+              <w:rPr>
+                <w:rFonts w:ascii="Latha" w:hAnsi="Latha" w:cs="Latha"/>
+                <w:sz w:val="28"/>
+                <w:szCs w:val="28"/>
+                <w:lang w:val="it-IT" w:bidi="ta-IN"/>
+              </w:rPr>
+              <w:t xml:space="preserve"> - </w:t>
+            </w:r>
+            <w:r>
+              <w:rPr>
+                <w:rFonts w:ascii="Latha" w:hAnsi="Latha" w:cs="Latha"/>
+                <w:sz w:val="28"/>
+                <w:szCs w:val="28"/>
+                <w:cs/>
+                <w:lang w:bidi="ta-IN"/>
+              </w:rPr>
+              <w:t>அ</w:t>
+            </w:r>
+            <w:r>
+              <w:rPr>
+                <w:rFonts w:ascii="BRH Tamil Tab Extra" w:hAnsi="BRH Tamil Tab Extra" w:cs="Latha"/>
+                <w:b/>
+                <w:sz w:val="32"/>
+                <w:szCs w:val="28"/>
+                <w:lang w:val="it-IT" w:bidi="ta-IN"/>
+              </w:rPr>
+              <w:t>……</w:t>
+            </w:r>
+            <w:r>
+              <w:rPr>
+                <w:rFonts w:ascii="Latha" w:hAnsi="Latha" w:cs="Latha"/>
+                <w:sz w:val="28"/>
+                <w:szCs w:val="28"/>
+                <w:cs/>
+                <w:lang w:bidi="ta-IN"/>
+              </w:rPr>
+              <w:t>க்</w:t>
+            </w:r>
+            <w:r>
+              <w:rPr>
+                <w:rFonts w:ascii="Latha" w:hAnsi="Latha" w:cs="Latha"/>
+                <w:b/>
+                <w:bCs/>
+                <w:position w:val="-12"/>
+                <w:sz w:val="28"/>
+                <w:szCs w:val="28"/>
+                <w:cs/>
+                <w:lang w:bidi="ta-IN"/>
+              </w:rPr>
+              <w:t>3</w:t>
+            </w:r>
+            <w:r>
+              <w:rPr>
+                <w:rFonts w:ascii="Latha" w:hAnsi="Latha" w:cs="Latha"/>
+                <w:sz w:val="28"/>
+                <w:szCs w:val="28"/>
+                <w:cs/>
+                <w:lang w:bidi="ta-IN"/>
+              </w:rPr>
+              <w:t>ரேண</w:t>
+            </w:r>
+            <w:r>
+              <w:rPr>
+                <w:rFonts w:ascii="BRH Tamil Tab Extra" w:hAnsi="BRH Tamil Tab Extra" w:cs="Latha"/>
+                <w:b/>
+                <w:sz w:val="36"/>
+                <w:szCs w:val="28"/>
+                <w:lang w:val="it-IT" w:bidi="ta-IN"/>
+              </w:rPr>
+              <w:t>†</w:t>
+            </w:r>
+            <w:r>
+              <w:rPr>
+                <w:rFonts w:ascii="Latha" w:hAnsi="Latha" w:cs="Latha"/>
+                <w:sz w:val="28"/>
+                <w:szCs w:val="28"/>
+                <w:lang w:val="it-IT" w:bidi="ta-IN"/>
+              </w:rPr>
+              <w:t xml:space="preserve"> ||</w:t>
+            </w:r>
+          </w:p>
+        </w:tc>
+        <w:tc>
+          <w:tcPr>
+            <w:tcW w:w="5280" w:type="dxa"/>
+            <w:tcBorders>
+              <w:top w:val="single" w:sz="4" w:space="0" w:color="000000"/>
+              <w:left w:val="single" w:sz="4" w:space="0" w:color="000000"/>
+              <w:bottom w:val="single" w:sz="4" w:space="0" w:color="000000"/>
+              <w:right w:val="single" w:sz="4" w:space="0" w:color="000000"/>
+            </w:tcBorders>
+          </w:tcPr>
+          <w:p>
+            <w:pPr>
+              <w:spacing w:before="0" w:line="240" w:lineRule="auto"/>
+              <w:ind w:right="-106"/>
+              <w:rPr>
+                <w:rFonts w:ascii="Latha" w:hAnsi="Latha" w:cs="Latha"/>
+                <w:sz w:val="28"/>
+                <w:szCs w:val="28"/>
+                <w:lang w:val="it-IT" w:bidi="ta-IN"/>
+              </w:rPr>
+            </w:pPr>
+            <w:r>
+              <w:rPr>
+                <w:rFonts w:ascii="Latha" w:hAnsi="Latha" w:cs="Latha"/>
+                <w:sz w:val="28"/>
+                <w:szCs w:val="28"/>
+                <w:cs/>
+                <w:lang w:bidi="ta-IN"/>
+              </w:rPr>
+              <w:t>ஸர</w:t>
+            </w:r>
+            <w:r>
+              <w:rPr>
+                <w:rFonts w:ascii="BRH Tamil Tab Extra" w:hAnsi="BRH Tamil Tab Extra" w:cs="Latha"/>
+                <w:b/>
+                <w:sz w:val="36"/>
+                <w:szCs w:val="28"/>
+                <w:lang w:val="it-IT" w:bidi="ta-IN"/>
+              </w:rPr>
+              <w:t>†</w:t>
+            </w:r>
+            <w:r>
+              <w:rPr>
+                <w:rFonts w:ascii="Latha" w:hAnsi="Latha" w:cs="Latha"/>
+                <w:sz w:val="28"/>
+                <w:szCs w:val="28"/>
+                <w:cs/>
+                <w:lang w:bidi="ta-IN"/>
+              </w:rPr>
+              <w:t>ஸ்வதீஞ்</w:t>
+            </w:r>
+            <w:r>
+              <w:rPr>
+                <w:rFonts w:ascii="Latha" w:hAnsi="Latha" w:cs="Latha"/>
+                <w:sz w:val="28"/>
+                <w:szCs w:val="28"/>
+                <w:lang w:val="it-IT" w:bidi="ta-IN"/>
+              </w:rPr>
+              <w:t xml:space="preserve"> </w:t>
+            </w:r>
+          </w:p>
+          <w:p>
+            <w:pPr>
+              <w:spacing w:before="0" w:line="240" w:lineRule="auto"/>
+              <w:ind w:right="-106"/>
+              <w:rPr>
+                <w:rFonts w:ascii="BRH Devanagari Extra" w:hAnsi="BRH Devanagari Extra" w:cs="BRH Devanagari Extra"/>
+                <w:color w:val="000000"/>
+                <w:sz w:val="40"/>
+                <w:szCs w:val="40"/>
+                <w:lang w:val="it-IT" w:bidi="ml-IN"/>
+              </w:rPr>
+            </w:pPr>
+            <w:r>
+              <w:rPr>
+                <w:rFonts w:ascii="Latha" w:hAnsi="Latha" w:cs="Latha"/>
+                <w:sz w:val="28"/>
+                <w:szCs w:val="28"/>
+                <w:cs/>
+                <w:lang w:bidi="ta-IN"/>
+              </w:rPr>
+              <w:t>ஜிஹ்வா</w:t>
+            </w:r>
+            <w:r>
+              <w:rPr>
+                <w:rFonts w:ascii="BRH Tamil Tab Extra" w:hAnsi="BRH Tamil Tab Extra" w:cs="Latha"/>
+                <w:b/>
+                <w:sz w:val="32"/>
+                <w:szCs w:val="28"/>
+                <w:lang w:val="it-IT" w:bidi="ta-IN"/>
+              </w:rPr>
+              <w:t>……</w:t>
+            </w:r>
+            <w:r>
+              <w:rPr>
+                <w:rFonts w:ascii="Latha" w:hAnsi="Latha" w:cs="Latha"/>
+                <w:sz w:val="28"/>
+                <w:szCs w:val="28"/>
+                <w:cs/>
+                <w:lang w:bidi="ta-IN"/>
+              </w:rPr>
+              <w:t>க்</w:t>
+            </w:r>
+            <w:r>
+              <w:rPr>
+                <w:rFonts w:ascii="Latha" w:hAnsi="Latha" w:cs="Latha"/>
+                <w:b/>
+                <w:bCs/>
+                <w:position w:val="-12"/>
+                <w:sz w:val="28"/>
+                <w:szCs w:val="28"/>
+                <w:cs/>
+                <w:lang w:bidi="ta-IN"/>
+              </w:rPr>
+              <w:t>3</w:t>
+            </w:r>
+            <w:r>
+              <w:rPr>
+                <w:rFonts w:ascii="Latha" w:hAnsi="Latha" w:cs="Latha"/>
+                <w:sz w:val="28"/>
+                <w:szCs w:val="28"/>
+                <w:cs/>
+                <w:lang w:bidi="ta-IN"/>
+              </w:rPr>
+              <w:t>ரேண</w:t>
+            </w:r>
+            <w:r>
+              <w:rPr>
+                <w:rFonts w:ascii="BRH Tamil Tab Extra" w:hAnsi="BRH Tamil Tab Extra" w:cs="Latha"/>
+                <w:b/>
+                <w:sz w:val="36"/>
+                <w:szCs w:val="28"/>
+                <w:lang w:val="it-IT" w:bidi="ta-IN"/>
+              </w:rPr>
+              <w:t>†</w:t>
+            </w:r>
+            <w:r>
+              <w:rPr>
+                <w:rFonts w:ascii="Latha" w:hAnsi="Latha" w:cs="Latha"/>
+                <w:sz w:val="28"/>
+                <w:szCs w:val="28"/>
+                <w:lang w:val="it-IT" w:bidi="ta-IN"/>
               </w:rPr>
               <w:t xml:space="preserve"> | </w:t>
             </w:r>
@@ -2165,6 +2843,110 @@
                 <w:rFonts w:ascii="Latha" w:hAnsi="Latha" w:cs="Latha"/>
                 <w:sz w:val="28"/>
                 <w:szCs w:val="28"/>
+                <w:cs/>
+                <w:lang w:bidi="ta-IN"/>
+              </w:rPr>
+              <w:t>ஜி</w:t>
+            </w:r>
+            <w:r>
+              <w:rPr>
+                <w:rFonts w:ascii="BRH Tamil Tab Extra" w:hAnsi="BRH Tamil Tab Extra" w:cs="Latha"/>
+                <w:b/>
+                <w:sz w:val="32"/>
+                <w:szCs w:val="28"/>
+                <w:lang w:val="it-IT" w:bidi="ta-IN"/>
+              </w:rPr>
+              <w:t>……</w:t>
+            </w:r>
+            <w:r>
+              <w:rPr>
+                <w:rFonts w:ascii="Latha" w:hAnsi="Latha" w:cs="Latha"/>
+                <w:sz w:val="28"/>
+                <w:szCs w:val="28"/>
+                <w:cs/>
+                <w:lang w:bidi="ta-IN"/>
+              </w:rPr>
+              <w:t>ஹ்வா</w:t>
+            </w:r>
+            <w:r>
+              <w:rPr>
+                <w:rFonts w:ascii="BRH Tamil Tab Extra" w:hAnsi="BRH Tamil Tab Extra" w:cs="Latha"/>
+                <w:b/>
+                <w:sz w:val="32"/>
+                <w:szCs w:val="28"/>
+                <w:lang w:val="it-IT" w:bidi="ta-IN"/>
+              </w:rPr>
+              <w:t>……</w:t>
+            </w:r>
+            <w:r>
+              <w:rPr>
+                <w:rFonts w:ascii="Latha" w:hAnsi="Latha" w:cs="Latha"/>
+                <w:sz w:val="28"/>
+                <w:szCs w:val="28"/>
+                <w:cs/>
+                <w:lang w:bidi="ta-IN"/>
+              </w:rPr>
+              <w:t>க்</w:t>
+            </w:r>
+            <w:r>
+              <w:rPr>
+                <w:rFonts w:ascii="Latha" w:hAnsi="Latha" w:cs="Latha"/>
+                <w:b/>
+                <w:bCs/>
+                <w:position w:val="-12"/>
+                <w:sz w:val="28"/>
+                <w:szCs w:val="28"/>
+                <w:cs/>
+                <w:lang w:bidi="ta-IN"/>
+              </w:rPr>
+              <w:t>3</w:t>
+            </w:r>
+            <w:r>
+              <w:rPr>
+                <w:rFonts w:ascii="Latha" w:hAnsi="Latha" w:cs="Latha"/>
+                <w:sz w:val="28"/>
+                <w:szCs w:val="28"/>
+                <w:highlight w:val="green"/>
+                <w:cs/>
+                <w:lang w:bidi="ta-IN"/>
+              </w:rPr>
+              <w:t>ரே</w:t>
+            </w:r>
+            <w:r>
+              <w:rPr>
+                <w:rFonts w:ascii="Latha" w:hAnsi="Latha" w:cs="Latha"/>
+                <w:sz w:val="28"/>
+                <w:szCs w:val="28"/>
+                <w:cs/>
+                <w:lang w:bidi="ta-IN"/>
+              </w:rPr>
+              <w:t>ணேதி</w:t>
+            </w:r>
+            <w:r>
+              <w:rPr>
+                <w:rFonts w:ascii="BRH Tamil Tab Extra" w:hAnsi="BRH Tamil Tab Extra" w:cs="Latha"/>
+                <w:b/>
+                <w:sz w:val="36"/>
+                <w:szCs w:val="28"/>
+                <w:lang w:val="it-IT" w:bidi="ta-IN"/>
+              </w:rPr>
+              <w:t>†</w:t>
+            </w:r>
+            <w:r>
+              <w:rPr>
+                <w:rFonts w:ascii="Latha" w:hAnsi="Latha" w:cs="Latha"/>
+                <w:sz w:val="28"/>
+                <w:szCs w:val="28"/>
+                <w:lang w:val="it-IT" w:bidi="ta-IN"/>
+              </w:rPr>
+              <w:t xml:space="preserve"> </w:t>
+            </w:r>
+            <w:r>
+              <w:rPr>
+                <w:rFonts w:ascii="Latha" w:hAnsi="Latha" w:cs="Latha" w:hint="cs"/>
+                <w:sz w:val="28"/>
+                <w:szCs w:val="28"/>
+                <w:cs/>
                 <w:lang w:bidi="ta-IN"/>
               </w:rPr>
               <w:br/>
@@ -2177,55 +2959,88 @@
                 <w:cs/>
                 <w:lang w:bidi="ta-IN"/>
               </w:rPr>
-              <w:t>அன்ன</w:t>
-            </w:r>
-            <w:r>
-              <w:rPr>
-                <w:rFonts w:ascii="BRH Devanagari Extra" w:hAnsi="BRH Devanagari Extra" w:cs="Latha"/>
+              <w:t>ஜிஹ்வா</w:t>
+            </w:r>
+            <w:r>
+              <w:rPr>
+                <w:rFonts w:ascii="Latha" w:hAnsi="Latha" w:cs="Latha"/>
+                <w:sz w:val="28"/>
+                <w:szCs w:val="28"/>
+                <w:lang w:val="it-IT" w:bidi="ta-IN"/>
+              </w:rPr>
+              <w:t xml:space="preserve"> - </w:t>
+            </w:r>
+            <w:r>
+              <w:rPr>
+                <w:rFonts w:ascii="Latha" w:hAnsi="Latha" w:cs="Latha"/>
+                <w:sz w:val="28"/>
+                <w:szCs w:val="28"/>
+                <w:cs/>
+                <w:lang w:bidi="ta-IN"/>
+              </w:rPr>
+              <w:t>அ</w:t>
+            </w:r>
+            <w:r>
+              <w:rPr>
+                <w:rFonts w:ascii="BRH Tamil Tab Extra" w:hAnsi="BRH Tamil Tab Extra" w:cs="Latha"/>
+                <w:b/>
+                <w:sz w:val="32"/>
+                <w:szCs w:val="28"/>
+                <w:lang w:val="it-IT" w:bidi="ta-IN"/>
+              </w:rPr>
+              <w:t>……</w:t>
+            </w:r>
+            <w:r>
+              <w:rPr>
+                <w:rFonts w:ascii="Latha" w:hAnsi="Latha" w:cs="Latha"/>
+                <w:sz w:val="28"/>
+                <w:szCs w:val="28"/>
+                <w:cs/>
+                <w:lang w:bidi="ta-IN"/>
+              </w:rPr>
+              <w:t>க்</w:t>
+            </w:r>
+            <w:r>
+              <w:rPr>
+                <w:rFonts w:ascii="Latha" w:hAnsi="Latha" w:cs="Latha"/>
+                <w:b/>
+                <w:bCs/>
+                <w:position w:val="-12"/>
+                <w:sz w:val="28"/>
+                <w:szCs w:val="28"/>
+                <w:cs/>
+                <w:lang w:bidi="ta-IN"/>
+              </w:rPr>
+              <w:t>3</w:t>
+            </w:r>
+            <w:r>
+              <w:rPr>
+                <w:rFonts w:ascii="Latha" w:hAnsi="Latha" w:cs="Latha"/>
+                <w:sz w:val="28"/>
+                <w:szCs w:val="28"/>
+                <w:cs/>
+                <w:lang w:bidi="ta-IN"/>
+              </w:rPr>
+              <w:t>ரேண</w:t>
+            </w:r>
+            <w:r>
+              <w:rPr>
+                <w:rFonts w:ascii="BRH Tamil Tab Extra" w:hAnsi="BRH Tamil Tab Extra" w:cs="Latha"/>
                 <w:b/>
                 <w:sz w:val="36"/>
                 <w:szCs w:val="28"/>
-                <w:lang w:bidi="ta-IN"/>
-              </w:rPr>
-              <w:t>ò</w:t>
-            </w:r>
-            <w:r>
-              <w:rPr>
-                <w:rFonts w:ascii="BRH Tamil Tab Extra" w:hAnsi="BRH Tamil Tab Extra" w:cs="Latha"/>
-                <w:b/>
-                <w:sz w:val="36"/>
-                <w:szCs w:val="28"/>
-                <w:lang w:bidi="ta-IN"/>
-              </w:rPr>
-              <w:t>‡</w:t>
-            </w:r>
-            <w:r>
-              <w:rPr>
-                <w:rFonts w:ascii="Latha" w:hAnsi="Latha" w:cs="Latha"/>
-                <w:sz w:val="28"/>
-                <w:szCs w:val="28"/>
-                <w:lang w:bidi="ta-IN"/>
-              </w:rPr>
-              <w:t xml:space="preserve"> </w:t>
-            </w:r>
-            <w:r>
-              <w:rPr>
-                <w:rFonts w:ascii="Latha" w:hAnsi="Latha" w:cs="Latha"/>
-                <w:sz w:val="28"/>
-                <w:szCs w:val="28"/>
-                <w:cs/>
-                <w:lang w:bidi="ta-IN"/>
-              </w:rPr>
-              <w:t>ஸ்யாத்</w:t>
-            </w:r>
-            <w:r>
-              <w:rPr>
-                <w:rFonts w:ascii="Latha" w:hAnsi="Latha" w:cs="Latha"/>
-                <w:sz w:val="28"/>
-                <w:szCs w:val="28"/>
-                <w:lang w:bidi="ta-IN"/>
-              </w:rPr>
-              <w:t xml:space="preserve"> |</w:t>
+                <w:lang w:val="it-IT" w:bidi="ta-IN"/>
+              </w:rPr>
+              <w:t>†</w:t>
+            </w:r>
+            <w:r>
+              <w:rPr>
+                <w:rFonts w:ascii="Latha" w:hAnsi="Latha" w:cs="Latha"/>
+                <w:sz w:val="28"/>
+                <w:szCs w:val="28"/>
+                <w:lang w:val="it-IT" w:bidi="ta-IN"/>
+              </w:rPr>
+              <w:t xml:space="preserve"> ||</w:t>
             </w:r>
           </w:p>
         </w:tc>
@@ -2263,6 +3078,7 @@
                 <w:sz w:val="28"/>
                 <w:szCs w:val="32"/>
               </w:rPr>
+              <w:lastRenderedPageBreak/>
               <w:t>T.S.5.7.</w:t>
             </w:r>
             <w:r>
@@ -2272,34 +3088,7 @@
                 <w:sz w:val="28"/>
                 <w:szCs w:val="32"/>
               </w:rPr>
-              <w:t>1</w:t>
-            </w:r>
-            <w:r>
-              <w:rPr>
-                <w:rFonts w:cs="Arial"/>
-                <w:b/>
-                <w:sz w:val="28"/>
-                <w:szCs w:val="32"/>
-              </w:rPr>
-              <w:t>2</w:t>
-            </w:r>
-            <w:r>
-              <w:rPr>
-                <w:rFonts w:cs="Arial"/>
-                <w:b/>
-                <w:sz w:val="28"/>
-                <w:szCs w:val="32"/>
-              </w:rPr>
-              <w:t>.</w:t>
-            </w:r>
-            <w:r>
-              <w:rPr>
-                <w:rFonts w:cs="Arial"/>
-                <w:b/>
-                <w:sz w:val="28"/>
-                <w:szCs w:val="32"/>
-              </w:rPr>
-              <w:t>1</w:t>
+              <w:t>12.1</w:t>
             </w:r>
             <w:r>
               <w:rPr>
@@ -2406,17 +3195,7 @@
                 <w:szCs w:val="32"/>
                 <w:lang w:val="it-IT"/>
               </w:rPr>
-              <w:t>4</w:t>
-            </w:r>
-            <w:r>
-              <w:rPr>
-                <w:rFonts w:cs="Arial"/>
-                <w:b/>
-                <w:sz w:val="28"/>
-                <w:szCs w:val="32"/>
-                <w:lang w:val="it-IT"/>
-              </w:rPr>
-              <w:t>4</w:t>
+              <w:t>44</w:t>
             </w:r>
           </w:p>
         </w:tc>
@@ -4682,6 +5461,7 @@
                 <w:cs/>
                 <w:lang w:bidi="ta-IN"/>
               </w:rPr>
+              <w:lastRenderedPageBreak/>
               <w:t>ல</w:t>
             </w:r>
             <w:r>
@@ -4813,6 +5593,7 @@
                 <w:cs/>
                 <w:lang w:bidi="ta-IN"/>
               </w:rPr>
+              <w:lastRenderedPageBreak/>
               <w:t>ஆல</w:t>
             </w:r>
             <w:r>
@@ -6352,6 +7133,7 @@
                 <w:sz w:val="28"/>
                 <w:szCs w:val="32"/>
               </w:rPr>
+              <w:lastRenderedPageBreak/>
               <w:t>T.S.5.7.2.5 – Kramam</w:t>
             </w:r>
           </w:p>
@@ -8175,7 +8957,6 @@
                 <w:sz w:val="28"/>
                 <w:szCs w:val="32"/>
               </w:rPr>
-              <w:lastRenderedPageBreak/>
               <w:t>T.S.5.7.4.2 – Kramam</w:t>
             </w:r>
           </w:p>
@@ -10441,6 +11222,7 @@
                 <w:sz w:val="28"/>
                 <w:szCs w:val="32"/>
               </w:rPr>
+              <w:lastRenderedPageBreak/>
               <w:t>T.S.5.7.5.5 – Kramam</w:t>
             </w:r>
           </w:p>
@@ -12262,7 +13044,6 @@
                 <w:sz w:val="28"/>
                 <w:szCs w:val="32"/>
               </w:rPr>
-              <w:lastRenderedPageBreak/>
               <w:t>T.S.5.7.6.3 – Kramam</w:t>
             </w:r>
           </w:p>
@@ -14254,6 +15035,7 @@
                 <w:sz w:val="28"/>
                 <w:szCs w:val="32"/>
               </w:rPr>
+              <w:lastRenderedPageBreak/>
               <w:t>T.S.5.7.7.2 – Kramam</w:t>
             </w:r>
           </w:p>
@@ -16091,7 +16873,6 @@
                 <w:sz w:val="28"/>
                 <w:szCs w:val="32"/>
               </w:rPr>
-              <w:lastRenderedPageBreak/>
               <w:t>T.S.5.7.9.4 – Kramam</w:t>
             </w:r>
           </w:p>
@@ -17597,6 +18378,7 @@
                 <w:sz w:val="28"/>
                 <w:szCs w:val="32"/>
               </w:rPr>
+              <w:lastRenderedPageBreak/>
               <w:t>T.S.5.7.12.1 – Kramam</w:t>
             </w:r>
           </w:p>
@@ -19042,7 +19824,6 @@
           <w:szCs w:val="32"/>
           <w:u w:val="single"/>
         </w:rPr>
-        <w:lastRenderedPageBreak/>
         <w:t xml:space="preserve">TS </w:t>
       </w:r>
       <w:r>
@@ -19757,6 +20538,7 @@
                 <w:sz w:val="40"/>
                 <w:szCs w:val="40"/>
               </w:rPr>
+              <w:lastRenderedPageBreak/>
               <w:t>(</w:t>
             </w:r>
             <w:r>
@@ -19803,6 +20585,7 @@
           <w:b/>
           <w:sz w:val="32"/>
         </w:rPr>
+        <w:lastRenderedPageBreak/>
         <w:t>=============</w:t>
       </w:r>
     </w:p>

--- a/TS-Kramam/TS-5.7/TS 5.7 Tamil Krama Paatam Corrections.docx
+++ b/TS-Kramam/TS-5.7/TS 5.7 Tamil Krama Paatam Corrections.docx
@@ -3743,58 +3743,6 @@
         </w:tc>
       </w:tr>
     </w:tbl>
-    <w:p>
-      <w:pPr>
-        <w:jc w:val="center"/>
-        <w:rPr>
-          <w:b/>
-          <w:bCs/>
-          <w:sz w:val="32"/>
-          <w:szCs w:val="32"/>
-          <w:u w:val="single"/>
-          <w:lang w:val="it-IT"/>
-        </w:rPr>
-      </w:pPr>
-    </w:p>
-    <w:p>
-      <w:pPr>
-        <w:jc w:val="center"/>
-        <w:rPr>
-          <w:b/>
-          <w:bCs/>
-          <w:sz w:val="32"/>
-          <w:szCs w:val="32"/>
-          <w:u w:val="single"/>
-          <w:lang w:val="it-IT"/>
-        </w:rPr>
-      </w:pPr>
-    </w:p>
-    <w:p>
-      <w:pPr>
-        <w:jc w:val="center"/>
-        <w:rPr>
-          <w:b/>
-          <w:bCs/>
-          <w:sz w:val="32"/>
-          <w:szCs w:val="32"/>
-          <w:u w:val="single"/>
-          <w:lang w:val="it-IT"/>
-        </w:rPr>
-      </w:pPr>
-    </w:p>
-    <w:p>
-      <w:pPr>
-        <w:jc w:val="center"/>
-        <w:rPr>
-          <w:b/>
-          <w:bCs/>
-          <w:sz w:val="32"/>
-          <w:szCs w:val="32"/>
-          <w:u w:val="single"/>
-          <w:lang w:val="it-IT"/>
-        </w:rPr>
-      </w:pPr>
-    </w:p>
     <w:p>
       <w:pPr>
         <w:jc w:val="center"/>
@@ -5461,7 +5409,6 @@
                 <w:cs/>
                 <w:lang w:bidi="ta-IN"/>
               </w:rPr>
-              <w:lastRenderedPageBreak/>
               <w:t>ல</w:t>
             </w:r>
             <w:r>
@@ -5593,7 +5540,6 @@
                 <w:cs/>
                 <w:lang w:bidi="ta-IN"/>
               </w:rPr>
-              <w:lastRenderedPageBreak/>
               <w:t>ஆல</w:t>
             </w:r>
             <w:r>
@@ -5849,42 +5795,6 @@
           <w:u w:val="single"/>
         </w:rPr>
       </w:pPr>
-    </w:p>
-    <w:p>
-      <w:pPr>
-        <w:jc w:val="center"/>
-        <w:rPr>
-          <w:b/>
-          <w:bCs/>
-          <w:sz w:val="32"/>
-          <w:szCs w:val="32"/>
-          <w:u w:val="single"/>
-        </w:rPr>
-      </w:pPr>
-    </w:p>
-    <w:p>
-      <w:pPr>
-        <w:jc w:val="center"/>
-        <w:rPr>
-          <w:b/>
-          <w:bCs/>
-          <w:sz w:val="32"/>
-          <w:szCs w:val="32"/>
-          <w:u w:val="single"/>
-        </w:rPr>
-      </w:pPr>
-    </w:p>
-    <w:p>
-      <w:pPr>
-        <w:jc w:val="center"/>
-        <w:rPr>
-          <w:b/>
-          <w:bCs/>
-          <w:sz w:val="32"/>
-          <w:szCs w:val="32"/>
-          <w:u w:val="single"/>
-        </w:rPr>
-      </w:pPr>
       <w:r>
         <w:rPr>
           <w:b/>
@@ -5893,6 +5803,7 @@
           <w:szCs w:val="32"/>
           <w:u w:val="single"/>
         </w:rPr>
+        <w:lastRenderedPageBreak/>
         <w:t xml:space="preserve">TS </w:t>
       </w:r>
       <w:r>
@@ -7133,7 +7044,6 @@
                 <w:sz w:val="28"/>
                 <w:szCs w:val="32"/>
               </w:rPr>
-              <w:lastRenderedPageBreak/>
               <w:t>T.S.5.7.2.5 – Kramam</w:t>
             </w:r>
           </w:p>
@@ -8957,6 +8867,7 @@
                 <w:sz w:val="28"/>
                 <w:szCs w:val="32"/>
               </w:rPr>
+              <w:lastRenderedPageBreak/>
               <w:t>T.S.5.7.4.2 – Kramam</w:t>
             </w:r>
           </w:p>
@@ -11222,7 +11133,6 @@
                 <w:sz w:val="28"/>
                 <w:szCs w:val="32"/>
               </w:rPr>
-              <w:lastRenderedPageBreak/>
               <w:t>T.S.5.7.5.5 – Kramam</w:t>
             </w:r>
           </w:p>
@@ -13044,6 +12954,7 @@
                 <w:sz w:val="28"/>
                 <w:szCs w:val="32"/>
               </w:rPr>
+              <w:lastRenderedPageBreak/>
               <w:t>T.S.5.7.6.3 – Kramam</w:t>
             </w:r>
           </w:p>
@@ -15035,7 +14946,6 @@
                 <w:sz w:val="28"/>
                 <w:szCs w:val="32"/>
               </w:rPr>
-              <w:lastRenderedPageBreak/>
               <w:t>T.S.5.7.7.2 – Kramam</w:t>
             </w:r>
           </w:p>
@@ -16873,6 +16783,7 @@
                 <w:sz w:val="28"/>
                 <w:szCs w:val="32"/>
               </w:rPr>
+              <w:lastRenderedPageBreak/>
               <w:t>T.S.5.7.9.4 – Kramam</w:t>
             </w:r>
           </w:p>
@@ -18378,7 +18289,6 @@
                 <w:sz w:val="28"/>
                 <w:szCs w:val="32"/>
               </w:rPr>
-              <w:lastRenderedPageBreak/>
               <w:t>T.S.5.7.12.1 – Kramam</w:t>
             </w:r>
           </w:p>
@@ -19824,6 +19734,7 @@
           <w:szCs w:val="32"/>
           <w:u w:val="single"/>
         </w:rPr>
+        <w:lastRenderedPageBreak/>
         <w:t xml:space="preserve">TS </w:t>
       </w:r>
       <w:r>
@@ -20538,7 +20449,6 @@
                 <w:sz w:val="40"/>
                 <w:szCs w:val="40"/>
               </w:rPr>
-              <w:lastRenderedPageBreak/>
               <w:t>(</w:t>
             </w:r>
             <w:r>
@@ -20585,7 +20495,6 @@
           <w:b/>
           <w:sz w:val="32"/>
         </w:rPr>
-        <w:lastRenderedPageBreak/>
         <w:t>=============</w:t>
       </w:r>
     </w:p>

--- a/TS-Kramam/TS-5.7/TS 5.7 Tamil Krama Paatam Corrections.docx
+++ b/TS-Kramam/TS-5.7/TS 5.7 Tamil Krama Paatam Corrections.docx
@@ -89,10 +89,9 @@
           <w:bCs/>
           <w:sz w:val="32"/>
           <w:szCs w:val="32"/>
-          <w:highlight w:val="red"/>
           <w:u w:val="single"/>
         </w:rPr>
-        <w:t>????</w:t>
+        <w:t>31st July 2026</w:t>
       </w:r>
     </w:p>
     <w:p>
@@ -454,7 +453,7 @@
                 <w:cs/>
                 <w:lang w:bidi="ta-IN"/>
               </w:rPr>
-              <w:t>திமப்</w:t>
+              <w:t>திப்</w:t>
             </w:r>
             <w:r>
               <w:rPr>
@@ -3805,7 +3804,18 @@
           <w:szCs w:val="32"/>
           <w:u w:val="single"/>
         </w:rPr>
-        <w:t xml:space="preserve">5.7 Tamil </w:t>
+        <w:t xml:space="preserve">5.7 </w:t>
+      </w:r>
+      <w:proofErr w:type="gramStart"/>
+      <w:r>
+        <w:rPr>
+          <w:b/>
+          <w:bCs/>
+          <w:sz w:val="32"/>
+          <w:szCs w:val="32"/>
+          <w:u w:val="single"/>
+        </w:rPr>
+        <w:t xml:space="preserve">Tamil </w:t>
       </w:r>
       <w:r>
         <w:rPr>
@@ -3815,7 +3825,18 @@
           <w:szCs w:val="32"/>
           <w:u w:val="single"/>
         </w:rPr>
-        <w:t xml:space="preserve"> Corrections –</w:t>
+        <w:t xml:space="preserve"> Corrections</w:t>
+      </w:r>
+      <w:proofErr w:type="gramEnd"/>
+      <w:r>
+        <w:rPr>
+          <w:b/>
+          <w:bCs/>
+          <w:sz w:val="32"/>
+          <w:szCs w:val="32"/>
+          <w:u w:val="single"/>
+        </w:rPr>
+        <w:t xml:space="preserve"> –</w:t>
       </w:r>
       <w:r>
         <w:rPr>
@@ -7574,12 +7595,21 @@
               </w:rPr>
               <w:t xml:space="preserve"> </w:t>
             </w:r>
+            <w:proofErr w:type="spellStart"/>
             <w:r>
               <w:rPr>
                 <w:b/>
                 <w:bCs/>
               </w:rPr>
-              <w:t>hraswam)</w:t>
+              <w:t>hraswam</w:t>
+            </w:r>
+            <w:proofErr w:type="spellEnd"/>
+            <w:r>
+              <w:rPr>
+                <w:b/>
+                <w:bCs/>
+              </w:rPr>
+              <w:t>)</w:t>
             </w:r>
           </w:p>
         </w:tc>
@@ -8205,12 +8235,21 @@
               </w:rPr>
               <w:t>(</w:t>
             </w:r>
+            <w:proofErr w:type="spellStart"/>
             <w:r>
               <w:rPr>
                 <w:b/>
                 <w:bCs/>
               </w:rPr>
-              <w:t>visargam added)</w:t>
+              <w:t>visargam</w:t>
+            </w:r>
+            <w:proofErr w:type="spellEnd"/>
+            <w:r>
+              <w:rPr>
+                <w:b/>
+                <w:bCs/>
+              </w:rPr>
+              <w:t xml:space="preserve"> added)</w:t>
             </w:r>
           </w:p>
         </w:tc>
@@ -10487,7 +10526,23 @@
                 <w:b/>
                 <w:bCs/>
               </w:rPr>
-              <w:t>(missing kramavaakyam inserted)</w:t>
+              <w:t xml:space="preserve">(missing </w:t>
+            </w:r>
+            <w:proofErr w:type="spellStart"/>
+            <w:r>
+              <w:rPr>
+                <w:b/>
+                <w:bCs/>
+              </w:rPr>
+              <w:t>kramavaakyam</w:t>
+            </w:r>
+            <w:proofErr w:type="spellEnd"/>
+            <w:r>
+              <w:rPr>
+                <w:b/>
+                <w:bCs/>
+              </w:rPr>
+              <w:t xml:space="preserve"> inserted)</w:t>
             </w:r>
           </w:p>
         </w:tc>
@@ -14367,6 +14422,15 @@
                 <w:lang w:bidi="ta-IN"/>
               </w:rPr>
               <w:t xml:space="preserve"> - </w:t>
+            </w:r>
+            <w:r>
+              <w:rPr>
+                <w:rFonts w:ascii="Latha" w:hAnsi="Latha" w:cs="Latha"/>
+                <w:sz w:val="28"/>
+                <w:szCs w:val="28"/>
+                <w:lang w:bidi="ta-IN"/>
+              </w:rPr>
+              <w:br/>
             </w:r>
             <w:r>
               <w:rPr>
@@ -19614,7 +19678,16 @@
           <w:bCs/>
           <w:sz w:val="32"/>
         </w:rPr>
-        <w:t>replaced with</w:t>
+        <w:t xml:space="preserve">replaced </w:t>
+      </w:r>
+      <w:proofErr w:type="gramStart"/>
+      <w:r>
+        <w:rPr>
+          <w:b/>
+          <w:bCs/>
+          <w:sz w:val="32"/>
+        </w:rPr>
+        <w:t>with</w:t>
       </w:r>
       <w:r>
         <w:rPr>
@@ -19636,6 +19709,7 @@
         </w:rPr>
         <w:t>"</w:t>
       </w:r>
+      <w:proofErr w:type="gramEnd"/>
       <w:r>
         <w:rPr>
           <w:rFonts w:ascii="Latha" w:hAnsi="Latha" w:cs="Latha"/>
@@ -20117,18 +20191,9 @@
                 <w:szCs w:val="40"/>
                 <w:lang w:bidi="ml-IN"/>
               </w:rPr>
-              <w:t>xÉ SþÍ¤É</w:t>
-            </w:r>
-            <w:r>
-              <w:rPr>
-                <w:rFonts w:ascii="BRH Malayalam Extra" w:hAnsi="BRH Malayalam Extra" w:cs="BRH Devanagari Extra"/>
-                <w:color w:val="000000"/>
-                <w:sz w:val="32"/>
-                <w:szCs w:val="40"/>
-                <w:lang w:bidi="ml-IN"/>
-              </w:rPr>
-              <w:t>–</w:t>
-            </w:r>
+              <w:t xml:space="preserve">xÉ </w:t>
+            </w:r>
+            <w:proofErr w:type="spellStart"/>
             <w:r>
               <w:rPr>
                 <w:rFonts w:ascii="BRH Devanagari Extra" w:hAnsi="BRH Devanagari Extra" w:cs="BRH Devanagari Extra"/>
@@ -20137,8 +20202,9 @@
                 <w:szCs w:val="40"/>
                 <w:lang w:bidi="ml-IN"/>
               </w:rPr>
-              <w:t>hÉÉ | S</w:t>
-            </w:r>
+              <w:t>SþÍ¤É</w:t>
+            </w:r>
+            <w:proofErr w:type="spellEnd"/>
             <w:r>
               <w:rPr>
                 <w:rFonts w:ascii="BRH Malayalam Extra" w:hAnsi="BRH Malayalam Extra" w:cs="BRH Devanagari Extra"/>
@@ -20149,6 +20215,7 @@
               </w:rPr>
               <w:t>–</w:t>
             </w:r>
+            <w:proofErr w:type="spellStart"/>
             <w:r>
               <w:rPr>
                 <w:rFonts w:ascii="BRH Devanagari Extra" w:hAnsi="BRH Devanagari Extra" w:cs="BRH Devanagari Extra"/>
@@ -20157,18 +20224,9 @@
                 <w:szCs w:val="40"/>
                 <w:lang w:bidi="ml-IN"/>
               </w:rPr>
-              <w:t>Í¤É</w:t>
-            </w:r>
-            <w:r>
-              <w:rPr>
-                <w:rFonts w:ascii="BRH Malayalam Extra" w:hAnsi="BRH Malayalam Extra" w:cs="BRH Devanagari Extra"/>
-                <w:color w:val="000000"/>
-                <w:sz w:val="32"/>
-                <w:szCs w:val="40"/>
-                <w:lang w:bidi="ml-IN"/>
-              </w:rPr>
-              <w:t>–</w:t>
-            </w:r>
+              <w:t>hÉÉ</w:t>
+            </w:r>
+            <w:proofErr w:type="spellEnd"/>
             <w:r>
               <w:rPr>
                 <w:rFonts w:ascii="BRH Devanagari Extra" w:hAnsi="BRH Devanagari Extra" w:cs="BRH Devanagari Extra"/>
@@ -20177,7 +20235,17 @@
                 <w:szCs w:val="40"/>
                 <w:lang w:bidi="ml-IN"/>
               </w:rPr>
-              <w:t>hÉÉ</w:t>
+              <w:t xml:space="preserve"> | S</w:t>
+            </w:r>
+            <w:r>
+              <w:rPr>
+                <w:rFonts w:ascii="BRH Malayalam Extra" w:hAnsi="BRH Malayalam Extra" w:cs="BRH Devanagari Extra"/>
+                <w:color w:val="000000"/>
+                <w:sz w:val="32"/>
+                <w:szCs w:val="40"/>
+                <w:lang w:bidi="ml-IN"/>
+              </w:rPr>
+              <w:t>–</w:t>
             </w:r>
             <w:r>
               <w:rPr>
@@ -20187,8 +20255,19 @@
                 <w:szCs w:val="40"/>
                 <w:lang w:bidi="ml-IN"/>
               </w:rPr>
-              <w:t xml:space="preserve"> </w:t>
-            </w:r>
+              <w:t>Í¤É</w:t>
+            </w:r>
+            <w:r>
+              <w:rPr>
+                <w:rFonts w:ascii="BRH Malayalam Extra" w:hAnsi="BRH Malayalam Extra" w:cs="BRH Devanagari Extra"/>
+                <w:color w:val="000000"/>
+                <w:sz w:val="32"/>
+                <w:szCs w:val="40"/>
+                <w:lang w:bidi="ml-IN"/>
+              </w:rPr>
+              <w:t>–</w:t>
+            </w:r>
+            <w:proofErr w:type="spellStart"/>
             <w:r>
               <w:rPr>
                 <w:rFonts w:ascii="BRH Devanagari Extra" w:hAnsi="BRH Devanagari Extra" w:cs="BRH Devanagari Extra"/>
@@ -20197,19 +20276,9 @@
                 <w:szCs w:val="40"/>
                 <w:lang w:bidi="ml-IN"/>
               </w:rPr>
-              <w:t xml:space="preserve">uÉþiÉïiÉ | </w:t>
-            </w:r>
-          </w:p>
-          <w:p>
-            <w:pPr>
-              <w:spacing w:before="0" w:line="240" w:lineRule="auto"/>
-              <w:rPr>
-                <w:rFonts w:ascii="BRH Devanagari Extra" w:hAnsi="BRH Devanagari Extra" w:cs="BRH Devanagari Extra"/>
-                <w:color w:val="000000"/>
-                <w:sz w:val="40"/>
-                <w:szCs w:val="40"/>
-              </w:rPr>
-            </w:pPr>
+              <w:t>hÉÉ</w:t>
+            </w:r>
+            <w:proofErr w:type="spellEnd"/>
             <w:r>
               <w:rPr>
                 <w:rFonts w:ascii="BRH Devanagari Extra" w:hAnsi="BRH Devanagari Extra" w:cs="BRH Devanagari Extra"/>
@@ -20218,8 +20287,9 @@
                 <w:szCs w:val="40"/>
                 <w:lang w:bidi="ml-IN"/>
               </w:rPr>
-              <w:t>AÉ</w:t>
-            </w:r>
+              <w:t xml:space="preserve"> </w:t>
+            </w:r>
+            <w:proofErr w:type="spellStart"/>
             <w:r>
               <w:rPr>
                 <w:rFonts w:ascii="BRH Devanagari Extra" w:hAnsi="BRH Devanagari Extra" w:cs="BRH Devanagari Extra"/>
@@ -20228,8 +20298,9 @@
                 <w:szCs w:val="40"/>
                 <w:lang w:bidi="ml-IN"/>
               </w:rPr>
-              <w:t xml:space="preserve"> </w:t>
-            </w:r>
+              <w:t>uÉþiÉïiÉ</w:t>
+            </w:r>
+            <w:proofErr w:type="spellEnd"/>
             <w:r>
               <w:rPr>
                 <w:rFonts w:ascii="BRH Devanagari Extra" w:hAnsi="BRH Devanagari Extra" w:cs="BRH Devanagari Extra"/>
@@ -20238,7 +20309,60 @@
                 <w:szCs w:val="40"/>
                 <w:lang w:bidi="ml-IN"/>
               </w:rPr>
-              <w:t>uÉþiÉïiÉ |</w:t>
+              <w:t xml:space="preserve"> | </w:t>
+            </w:r>
+          </w:p>
+          <w:p>
+            <w:pPr>
+              <w:spacing w:before="0" w:line="240" w:lineRule="auto"/>
+              <w:rPr>
+                <w:rFonts w:ascii="BRH Devanagari Extra" w:hAnsi="BRH Devanagari Extra" w:cs="BRH Devanagari Extra"/>
+                <w:color w:val="000000"/>
+                <w:sz w:val="40"/>
+                <w:szCs w:val="40"/>
+              </w:rPr>
+            </w:pPr>
+            <w:r>
+              <w:rPr>
+                <w:rFonts w:ascii="BRH Devanagari Extra" w:hAnsi="BRH Devanagari Extra" w:cs="BRH Devanagari Extra"/>
+                <w:color w:val="000000"/>
+                <w:sz w:val="40"/>
+                <w:szCs w:val="40"/>
+                <w:lang w:bidi="ml-IN"/>
+              </w:rPr>
+              <w:t>AÉ</w:t>
+            </w:r>
+            <w:r>
+              <w:rPr>
+                <w:rFonts w:ascii="BRH Devanagari Extra" w:hAnsi="BRH Devanagari Extra" w:cs="BRH Devanagari Extra"/>
+                <w:color w:val="000000"/>
+                <w:sz w:val="40"/>
+                <w:szCs w:val="40"/>
+                <w:lang w:bidi="ml-IN"/>
+              </w:rPr>
+              <w:t xml:space="preserve"> </w:t>
+            </w:r>
+            <w:proofErr w:type="spellStart"/>
+            <w:r>
+              <w:rPr>
+                <w:rFonts w:ascii="BRH Devanagari Extra" w:hAnsi="BRH Devanagari Extra" w:cs="BRH Devanagari Extra"/>
+                <w:color w:val="000000"/>
+                <w:sz w:val="40"/>
+                <w:szCs w:val="40"/>
+                <w:lang w:bidi="ml-IN"/>
+              </w:rPr>
+              <w:t>uÉþiÉïiÉ</w:t>
+            </w:r>
+            <w:proofErr w:type="spellEnd"/>
+            <w:r>
+              <w:rPr>
+                <w:rFonts w:ascii="BRH Devanagari Extra" w:hAnsi="BRH Devanagari Extra" w:cs="BRH Devanagari Extra"/>
+                <w:color w:val="000000"/>
+                <w:sz w:val="40"/>
+                <w:szCs w:val="40"/>
+                <w:lang w:bidi="ml-IN"/>
+              </w:rPr>
+              <w:t xml:space="preserve"> |</w:t>
             </w:r>
           </w:p>
         </w:tc>
@@ -20269,18 +20393,9 @@
                 <w:szCs w:val="40"/>
                 <w:lang w:bidi="ml-IN"/>
               </w:rPr>
-              <w:t>xÉ SþÍ¤É</w:t>
-            </w:r>
-            <w:r>
-              <w:rPr>
-                <w:rFonts w:ascii="BRH Malayalam Extra" w:hAnsi="BRH Malayalam Extra" w:cs="BRH Devanagari Extra"/>
-                <w:color w:val="000000"/>
-                <w:sz w:val="32"/>
-                <w:szCs w:val="40"/>
-                <w:lang w:bidi="ml-IN"/>
-              </w:rPr>
-              <w:t>–</w:t>
-            </w:r>
+              <w:t xml:space="preserve">xÉ </w:t>
+            </w:r>
+            <w:proofErr w:type="spellStart"/>
             <w:r>
               <w:rPr>
                 <w:rFonts w:ascii="BRH Devanagari Extra" w:hAnsi="BRH Devanagari Extra" w:cs="BRH Devanagari Extra"/>
@@ -20289,8 +20404,9 @@
                 <w:szCs w:val="40"/>
                 <w:lang w:bidi="ml-IN"/>
               </w:rPr>
-              <w:t>hÉÉ | S</w:t>
-            </w:r>
+              <w:t>SþÍ¤É</w:t>
+            </w:r>
+            <w:proofErr w:type="spellEnd"/>
             <w:r>
               <w:rPr>
                 <w:rFonts w:ascii="BRH Malayalam Extra" w:hAnsi="BRH Malayalam Extra" w:cs="BRH Devanagari Extra"/>
@@ -20301,6 +20417,7 @@
               </w:rPr>
               <w:t>–</w:t>
             </w:r>
+            <w:proofErr w:type="spellStart"/>
             <w:r>
               <w:rPr>
                 <w:rFonts w:ascii="BRH Devanagari Extra" w:hAnsi="BRH Devanagari Extra" w:cs="BRH Devanagari Extra"/>
@@ -20309,7 +20426,18 @@
                 <w:szCs w:val="40"/>
                 <w:lang w:bidi="ml-IN"/>
               </w:rPr>
-              <w:t>Í¤É</w:t>
+              <w:t>hÉÉ</w:t>
+            </w:r>
+            <w:proofErr w:type="spellEnd"/>
+            <w:r>
+              <w:rPr>
+                <w:rFonts w:ascii="BRH Devanagari Extra" w:hAnsi="BRH Devanagari Extra" w:cs="BRH Devanagari Extra"/>
+                <w:color w:val="000000"/>
+                <w:sz w:val="40"/>
+                <w:szCs w:val="40"/>
+                <w:lang w:bidi="ml-IN"/>
+              </w:rPr>
+              <w:t xml:space="preserve"> | S</w:t>
             </w:r>
             <w:r>
               <w:rPr>
@@ -20321,6 +20449,27 @@
               </w:rPr>
               <w:t>–</w:t>
             </w:r>
+            <w:r>
+              <w:rPr>
+                <w:rFonts w:ascii="BRH Devanagari Extra" w:hAnsi="BRH Devanagari Extra" w:cs="BRH Devanagari Extra"/>
+                <w:color w:val="000000"/>
+                <w:sz w:val="40"/>
+                <w:szCs w:val="40"/>
+                <w:lang w:bidi="ml-IN"/>
+              </w:rPr>
+              <w:t>Í¤É</w:t>
+            </w:r>
+            <w:r>
+              <w:rPr>
+                <w:rFonts w:ascii="BRH Malayalam Extra" w:hAnsi="BRH Malayalam Extra" w:cs="BRH Devanagari Extra"/>
+                <w:color w:val="000000"/>
+                <w:sz w:val="32"/>
+                <w:szCs w:val="40"/>
+                <w:lang w:bidi="ml-IN"/>
+              </w:rPr>
+              <w:t>–</w:t>
+            </w:r>
+            <w:proofErr w:type="spellStart"/>
             <w:r>
               <w:rPr>
                 <w:rFonts w:ascii="BRH Devanagari Extra" w:hAnsi="BRH Devanagari Extra" w:cs="BRH Devanagari Extra"/>
@@ -20350,7 +20499,18 @@
                 <w:szCs w:val="40"/>
                 <w:lang w:bidi="ml-IN"/>
               </w:rPr>
-              <w:t xml:space="preserve">uÉþiÉïiÉ | </w:t>
+              <w:t>uÉþiÉïiÉ</w:t>
+            </w:r>
+            <w:proofErr w:type="spellEnd"/>
+            <w:r>
+              <w:rPr>
+                <w:rFonts w:ascii="BRH Devanagari Extra" w:hAnsi="BRH Devanagari Extra" w:cs="BRH Devanagari Extra"/>
+                <w:color w:val="000000"/>
+                <w:sz w:val="40"/>
+                <w:szCs w:val="40"/>
+                <w:lang w:bidi="ml-IN"/>
+              </w:rPr>
+              <w:t xml:space="preserve"> | </w:t>
             </w:r>
           </w:p>
           <w:p>
@@ -20388,6 +20548,7 @@
               </w:rPr>
               <w:t xml:space="preserve"> </w:t>
             </w:r>
+            <w:proofErr w:type="spellStart"/>
             <w:r>
               <w:rPr>
                 <w:rFonts w:ascii="BRH Devanagari Extra" w:hAnsi="BRH Devanagari Extra" w:cs="BRH Devanagari Extra"/>
@@ -20407,7 +20568,18 @@
                 <w:szCs w:val="40"/>
                 <w:lang w:bidi="ml-IN"/>
               </w:rPr>
-              <w:t xml:space="preserve">uÉþiÉïiÉ | </w:t>
+              <w:t>uÉþiÉïiÉ</w:t>
+            </w:r>
+            <w:proofErr w:type="spellEnd"/>
+            <w:r>
+              <w:rPr>
+                <w:rFonts w:ascii="BRH Devanagari Extra" w:hAnsi="BRH Devanagari Extra" w:cs="BRH Devanagari Extra"/>
+                <w:color w:val="000000"/>
+                <w:sz w:val="40"/>
+                <w:szCs w:val="40"/>
+                <w:lang w:bidi="ml-IN"/>
+              </w:rPr>
+              <w:t xml:space="preserve"> | </w:t>
             </w:r>
           </w:p>
           <w:p>
@@ -20424,6 +20596,7 @@
                 <w:szCs w:val="40"/>
               </w:rPr>
             </w:pPr>
+            <w:proofErr w:type="spellStart"/>
             <w:r>
               <w:rPr>
                 <w:rFonts w:cs="Arial"/>
@@ -20431,7 +20604,17 @@
                 <w:sz w:val="28"/>
                 <w:szCs w:val="28"/>
               </w:rPr>
-              <w:t>Trikrama correction done.</w:t>
+              <w:t>Trikrama</w:t>
+            </w:r>
+            <w:proofErr w:type="spellEnd"/>
+            <w:r>
+              <w:rPr>
+                <w:rFonts w:cs="Arial"/>
+                <w:color w:val="000000"/>
+                <w:sz w:val="28"/>
+                <w:szCs w:val="28"/>
+              </w:rPr>
+              <w:t xml:space="preserve"> correction done.</w:t>
             </w:r>
             <w:r>
               <w:rPr>
@@ -20476,7 +20659,27 @@
                 <w:sz w:val="28"/>
                 <w:szCs w:val="28"/>
               </w:rPr>
-              <w:t>’ trikramam)</w:t>
+              <w:t xml:space="preserve">’ </w:t>
+            </w:r>
+            <w:proofErr w:type="spellStart"/>
+            <w:r>
+              <w:rPr>
+                <w:rFonts w:cs="Arial"/>
+                <w:color w:val="000000"/>
+                <w:sz w:val="28"/>
+                <w:szCs w:val="28"/>
+              </w:rPr>
+              <w:t>trikramam</w:t>
+            </w:r>
+            <w:proofErr w:type="spellEnd"/>
+            <w:r>
+              <w:rPr>
+                <w:rFonts w:cs="Arial"/>
+                <w:color w:val="000000"/>
+                <w:sz w:val="28"/>
+                <w:szCs w:val="28"/>
+              </w:rPr>
+              <w:t>)</w:t>
             </w:r>
           </w:p>
         </w:tc>
